--- a/protocol/src/main/resources/contest_template.docx
+++ b/protocol/src/main/resources/contest_template.docx
@@ -243,27 +243,7 @@
                 <w:sz w:val="24"/>
                 <w:lang w:val="en-US"/>
               </w:rPr>
-              <w:t>{{</w:t>
-            </w:r>
-            <w:proofErr w:type="spellStart"/>
-            <w:r>
-              <w:rPr>
-                <w:b/>
-                <w:bCs/>
-                <w:sz w:val="24"/>
-                <w:lang w:val="en-US"/>
-              </w:rPr>
-              <w:t>projectName</w:t>
-            </w:r>
-            <w:proofErr w:type="spellEnd"/>
-            <w:r>
-              <w:rPr>
-                <w:b/>
-                <w:bCs/>
-                <w:sz w:val="24"/>
-                <w:lang w:val="en-US"/>
-              </w:rPr>
-              <w:t>}}</w:t>
+              <w:t>{{projectName}}</w:t>
             </w:r>
           </w:p>
         </w:tc>
@@ -484,14 +464,12 @@
               </w:rPr>
               <w:t>*</w:t>
             </w:r>
-            <w:proofErr w:type="spellStart"/>
             <w:r>
               <w:rPr>
                 <w:sz w:val="24"/>
               </w:rPr>
               <w:t>scientificArea</w:t>
             </w:r>
-            <w:proofErr w:type="spellEnd"/>
             <w:r>
               <w:rPr>
                 <w:sz w:val="24"/>
@@ -839,11 +817,9 @@
                 <w:i/>
                 <w:sz w:val="23"/>
                 <w:szCs w:val="23"/>
-                <w:lang w:val="en-US"/>
               </w:rPr>
               <w:t>*</w:t>
             </w:r>
-            <w:proofErr w:type="spellStart"/>
             <w:r>
               <w:rPr>
                 <w:i/>
@@ -862,7 +838,6 @@
               </w:rPr>
               <w:t>oals</w:t>
             </w:r>
-            <w:proofErr w:type="spellEnd"/>
             <w:r>
               <w:rPr>
                 <w:i/>
@@ -908,6 +883,120 @@
               </w:rPr>
               <w:t>{{</w:t>
             </w:r>
+            <w:r>
+              <w:rPr>
+                <w:i/>
+                <w:sz w:val="23"/>
+                <w:szCs w:val="23"/>
+              </w:rPr>
+              <w:t>*</w:t>
+            </w:r>
+            <w:r>
+              <w:rPr>
+                <w:i/>
+                <w:sz w:val="23"/>
+                <w:szCs w:val="23"/>
+              </w:rPr>
+              <w:t>annotationRelevance</w:t>
+            </w:r>
+            <w:r>
+              <w:rPr>
+                <w:i/>
+                <w:sz w:val="23"/>
+                <w:szCs w:val="23"/>
+              </w:rPr>
+              <w:t>}}</w:t>
+            </w:r>
+          </w:p>
+          <w:p>
+            <w:pPr>
+              <w:pStyle w:val="TableParagraph"/>
+              <w:rPr>
+                <w:i/>
+                <w:sz w:val="23"/>
+                <w:szCs w:val="23"/>
+              </w:rPr>
+            </w:pPr>
+            <w:r>
+              <w:rPr>
+                <w:i/>
+                <w:sz w:val="23"/>
+                <w:szCs w:val="23"/>
+              </w:rPr>
+              <w:t>Научная новизна:</w:t>
+            </w:r>
+          </w:p>
+          <w:p>
+            <w:pPr>
+              <w:pStyle w:val="TableParagraph"/>
+              <w:ind w:left="720"/>
+              <w:rPr>
+                <w:i/>
+                <w:sz w:val="23"/>
+                <w:szCs w:val="23"/>
+              </w:rPr>
+            </w:pPr>
+            <w:r>
+              <w:rPr>
+                <w:i/>
+                <w:sz w:val="23"/>
+                <w:szCs w:val="23"/>
+              </w:rPr>
+              <w:t>{{</w:t>
+            </w:r>
+            <w:r>
+              <w:rPr>
+                <w:i/>
+                <w:sz w:val="23"/>
+                <w:szCs w:val="23"/>
+              </w:rPr>
+              <w:t>*</w:t>
+            </w:r>
+            <w:r>
+              <w:rPr>
+                <w:i/>
+                <w:sz w:val="23"/>
+                <w:szCs w:val="23"/>
+              </w:rPr>
+              <w:t>annotationNovelty</w:t>
+            </w:r>
+            <w:r>
+              <w:rPr>
+                <w:i/>
+                <w:sz w:val="23"/>
+                <w:szCs w:val="23"/>
+              </w:rPr>
+              <w:t>}}</w:t>
+            </w:r>
+          </w:p>
+          <w:p>
+            <w:pPr>
+              <w:pStyle w:val="TableParagraph"/>
+              <w:rPr>
+                <w:i/>
+                <w:sz w:val="23"/>
+                <w:szCs w:val="23"/>
+              </w:rPr>
+            </w:pPr>
+            <w:r>
+              <w:rPr>
+                <w:i/>
+                <w:sz w:val="23"/>
+                <w:szCs w:val="23"/>
+              </w:rPr>
+              <w:t>Планируемые научные результаты:</w:t>
+            </w:r>
+          </w:p>
+          <w:p>
+            <w:pPr>
+              <w:pStyle w:val="TableParagraph"/>
+              <w:ind w:left="720"/>
+              <w:rPr>
+                <w:i/>
+                <w:sz w:val="23"/>
+                <w:szCs w:val="23"/>
+              </w:rPr>
+            </w:pPr>
             <w:r>
               <w:rPr>
                 <w:i/>
@@ -915,61 +1004,6 @@
                 <w:szCs w:val="23"/>
                 <w:lang w:val="en-US"/>
               </w:rPr>
-              <w:t>*</w:t>
-            </w:r>
-            <w:proofErr w:type="spellStart"/>
-            <w:r>
-              <w:rPr>
-                <w:i/>
-                <w:sz w:val="23"/>
-                <w:szCs w:val="23"/>
-              </w:rPr>
-              <w:t>annotationRelevance</w:t>
-            </w:r>
-            <w:proofErr w:type="spellEnd"/>
-            <w:r>
-              <w:rPr>
-                <w:i/>
-                <w:sz w:val="23"/>
-                <w:szCs w:val="23"/>
-              </w:rPr>
-              <w:t>}}</w:t>
-            </w:r>
-          </w:p>
-          <w:p>
-            <w:pPr>
-              <w:pStyle w:val="TableParagraph"/>
-              <w:rPr>
-                <w:i/>
-                <w:sz w:val="23"/>
-                <w:szCs w:val="23"/>
-              </w:rPr>
-            </w:pPr>
-            <w:r>
-              <w:rPr>
-                <w:i/>
-                <w:sz w:val="23"/>
-                <w:szCs w:val="23"/>
-              </w:rPr>
-              <w:t>Научная новизна:</w:t>
-            </w:r>
-          </w:p>
-          <w:p>
-            <w:pPr>
-              <w:pStyle w:val="TableParagraph"/>
-              <w:ind w:left="720"/>
-              <w:rPr>
-                <w:i/>
-                <w:sz w:val="23"/>
-                <w:szCs w:val="23"/>
-              </w:rPr>
-            </w:pPr>
-            <w:r>
-              <w:rPr>
-                <w:i/>
-                <w:sz w:val="23"/>
-                <w:szCs w:val="23"/>
-              </w:rPr>
               <w:t>{{</w:t>
             </w:r>
             <w:r>
@@ -981,81 +1015,14 @@
               </w:rPr>
               <w:t>*</w:t>
             </w:r>
-            <w:proofErr w:type="spellStart"/>
             <w:r>
               <w:rPr>
                 <w:i/>
                 <w:sz w:val="23"/>
                 <w:szCs w:val="23"/>
               </w:rPr>
-              <w:t>annotationNovelty</w:t>
-            </w:r>
-            <w:proofErr w:type="spellEnd"/>
-            <w:r>
-              <w:rPr>
-                <w:i/>
-                <w:sz w:val="23"/>
-                <w:szCs w:val="23"/>
-              </w:rPr>
-              <w:t>}}</w:t>
-            </w:r>
-          </w:p>
-          <w:p>
-            <w:pPr>
-              <w:pStyle w:val="TableParagraph"/>
-              <w:rPr>
-                <w:i/>
-                <w:sz w:val="23"/>
-                <w:szCs w:val="23"/>
-              </w:rPr>
-            </w:pPr>
-            <w:r>
-              <w:rPr>
-                <w:i/>
-                <w:sz w:val="23"/>
-                <w:szCs w:val="23"/>
-              </w:rPr>
-              <w:t>Планируемые научные результаты:</w:t>
-            </w:r>
-          </w:p>
-          <w:p>
-            <w:pPr>
-              <w:pStyle w:val="TableParagraph"/>
-              <w:ind w:left="720"/>
-              <w:rPr>
-                <w:i/>
-                <w:sz w:val="23"/>
-                <w:szCs w:val="23"/>
-              </w:rPr>
-            </w:pPr>
-            <w:r>
-              <w:rPr>
-                <w:i/>
-                <w:sz w:val="23"/>
-                <w:szCs w:val="23"/>
-                <w:lang w:val="en-US"/>
-              </w:rPr>
-              <w:t>{{</w:t>
-            </w:r>
-            <w:r>
-              <w:rPr>
-                <w:i/>
-                <w:sz w:val="23"/>
-                <w:szCs w:val="23"/>
-                <w:lang w:val="en-US"/>
-              </w:rPr>
-              <w:t>*</w:t>
-            </w:r>
-            <w:proofErr w:type="spellStart"/>
-            <w:r>
-              <w:rPr>
-                <w:i/>
-                <w:sz w:val="23"/>
-                <w:szCs w:val="23"/>
-              </w:rPr>
               <w:t>plannedScientificResults</w:t>
             </w:r>
-            <w:proofErr w:type="spellEnd"/>
             <w:r>
               <w:rPr>
                 <w:i/>
@@ -1242,7 +1209,6 @@
               </w:rPr>
               <w:t>{{</w:t>
             </w:r>
-            <w:proofErr w:type="spellStart"/>
             <w:r>
               <w:rPr>
                 <w:b/>
@@ -1251,7 +1217,6 @@
               </w:rPr>
               <w:t>mainEducationalOrScientificUnit</w:t>
             </w:r>
-            <w:proofErr w:type="spellEnd"/>
             <w:r>
               <w:rPr>
                 <w:b/>
@@ -1401,50 +1366,15 @@
               <w:ind w:left="110"/>
               <w:rPr>
                 <w:sz w:val="24"/>
-              </w:rPr>
-            </w:pPr>
-            <w:r>
-              <w:rPr>
-                <w:sz w:val="24"/>
-              </w:rPr>
-              <w:t>«</w:t>
-            </w:r>
-            <w:r>
-              <w:rPr>
-                <w:sz w:val="24"/>
-              </w:rPr>
-              <w:t>18</w:t>
-            </w:r>
-            <w:r>
-              <w:rPr>
-                <w:sz w:val="24"/>
-              </w:rPr>
-              <w:t>»</w:t>
-            </w:r>
-            <w:r>
-              <w:rPr>
-                <w:sz w:val="24"/>
-              </w:rPr>
-              <w:tab/>
-            </w:r>
-            <w:r>
-              <w:rPr>
-                <w:sz w:val="24"/>
-              </w:rPr>
-              <w:t>09.</w:t>
-            </w:r>
-            <w:r>
-              <w:rPr>
-                <w:sz w:val="24"/>
-                <w:u w:val="single"/>
-              </w:rPr>
-              <w:t xml:space="preserve"> </w:t>
-            </w:r>
-            <w:r>
-              <w:rPr>
-                <w:sz w:val="24"/>
-              </w:rPr>
-              <w:t>2024 г</w:t>
+                <w:lang w:val="en-US"/>
+              </w:rPr>
+            </w:pPr>
+            <w:r>
+              <w:rPr>
+                <w:sz w:val="24"/>
+                <w:lang w:val="en-US"/>
+              </w:rPr>
+              <w:t>{{date}}</w:t>
             </w:r>
           </w:p>
         </w:tc>
@@ -1489,27 +1419,20 @@
           <w:p>
             <w:pPr>
               <w:pStyle w:val="TableParagraph"/>
-              <w:ind w:left="110"/>
-              <w:rPr>
-                <w:sz w:val="24"/>
-              </w:rPr>
-            </w:pPr>
-            <w:r>
-              <w:rPr>
-                <w:sz w:val="24"/>
-              </w:rPr>
-              <w:t>Кройтор Олег Константинович</w:t>
-            </w:r>
-          </w:p>
-          <w:p>
-            <w:pPr>
-              <w:pStyle w:val="TableParagraph"/>
               <w:spacing w:before="16" w:line="272" w:lineRule="exact"/>
               <w:ind w:left="110"/>
               <w:rPr>
                 <w:sz w:val="24"/>
-              </w:rPr>
-            </w:pPr>
+                <w:lang w:val="en-US"/>
+              </w:rPr>
+            </w:pPr>
+            <w:r>
+              <w:rPr>
+                <w:sz w:val="24"/>
+                <w:lang w:val="en-US"/>
+              </w:rPr>
+              <w:t>{{projectSupervisor}}</w:t>
+            </w:r>
           </w:p>
           <w:p>
             <w:pPr>
@@ -1770,44 +1693,9 @@
                 <w:b/>
                 <w:bCs/>
                 <w:sz w:val="24"/>
-              </w:rPr>
-              <w:t xml:space="preserve">Разработка и тестирование реализации </w:t>
-            </w:r>
-            <w:proofErr w:type="spellStart"/>
-            <w:r>
-              <w:rPr>
-                <w:b/>
-                <w:bCs/>
-                <w:sz w:val="24"/>
-              </w:rPr>
-              <w:t>инволютивного</w:t>
-            </w:r>
-            <w:proofErr w:type="spellEnd"/>
-            <w:r>
-              <w:rPr>
-                <w:b/>
-                <w:bCs/>
-                <w:sz w:val="24"/>
-              </w:rPr>
-              <w:t xml:space="preserve"> алгоритма вычисления базисов </w:t>
-            </w:r>
-            <w:proofErr w:type="spellStart"/>
-            <w:r>
-              <w:rPr>
-                <w:b/>
-                <w:bCs/>
-                <w:sz w:val="24"/>
-              </w:rPr>
-              <w:t>Грёбнера</w:t>
-            </w:r>
-            <w:proofErr w:type="spellEnd"/>
-            <w:r>
-              <w:rPr>
-                <w:b/>
-                <w:bCs/>
-                <w:sz w:val="24"/>
-              </w:rPr>
-              <w:t xml:space="preserve"> идеалов полиномиальных и дифференциальных колец</w:t>
+                <w:lang w:val="en-US"/>
+              </w:rPr>
+              <w:t>{{projectName}}</w:t>
             </w:r>
           </w:p>
         </w:tc>
@@ -1872,98 +1760,9 @@
                 <w:b/>
                 <w:bCs/>
                 <w:sz w:val="24"/>
-              </w:rPr>
-              <w:t xml:space="preserve">Компьютерная алгебра, Трудоёмкие вычисления, Полиномиальные идеалы, базисы </w:t>
-            </w:r>
-            <w:proofErr w:type="spellStart"/>
-            <w:r>
-              <w:rPr>
-                <w:b/>
-                <w:bCs/>
-                <w:sz w:val="24"/>
-              </w:rPr>
-              <w:t>Грёбнера</w:t>
-            </w:r>
-            <w:proofErr w:type="spellEnd"/>
-            <w:r>
-              <w:rPr>
-                <w:b/>
-                <w:bCs/>
-                <w:sz w:val="24"/>
-              </w:rPr>
-              <w:t xml:space="preserve">, </w:t>
-            </w:r>
-            <w:proofErr w:type="spellStart"/>
-            <w:r>
-              <w:rPr>
-                <w:b/>
-                <w:bCs/>
-                <w:sz w:val="24"/>
-              </w:rPr>
-              <w:t>инволютивное</w:t>
-            </w:r>
-            <w:proofErr w:type="spellEnd"/>
-            <w:r>
-              <w:rPr>
-                <w:b/>
-                <w:bCs/>
-                <w:sz w:val="24"/>
-              </w:rPr>
-              <w:t xml:space="preserve"> </w:t>
-            </w:r>
-            <w:proofErr w:type="spellStart"/>
-            <w:r>
-              <w:rPr>
-                <w:b/>
-                <w:bCs/>
-                <w:sz w:val="24"/>
-              </w:rPr>
-              <w:t>мономиальное</w:t>
-            </w:r>
-            <w:proofErr w:type="spellEnd"/>
-            <w:r>
-              <w:rPr>
-                <w:b/>
-                <w:bCs/>
-                <w:sz w:val="24"/>
-              </w:rPr>
-              <w:t xml:space="preserve"> деление, полиномиальная редукция, цепной критерий </w:t>
-            </w:r>
-            <w:proofErr w:type="spellStart"/>
-            <w:r>
-              <w:rPr>
-                <w:b/>
-                <w:bCs/>
-                <w:sz w:val="24"/>
-              </w:rPr>
-              <w:t>Бухбергера</w:t>
-            </w:r>
-            <w:proofErr w:type="spellEnd"/>
-            <w:r>
-              <w:rPr>
-                <w:b/>
-                <w:bCs/>
-                <w:sz w:val="24"/>
-              </w:rPr>
-              <w:t xml:space="preserve">, </w:t>
-            </w:r>
-            <w:proofErr w:type="spellStart"/>
-            <w:r>
-              <w:rPr>
-                <w:b/>
-                <w:bCs/>
-                <w:sz w:val="24"/>
-              </w:rPr>
-              <w:t>инволютивные</w:t>
-            </w:r>
-            <w:proofErr w:type="spellEnd"/>
-            <w:r>
-              <w:rPr>
-                <w:b/>
-                <w:bCs/>
-                <w:sz w:val="24"/>
-              </w:rPr>
-              <w:t xml:space="preserve"> базисы</w:t>
+                <w:lang w:val="en-US"/>
+              </w:rPr>
+              <w:t>{{keywords}}</w:t>
             </w:r>
           </w:p>
         </w:tc>
@@ -2083,328 +1882,12 @@
           <w:p>
             <w:pPr>
               <w:pStyle w:val="TableParagraph"/>
-              <w:numPr>
-                <w:ilvl w:val="0"/>
-                <w:numId w:val="12"/>
-              </w:numPr>
-              <w:tabs>
-                <w:tab w:val="left" w:pos="829"/>
-                <w:tab w:val="left" w:pos="830"/>
-              </w:tabs>
-              <w:rPr>
-                <w:b/>
-                <w:bCs/>
-                <w:i/>
-                <w:sz w:val="24"/>
-              </w:rPr>
-            </w:pPr>
-            <w:r>
-              <w:rPr>
-                <w:sz w:val="24"/>
-                <w:lang w:val="en-US"/>
-              </w:rPr>
-              <w:t>OCED</w:t>
-            </w:r>
-            <w:r>
-              <w:rPr>
-                <w:spacing w:val="-7"/>
-                <w:sz w:val="24"/>
-                <w:lang w:val="en-US"/>
-              </w:rPr>
-              <w:t xml:space="preserve"> </w:t>
-            </w:r>
-            <w:r>
-              <w:rPr>
-                <w:sz w:val="24"/>
-                <w:lang w:val="en-US"/>
-              </w:rPr>
-              <w:t>(</w:t>
-            </w:r>
-            <w:hyperlink r:id="rId8">
-              <w:r>
-                <w:rPr>
-                  <w:sz w:val="24"/>
-                  <w:u w:val="single"/>
-                  <w:lang w:val="en-US"/>
-                </w:rPr>
-                <w:t>http://oecd.org/science/inno/38235147.pdf</w:t>
-              </w:r>
-            </w:hyperlink>
-            <w:r>
-              <w:rPr>
-                <w:sz w:val="24"/>
-                <w:lang w:val="en-US"/>
-              </w:rPr>
-              <w:t>):</w:t>
-            </w:r>
-            <w:r>
-              <w:rPr>
-                <w:spacing w:val="-8"/>
-                <w:sz w:val="24"/>
-                <w:lang w:val="en-US"/>
-              </w:rPr>
-              <w:t xml:space="preserve"> </w:t>
-            </w:r>
-            <w:r>
-              <w:rPr>
-                <w:b/>
-                <w:bCs/>
-                <w:i/>
-                <w:sz w:val="24"/>
-                <w:lang w:val="en-US"/>
-              </w:rPr>
-              <w:t xml:space="preserve">1. </w:t>
-            </w:r>
-            <w:r>
-              <w:rPr>
-                <w:b/>
-                <w:bCs/>
-                <w:i/>
-                <w:sz w:val="24"/>
-              </w:rPr>
-              <w:t xml:space="preserve">Natural </w:t>
-            </w:r>
-            <w:proofErr w:type="spellStart"/>
-            <w:r>
-              <w:rPr>
-                <w:b/>
-                <w:bCs/>
-                <w:i/>
-                <w:sz w:val="24"/>
-              </w:rPr>
-              <w:t>sciences</w:t>
-            </w:r>
-            <w:proofErr w:type="spellEnd"/>
-            <w:r>
-              <w:rPr>
-                <w:b/>
-                <w:bCs/>
-                <w:i/>
-                <w:sz w:val="24"/>
-              </w:rPr>
-              <w:t xml:space="preserve">; 1.2 Computer </w:t>
-            </w:r>
-            <w:proofErr w:type="spellStart"/>
-            <w:r>
-              <w:rPr>
-                <w:b/>
-                <w:bCs/>
-                <w:i/>
-                <w:sz w:val="24"/>
-              </w:rPr>
-              <w:t>and</w:t>
-            </w:r>
-            <w:proofErr w:type="spellEnd"/>
-            <w:r>
-              <w:rPr>
-                <w:b/>
-                <w:bCs/>
-                <w:i/>
-                <w:sz w:val="24"/>
-              </w:rPr>
-              <w:t xml:space="preserve"> </w:t>
-            </w:r>
-            <w:proofErr w:type="spellStart"/>
-            <w:r>
-              <w:rPr>
-                <w:b/>
-                <w:bCs/>
-                <w:i/>
-                <w:sz w:val="24"/>
-              </w:rPr>
-              <w:t>information</w:t>
-            </w:r>
-            <w:proofErr w:type="spellEnd"/>
-            <w:r>
-              <w:rPr>
-                <w:b/>
-                <w:bCs/>
-                <w:i/>
-                <w:sz w:val="24"/>
-              </w:rPr>
-              <w:t xml:space="preserve"> </w:t>
-            </w:r>
-            <w:proofErr w:type="spellStart"/>
-            <w:r>
-              <w:rPr>
-                <w:b/>
-                <w:bCs/>
-                <w:i/>
-                <w:sz w:val="24"/>
-              </w:rPr>
-              <w:t>sciences</w:t>
-            </w:r>
-            <w:proofErr w:type="spellEnd"/>
-          </w:p>
-          <w:p>
-            <w:pPr>
-              <w:pStyle w:val="TableParagraph"/>
-              <w:numPr>
-                <w:ilvl w:val="0"/>
-                <w:numId w:val="12"/>
-              </w:numPr>
-              <w:tabs>
-                <w:tab w:val="left" w:pos="829"/>
-                <w:tab w:val="left" w:pos="830"/>
-              </w:tabs>
-              <w:rPr>
-                <w:b/>
-                <w:bCs/>
-                <w:i/>
-                <w:sz w:val="24"/>
-                <w:lang w:val="en-US"/>
-              </w:rPr>
-            </w:pPr>
-            <w:r>
-              <w:rPr>
-                <w:sz w:val="24"/>
-              </w:rPr>
-              <w:t>Приоритетное</w:t>
-            </w:r>
-            <w:r>
-              <w:rPr>
-                <w:spacing w:val="-3"/>
-                <w:sz w:val="24"/>
-                <w:lang w:val="en-US"/>
-              </w:rPr>
-              <w:t xml:space="preserve"> </w:t>
-            </w:r>
-            <w:r>
-              <w:rPr>
-                <w:sz w:val="24"/>
-              </w:rPr>
-              <w:t>направление</w:t>
-            </w:r>
-            <w:r>
-              <w:rPr>
-                <w:spacing w:val="-3"/>
-                <w:sz w:val="24"/>
-                <w:lang w:val="en-US"/>
-              </w:rPr>
-              <w:t xml:space="preserve"> </w:t>
-            </w:r>
-            <w:r>
-              <w:rPr>
-                <w:sz w:val="24"/>
-              </w:rPr>
-              <w:t>СНТР</w:t>
-            </w:r>
-            <w:r>
-              <w:rPr>
-                <w:sz w:val="24"/>
-                <w:lang w:val="en-US"/>
-              </w:rPr>
-              <w:t>:</w:t>
-            </w:r>
-            <w:r>
-              <w:rPr>
-                <w:spacing w:val="-2"/>
-                <w:sz w:val="24"/>
-                <w:lang w:val="en-US"/>
-              </w:rPr>
-              <w:t xml:space="preserve"> </w:t>
-            </w:r>
-            <w:r>
-              <w:rPr>
-                <w:b/>
-                <w:bCs/>
-                <w:i/>
-                <w:sz w:val="24"/>
-                <w:lang w:val="en-US"/>
-              </w:rPr>
-              <w:t xml:space="preserve">1. </w:t>
-            </w:r>
-            <w:r>
-              <w:rPr>
-                <w:b/>
-                <w:bCs/>
-                <w:i/>
-                <w:sz w:val="24"/>
-                <w:lang w:val="en-US"/>
-              </w:rPr>
-              <w:t>Natural sciences; 1.2 Computer and information sciences</w:t>
-            </w:r>
-          </w:p>
-          <w:p>
-            <w:pPr>
-              <w:pStyle w:val="TableParagraph"/>
-              <w:numPr>
-                <w:ilvl w:val="0"/>
-                <w:numId w:val="10"/>
-              </w:numPr>
-              <w:tabs>
-                <w:tab w:val="left" w:pos="829"/>
-                <w:tab w:val="left" w:pos="830"/>
-              </w:tabs>
-              <w:spacing w:before="18"/>
-              <w:rPr>
-                <w:i/>
-                <w:sz w:val="24"/>
-              </w:rPr>
-            </w:pPr>
-            <w:r>
-              <w:rPr>
-                <w:sz w:val="24"/>
-              </w:rPr>
-              <w:t>ГРНТИ</w:t>
-            </w:r>
-            <w:r>
-              <w:rPr>
-                <w:spacing w:val="-4"/>
-                <w:sz w:val="24"/>
-              </w:rPr>
-              <w:t xml:space="preserve"> </w:t>
-            </w:r>
-            <w:r>
-              <w:rPr>
-                <w:sz w:val="24"/>
-              </w:rPr>
-              <w:t>(</w:t>
-            </w:r>
-            <w:hyperlink r:id="rId9">
-              <w:r>
-                <w:rPr>
-                  <w:sz w:val="24"/>
-                  <w:u w:val="single"/>
-                </w:rPr>
-                <w:t>https://grnti.ru/</w:t>
-              </w:r>
-            </w:hyperlink>
-            <w:r>
-              <w:rPr>
-                <w:sz w:val="24"/>
-              </w:rPr>
-              <w:t>):</w:t>
-            </w:r>
-            <w:r>
-              <w:rPr>
-                <w:spacing w:val="-5"/>
-                <w:sz w:val="24"/>
-              </w:rPr>
-              <w:t xml:space="preserve"> </w:t>
-            </w:r>
-            <w:r>
-              <w:rPr>
-                <w:b/>
-                <w:bCs/>
-                <w:i/>
-                <w:sz w:val="24"/>
-              </w:rPr>
-              <w:t>27.41.15: Численные методы алгебры</w:t>
-            </w:r>
-          </w:p>
-          <w:p>
-            <w:pPr>
-              <w:pStyle w:val="TableParagraph"/>
-              <w:numPr>
-                <w:ilvl w:val="0"/>
-                <w:numId w:val="10"/>
-              </w:numPr>
               <w:tabs>
                 <w:tab w:val="left" w:pos="829"/>
                 <w:tab w:val="left" w:pos="830"/>
               </w:tabs>
               <w:spacing w:before="16" w:line="291" w:lineRule="exact"/>
+              <w:ind w:left="830"/>
               <w:rPr>
                 <w:i/>
                 <w:sz w:val="24"/>
@@ -2412,75 +1895,23 @@
             </w:pPr>
             <w:r>
               <w:rPr>
-                <w:spacing w:val="-2"/>
-                <w:sz w:val="24"/>
-              </w:rPr>
-              <w:t>Приоритетное</w:t>
-            </w:r>
-            <w:r>
-              <w:rPr>
-                <w:spacing w:val="1"/>
-                <w:sz w:val="24"/>
-              </w:rPr>
-              <w:t xml:space="preserve"> </w:t>
-            </w:r>
-            <w:r>
-              <w:rPr>
-                <w:spacing w:val="-2"/>
-                <w:sz w:val="24"/>
-              </w:rPr>
-              <w:t>направление</w:t>
-            </w:r>
-            <w:r>
-              <w:rPr>
-                <w:spacing w:val="1"/>
-                <w:sz w:val="24"/>
-              </w:rPr>
-              <w:t xml:space="preserve"> </w:t>
-            </w:r>
-            <w:r>
-              <w:rPr>
-                <w:spacing w:val="-1"/>
-                <w:sz w:val="24"/>
-              </w:rPr>
-              <w:t>РУДН</w:t>
-            </w:r>
-            <w:r>
-              <w:rPr>
-                <w:sz w:val="24"/>
-              </w:rPr>
-              <w:t xml:space="preserve"> </w:t>
-            </w:r>
-            <w:r>
-              <w:rPr>
-                <w:spacing w:val="-1"/>
-                <w:sz w:val="24"/>
-              </w:rPr>
-              <w:t>(при</w:t>
-            </w:r>
-            <w:r>
-              <w:rPr>
-                <w:spacing w:val="2"/>
-                <w:sz w:val="24"/>
-              </w:rPr>
-              <w:t xml:space="preserve"> </w:t>
-            </w:r>
-            <w:r>
-              <w:rPr>
-                <w:spacing w:val="-1"/>
-                <w:sz w:val="24"/>
-              </w:rPr>
-              <w:t xml:space="preserve">наличии): </w:t>
-            </w:r>
-            <w:r>
-              <w:rPr>
-                <w:b/>
-                <w:bCs/>
-                <w:iCs/>
-                <w:spacing w:val="-1"/>
-                <w:sz w:val="24"/>
-              </w:rPr>
-              <w:t>компьютерные науки</w:t>
+                <w:sz w:val="24"/>
+                <w:lang w:val="en-US"/>
+              </w:rPr>
+              <w:t>{{*</w:t>
+            </w:r>
+            <w:r>
+              <w:rPr>
+                <w:sz w:val="24"/>
+              </w:rPr>
+              <w:t>scientificArea</w:t>
+            </w:r>
+            <w:r>
+              <w:rPr>
+                <w:sz w:val="24"/>
+                <w:lang w:val="en-US"/>
+              </w:rPr>
+              <w:t>}}</w:t>
             </w:r>
           </w:p>
         </w:tc>
@@ -2868,7 +2299,24 @@
                 <w:iCs/>
                 <w:sz w:val="24"/>
               </w:rPr>
-              <w:t>Б</w:t>
+              <w:t>{{</w:t>
+            </w:r>
+            <w:r>
+              <w:rPr>
+                <w:i/>
+                <w:iCs/>
+                <w:sz w:val="24"/>
+                <w:lang w:val="en-US"/>
+              </w:rPr>
+              <w:t>category</w:t>
+            </w:r>
+            <w:r>
+              <w:rPr>
+                <w:i/>
+                <w:iCs/>
+                <w:sz w:val="24"/>
+              </w:rPr>
+              <w:t>}}</w:t>
             </w:r>
           </w:p>
         </w:tc>
@@ -2979,6 +2427,50 @@
           <w:p>
             <w:pPr>
               <w:pStyle w:val="TableParagraph"/>
+              <w:ind w:left="720"/>
+              <w:rPr>
+                <w:i/>
+                <w:sz w:val="23"/>
+                <w:szCs w:val="23"/>
+              </w:rPr>
+            </w:pPr>
+            <w:r>
+              <w:rPr>
+                <w:i/>
+                <w:sz w:val="23"/>
+                <w:szCs w:val="23"/>
+              </w:rPr>
+              <w:t>{{</w:t>
+            </w:r>
+            <w:r>
+              <w:rPr>
+                <w:i/>
+                <w:sz w:val="23"/>
+                <w:szCs w:val="23"/>
+              </w:rPr>
+              <w:t>*</w:t>
+            </w:r>
+            <w:r>
+              <w:rPr>
+                <w:i/>
+                <w:sz w:val="23"/>
+                <w:szCs w:val="23"/>
+                <w:lang w:val="en-US"/>
+              </w:rPr>
+              <w:t>annotationGoals</w:t>
+            </w:r>
+            <w:r>
+              <w:rPr>
+                <w:i/>
+                <w:sz w:val="23"/>
+                <w:szCs w:val="23"/>
+              </w:rPr>
+              <w:t>}}</w:t>
+            </w:r>
+          </w:p>
+          <w:p>
+            <w:pPr>
+              <w:pStyle w:val="TableParagraph"/>
               <w:spacing w:line="272" w:lineRule="exact"/>
               <w:ind w:left="110"/>
               <w:rPr>
@@ -2986,45 +2478,6 @@
                 <w:sz w:val="24"/>
               </w:rPr>
             </w:pPr>
-            <w:r>
-              <w:rPr>
-                <w:i/>
-                <w:sz w:val="24"/>
-              </w:rPr>
-              <w:t xml:space="preserve">Всестороннее тестирование, оптимизация и интеграция системы компьютерной алгебры </w:t>
-            </w:r>
-            <w:proofErr w:type="spellStart"/>
-            <w:r>
-              <w:rPr>
-                <w:i/>
-                <w:sz w:val="24"/>
-              </w:rPr>
-              <w:t>GInv</w:t>
-            </w:r>
-            <w:proofErr w:type="spellEnd"/>
-            <w:r>
-              <w:rPr>
-                <w:i/>
-                <w:sz w:val="24"/>
-              </w:rPr>
-              <w:t xml:space="preserve">, основанной на </w:t>
-            </w:r>
-            <w:proofErr w:type="spellStart"/>
-            <w:r>
-              <w:rPr>
-                <w:i/>
-                <w:sz w:val="24"/>
-              </w:rPr>
-              <w:t>инволютивном</w:t>
-            </w:r>
-            <w:proofErr w:type="spellEnd"/>
-            <w:r>
-              <w:rPr>
-                <w:i/>
-                <w:sz w:val="24"/>
-              </w:rPr>
-              <w:t xml:space="preserve"> алгоритме, для повышения её эффективности, расширения функциональности и обеспечения широкого доступа к передовым методам решения систем нелинейных уравнений.</w:t>
-            </w:r>
           </w:p>
         </w:tc>
       </w:tr>
@@ -3091,900 +2544,16 @@
           <w:p>
             <w:pPr>
               <w:pStyle w:val="whitespace-normal"/>
-              <w:numPr>
-                <w:ilvl w:val="0"/>
-                <w:numId w:val="36"/>
-              </w:numPr>
               <w:spacing w:before="0" w:beforeAutospacing="0" w:after="0" w:afterAutospacing="0"/>
-              <w:ind w:hanging="357"/>
+              <w:ind w:left="1440"/>
+            </w:pPr>
+            <w:r>
               <w:rPr>
                 <w:i/>
                 <w:iCs/>
-              </w:rPr>
-            </w:pPr>
-            <w:r>
-              <w:rPr>
-                <w:i/>
-                <w:iCs/>
-              </w:rPr>
-              <w:t xml:space="preserve">Тестирование и верификация: </w:t>
-            </w:r>
-          </w:p>
-          <w:p>
-            <w:pPr>
-              <w:pStyle w:val="whitespace-normal"/>
-              <w:numPr>
-                <w:ilvl w:val="1"/>
-                <w:numId w:val="60"/>
-              </w:numPr>
-              <w:spacing w:before="0" w:beforeAutospacing="0" w:after="0" w:afterAutospacing="0"/>
-              <w:ind w:hanging="357"/>
-              <w:rPr>
-                <w:i/>
-                <w:iCs/>
-              </w:rPr>
-            </w:pPr>
-            <w:r>
-              <w:rPr>
-                <w:i/>
-                <w:iCs/>
-              </w:rPr>
-              <w:t xml:space="preserve">Провести проверку корректности вычисления базисов </w:t>
-            </w:r>
-            <w:proofErr w:type="spellStart"/>
-            <w:r>
-              <w:rPr>
-                <w:i/>
-                <w:iCs/>
-              </w:rPr>
-              <w:t>Грёбнера</w:t>
-            </w:r>
-            <w:proofErr w:type="spellEnd"/>
-            <w:r>
-              <w:rPr>
-                <w:i/>
-                <w:iCs/>
-              </w:rPr>
-              <w:t xml:space="preserve"> идеалов полиномиальных колец на стандартном наборе тестов</w:t>
-            </w:r>
-          </w:p>
-          <w:p>
-            <w:pPr>
-              <w:pStyle w:val="whitespace-normal"/>
-              <w:numPr>
-                <w:ilvl w:val="1"/>
-                <w:numId w:val="60"/>
-              </w:numPr>
-              <w:spacing w:before="0" w:beforeAutospacing="0" w:after="0" w:afterAutospacing="0"/>
-              <w:ind w:hanging="357"/>
-              <w:rPr>
-                <w:i/>
-                <w:iCs/>
-              </w:rPr>
-            </w:pPr>
-            <w:r>
-              <w:rPr>
-                <w:i/>
-                <w:iCs/>
-              </w:rPr>
-              <w:t>Обновить и расширить набор используемых тестов, включая современные и сложные примеры</w:t>
-            </w:r>
-          </w:p>
-          <w:p>
-            <w:pPr>
-              <w:pStyle w:val="whitespace-normal"/>
-              <w:numPr>
-                <w:ilvl w:val="1"/>
-                <w:numId w:val="60"/>
-              </w:numPr>
-              <w:spacing w:before="0" w:beforeAutospacing="0" w:after="0" w:afterAutospacing="0"/>
-              <w:ind w:hanging="357"/>
-              <w:rPr>
-                <w:i/>
-                <w:iCs/>
-              </w:rPr>
-            </w:pPr>
-            <w:r>
-              <w:rPr>
-                <w:i/>
-                <w:iCs/>
-              </w:rPr>
-              <w:t xml:space="preserve">Выполнить сравнительный анализ эффективности </w:t>
-            </w:r>
-            <w:proofErr w:type="spellStart"/>
-            <w:r>
-              <w:rPr>
-                <w:i/>
-                <w:iCs/>
-              </w:rPr>
-              <w:t>инволютивного</w:t>
-            </w:r>
-            <w:proofErr w:type="spellEnd"/>
-            <w:r>
-              <w:rPr>
-                <w:i/>
-                <w:iCs/>
-              </w:rPr>
-              <w:t xml:space="preserve"> алгоритма и классического алгоритма </w:t>
-            </w:r>
-            <w:proofErr w:type="spellStart"/>
-            <w:r>
-              <w:rPr>
-                <w:i/>
-                <w:iCs/>
-              </w:rPr>
-              <w:t>Бухбергера</w:t>
-            </w:r>
-            <w:proofErr w:type="spellEnd"/>
-            <w:r>
-              <w:rPr>
-                <w:i/>
-                <w:iCs/>
-              </w:rPr>
-              <w:t xml:space="preserve"> на тестовых примерах</w:t>
-            </w:r>
-          </w:p>
-          <w:p>
-            <w:pPr>
-              <w:pStyle w:val="whitespace-normal"/>
-              <w:numPr>
-                <w:ilvl w:val="0"/>
-                <w:numId w:val="36"/>
-              </w:numPr>
-              <w:spacing w:before="0" w:beforeAutospacing="0" w:after="0" w:afterAutospacing="0"/>
-              <w:ind w:hanging="357"/>
-              <w:rPr>
-                <w:i/>
-                <w:iCs/>
-              </w:rPr>
-            </w:pPr>
-            <w:r>
-              <w:rPr>
-                <w:i/>
-                <w:iCs/>
-              </w:rPr>
-              <w:t xml:space="preserve">Оптимизация производительности: </w:t>
-            </w:r>
-          </w:p>
-          <w:p>
-            <w:pPr>
-              <w:pStyle w:val="whitespace-normal"/>
-              <w:numPr>
-                <w:ilvl w:val="1"/>
-                <w:numId w:val="60"/>
-              </w:numPr>
-              <w:spacing w:before="0" w:beforeAutospacing="0" w:after="0" w:afterAutospacing="0"/>
-              <w:ind w:hanging="357"/>
-              <w:rPr>
-                <w:i/>
-                <w:iCs/>
-              </w:rPr>
-            </w:pPr>
-            <w:r>
-              <w:rPr>
-                <w:i/>
-                <w:iCs/>
-              </w:rPr>
-              <w:t>Оценить эффект от применения оригинального алгоритма сборки мусора</w:t>
-            </w:r>
-          </w:p>
-          <w:p>
-            <w:pPr>
-              <w:pStyle w:val="whitespace-normal"/>
-              <w:numPr>
-                <w:ilvl w:val="1"/>
-                <w:numId w:val="60"/>
-              </w:numPr>
-              <w:spacing w:before="0" w:beforeAutospacing="0" w:after="0" w:afterAutospacing="0"/>
-              <w:ind w:hanging="357"/>
-              <w:rPr>
-                <w:i/>
-                <w:iCs/>
-              </w:rPr>
-            </w:pPr>
-            <w:r>
-              <w:rPr>
-                <w:i/>
-                <w:iCs/>
-              </w:rPr>
-              <w:t>Провести тестирование различных конфигураций для хранения памяти</w:t>
-            </w:r>
-          </w:p>
-          <w:p>
-            <w:pPr>
-              <w:pStyle w:val="whitespace-normal"/>
-              <w:numPr>
-                <w:ilvl w:val="1"/>
-                <w:numId w:val="60"/>
-              </w:numPr>
-              <w:spacing w:before="0" w:beforeAutospacing="0" w:after="0" w:afterAutospacing="0"/>
-              <w:ind w:hanging="357"/>
-              <w:rPr>
-                <w:i/>
-                <w:iCs/>
-              </w:rPr>
-            </w:pPr>
-            <w:r>
-              <w:rPr>
-                <w:i/>
-                <w:iCs/>
-              </w:rPr>
-              <w:t>Исследовать возможности распараллеливания вычислений и оценить их эффективность</w:t>
-            </w:r>
-          </w:p>
-          <w:p>
-            <w:pPr>
-              <w:pStyle w:val="whitespace-normal"/>
-              <w:numPr>
-                <w:ilvl w:val="0"/>
-                <w:numId w:val="36"/>
-              </w:numPr>
-              <w:spacing w:before="0" w:beforeAutospacing="0" w:after="0" w:afterAutospacing="0"/>
-              <w:ind w:hanging="357"/>
-              <w:rPr>
-                <w:i/>
-                <w:iCs/>
-              </w:rPr>
-            </w:pPr>
-            <w:r>
-              <w:rPr>
-                <w:i/>
-                <w:iCs/>
-              </w:rPr>
-              <w:t xml:space="preserve">Практическое применение: </w:t>
-            </w:r>
-          </w:p>
-          <w:p>
-            <w:pPr>
-              <w:pStyle w:val="whitespace-normal"/>
-              <w:numPr>
-                <w:ilvl w:val="1"/>
-                <w:numId w:val="60"/>
-              </w:numPr>
-              <w:spacing w:before="0" w:beforeAutospacing="0" w:after="0" w:afterAutospacing="0"/>
-              <w:ind w:hanging="357"/>
-              <w:rPr>
-                <w:i/>
-                <w:iCs/>
-              </w:rPr>
-            </w:pPr>
-            <w:r>
-              <w:rPr>
-                <w:i/>
-                <w:iCs/>
-              </w:rPr>
-              <w:t xml:space="preserve">Протестировать эффективность </w:t>
-            </w:r>
-            <w:proofErr w:type="spellStart"/>
-            <w:r>
-              <w:rPr>
-                <w:i/>
-                <w:iCs/>
-              </w:rPr>
-              <w:t>GInv</w:t>
-            </w:r>
-            <w:proofErr w:type="spellEnd"/>
-            <w:r>
-              <w:rPr>
-                <w:i/>
-                <w:iCs/>
-              </w:rPr>
-              <w:t xml:space="preserve"> на примерах из механики и математической физики</w:t>
-            </w:r>
-          </w:p>
-          <w:p>
-            <w:pPr>
-              <w:pStyle w:val="whitespace-normal"/>
-              <w:numPr>
-                <w:ilvl w:val="1"/>
-                <w:numId w:val="60"/>
-              </w:numPr>
-              <w:spacing w:before="0" w:beforeAutospacing="0" w:after="0" w:afterAutospacing="0"/>
-              <w:ind w:hanging="357"/>
-              <w:rPr>
-                <w:i/>
-                <w:iCs/>
-              </w:rPr>
-            </w:pPr>
-            <w:r>
-              <w:rPr>
-                <w:i/>
-                <w:iCs/>
-              </w:rPr>
-              <w:t xml:space="preserve">Выявить классы задач, для которых </w:t>
-            </w:r>
-            <w:proofErr w:type="spellStart"/>
-            <w:r>
-              <w:rPr>
-                <w:i/>
-                <w:iCs/>
-              </w:rPr>
-              <w:t>GInv</w:t>
-            </w:r>
-            <w:proofErr w:type="spellEnd"/>
-            <w:r>
-              <w:rPr>
-                <w:i/>
-                <w:iCs/>
-              </w:rPr>
-              <w:t xml:space="preserve"> показывает наилучшие результаты</w:t>
-            </w:r>
-          </w:p>
-          <w:p>
-            <w:pPr>
-              <w:pStyle w:val="whitespace-normal"/>
-              <w:numPr>
-                <w:ilvl w:val="0"/>
-                <w:numId w:val="36"/>
-              </w:numPr>
-              <w:spacing w:before="0" w:beforeAutospacing="0" w:after="0" w:afterAutospacing="0"/>
-              <w:ind w:hanging="357"/>
-              <w:rPr>
-                <w:i/>
-                <w:iCs/>
-              </w:rPr>
-            </w:pPr>
-            <w:r>
-              <w:rPr>
-                <w:i/>
-                <w:iCs/>
-              </w:rPr>
-              <w:t xml:space="preserve">Разработка дополнительных инструментов: </w:t>
-            </w:r>
-          </w:p>
-          <w:p>
-            <w:pPr>
-              <w:pStyle w:val="whitespace-normal"/>
-              <w:numPr>
-                <w:ilvl w:val="1"/>
-                <w:numId w:val="60"/>
-              </w:numPr>
-              <w:spacing w:before="0" w:beforeAutospacing="0" w:after="0" w:afterAutospacing="0"/>
-              <w:ind w:hanging="357"/>
-              <w:rPr>
-                <w:i/>
-                <w:iCs/>
-              </w:rPr>
-            </w:pPr>
-            <w:r>
-              <w:rPr>
-                <w:i/>
-                <w:iCs/>
-              </w:rPr>
-              <w:t xml:space="preserve">Создать инструменты для визуализации результатов вычислений в </w:t>
-            </w:r>
-            <w:proofErr w:type="spellStart"/>
-            <w:r>
-              <w:rPr>
-                <w:i/>
-                <w:iCs/>
-              </w:rPr>
-              <w:t>GInv</w:t>
-            </w:r>
-            <w:proofErr w:type="spellEnd"/>
-          </w:p>
-          <w:p>
-            <w:pPr>
-              <w:pStyle w:val="whitespace-normal"/>
-              <w:numPr>
-                <w:ilvl w:val="1"/>
-                <w:numId w:val="60"/>
-              </w:numPr>
-              <w:spacing w:before="0" w:beforeAutospacing="0" w:after="0" w:afterAutospacing="0"/>
-              <w:ind w:hanging="357"/>
-              <w:rPr>
-                <w:i/>
-                <w:iCs/>
-              </w:rPr>
-            </w:pPr>
-            <w:r>
-              <w:rPr>
-                <w:i/>
-                <w:iCs/>
-              </w:rPr>
-              <w:t>Разработать удобный пользовательский интерфейс для работы с системой</w:t>
-            </w:r>
-          </w:p>
-          <w:p>
-            <w:pPr>
-              <w:pStyle w:val="whitespace-normal"/>
-              <w:numPr>
-                <w:ilvl w:val="0"/>
-                <w:numId w:val="36"/>
-              </w:numPr>
-              <w:spacing w:before="0" w:beforeAutospacing="0" w:after="0" w:afterAutospacing="0"/>
-              <w:ind w:hanging="357"/>
-              <w:rPr>
-                <w:i/>
-                <w:iCs/>
-              </w:rPr>
-            </w:pPr>
-            <w:r>
-              <w:rPr>
-                <w:i/>
-                <w:iCs/>
-              </w:rPr>
-              <w:t xml:space="preserve">Интеграция с другими системами: </w:t>
-            </w:r>
-          </w:p>
-          <w:p>
-            <w:pPr>
-              <w:pStyle w:val="whitespace-normal"/>
-              <w:numPr>
-                <w:ilvl w:val="1"/>
-                <w:numId w:val="60"/>
-              </w:numPr>
-              <w:spacing w:before="0" w:beforeAutospacing="0" w:after="0" w:afterAutospacing="0"/>
-              <w:ind w:hanging="357"/>
-              <w:rPr>
-                <w:i/>
-                <w:iCs/>
-              </w:rPr>
-            </w:pPr>
-            <w:r>
-              <w:rPr>
-                <w:i/>
-                <w:iCs/>
-              </w:rPr>
-              <w:t xml:space="preserve">Реализовать интеграцию </w:t>
-            </w:r>
-            <w:proofErr w:type="spellStart"/>
-            <w:r>
-              <w:rPr>
-                <w:i/>
-                <w:iCs/>
-              </w:rPr>
-              <w:t>GInv</w:t>
-            </w:r>
-            <w:proofErr w:type="spellEnd"/>
-            <w:r>
-              <w:rPr>
-                <w:i/>
-                <w:iCs/>
-              </w:rPr>
-              <w:t xml:space="preserve"> со свободной системой компьютерной алгебры </w:t>
-            </w:r>
-            <w:proofErr w:type="spellStart"/>
-            <w:r>
-              <w:rPr>
-                <w:i/>
-                <w:iCs/>
-              </w:rPr>
-              <w:t>SymPy</w:t>
-            </w:r>
-            <w:proofErr w:type="spellEnd"/>
-          </w:p>
-          <w:p>
-            <w:pPr>
-              <w:pStyle w:val="whitespace-normal"/>
-              <w:numPr>
-                <w:ilvl w:val="1"/>
-                <w:numId w:val="60"/>
-              </w:numPr>
-              <w:spacing w:before="0" w:beforeAutospacing="0" w:after="0" w:afterAutospacing="0"/>
-              <w:ind w:hanging="357"/>
-              <w:rPr>
-                <w:i/>
-                <w:iCs/>
-              </w:rPr>
-            </w:pPr>
-            <w:r>
-              <w:rPr>
-                <w:i/>
-                <w:iCs/>
-              </w:rPr>
-              <w:t xml:space="preserve">Обеспечить совместимость и интеграцию </w:t>
-            </w:r>
-            <w:proofErr w:type="spellStart"/>
-            <w:r>
-              <w:rPr>
-                <w:i/>
-                <w:iCs/>
-              </w:rPr>
-              <w:t>GInv</w:t>
-            </w:r>
-            <w:proofErr w:type="spellEnd"/>
-            <w:r>
-              <w:rPr>
-                <w:i/>
-                <w:iCs/>
-              </w:rPr>
-              <w:t xml:space="preserve"> с системой </w:t>
-            </w:r>
-            <w:proofErr w:type="spellStart"/>
-            <w:r>
-              <w:rPr>
-                <w:i/>
-                <w:iCs/>
-              </w:rPr>
-              <w:t>Sage</w:t>
-            </w:r>
-            <w:proofErr w:type="spellEnd"/>
-          </w:p>
-          <w:p>
-            <w:pPr>
-              <w:pStyle w:val="whitespace-normal"/>
-              <w:numPr>
-                <w:ilvl w:val="0"/>
-                <w:numId w:val="36"/>
-              </w:numPr>
-              <w:spacing w:before="0" w:beforeAutospacing="0" w:after="0" w:afterAutospacing="0"/>
-              <w:ind w:hanging="357"/>
-              <w:rPr>
-                <w:i/>
-                <w:iCs/>
-              </w:rPr>
-            </w:pPr>
-            <w:r>
-              <w:rPr>
-                <w:i/>
-                <w:iCs/>
-              </w:rPr>
-              <w:lastRenderedPageBreak/>
-              <w:t xml:space="preserve">Создание и распространение библиотек: </w:t>
-            </w:r>
-          </w:p>
-          <w:p>
-            <w:pPr>
-              <w:pStyle w:val="whitespace-normal"/>
-              <w:numPr>
-                <w:ilvl w:val="1"/>
-                <w:numId w:val="60"/>
-              </w:numPr>
-              <w:spacing w:before="0" w:beforeAutospacing="0" w:after="0" w:afterAutospacing="0"/>
-              <w:ind w:hanging="357"/>
-              <w:rPr>
-                <w:i/>
-                <w:iCs/>
-              </w:rPr>
-            </w:pPr>
-            <w:r>
-              <w:rPr>
-                <w:i/>
-                <w:iCs/>
-              </w:rPr>
-              <w:t xml:space="preserve">Разработать библиотеки открытого кода на основе системы </w:t>
-            </w:r>
-            <w:proofErr w:type="spellStart"/>
-            <w:r>
-              <w:rPr>
-                <w:i/>
-                <w:iCs/>
-              </w:rPr>
-              <w:t>GInv</w:t>
-            </w:r>
-            <w:proofErr w:type="spellEnd"/>
-          </w:p>
-          <w:p>
-            <w:pPr>
-              <w:pStyle w:val="whitespace-normal"/>
-              <w:numPr>
-                <w:ilvl w:val="1"/>
-                <w:numId w:val="60"/>
-              </w:numPr>
-              <w:spacing w:before="0" w:beforeAutospacing="0" w:after="0" w:afterAutospacing="0"/>
-              <w:ind w:hanging="357"/>
-              <w:rPr>
-                <w:i/>
-                <w:iCs/>
-              </w:rPr>
-            </w:pPr>
-            <w:r>
-              <w:rPr>
-                <w:i/>
-                <w:iCs/>
-              </w:rPr>
-              <w:t>Подготовить документацию для интеграции этих библиотек в различные программные комплексы</w:t>
-            </w:r>
-          </w:p>
-          <w:p>
-            <w:pPr>
-              <w:pStyle w:val="whitespace-normal"/>
-              <w:numPr>
-                <w:ilvl w:val="0"/>
-                <w:numId w:val="36"/>
-              </w:numPr>
-              <w:spacing w:before="0" w:beforeAutospacing="0" w:after="0" w:afterAutospacing="0"/>
-              <w:ind w:hanging="357"/>
-              <w:rPr>
-                <w:i/>
-                <w:iCs/>
-              </w:rPr>
-            </w:pPr>
-            <w:r>
-              <w:rPr>
-                <w:i/>
-                <w:iCs/>
-              </w:rPr>
-              <w:t xml:space="preserve">Документация и обучение: </w:t>
-            </w:r>
-          </w:p>
-          <w:p>
-            <w:pPr>
-              <w:pStyle w:val="whitespace-normal"/>
-              <w:numPr>
-                <w:ilvl w:val="1"/>
-                <w:numId w:val="60"/>
-              </w:numPr>
-              <w:spacing w:before="0" w:beforeAutospacing="0" w:after="0" w:afterAutospacing="0"/>
-              <w:ind w:hanging="357"/>
-              <w:rPr>
-                <w:i/>
-                <w:iCs/>
-              </w:rPr>
-            </w:pPr>
-            <w:r>
-              <w:rPr>
-                <w:i/>
-                <w:iCs/>
-              </w:rPr>
-              <w:t xml:space="preserve">Создать подробную документацию по использованию </w:t>
-            </w:r>
-            <w:proofErr w:type="spellStart"/>
-            <w:r>
-              <w:rPr>
-                <w:i/>
-                <w:iCs/>
-              </w:rPr>
-              <w:t>GInv</w:t>
-            </w:r>
-            <w:proofErr w:type="spellEnd"/>
-          </w:p>
-          <w:p>
-            <w:pPr>
-              <w:pStyle w:val="whitespace-normal"/>
-              <w:numPr>
-                <w:ilvl w:val="1"/>
-                <w:numId w:val="60"/>
-              </w:numPr>
-              <w:spacing w:before="0" w:beforeAutospacing="0" w:after="0" w:afterAutospacing="0"/>
-              <w:ind w:hanging="357"/>
-              <w:rPr>
-                <w:i/>
-                <w:iCs/>
-              </w:rPr>
-            </w:pPr>
-            <w:r>
-              <w:rPr>
-                <w:i/>
-                <w:iCs/>
-              </w:rPr>
-              <w:t>Разработать обучающие материалы и примеры для новых пользователей</w:t>
-            </w:r>
-          </w:p>
-          <w:p>
-            <w:pPr>
-              <w:pStyle w:val="whitespace-normal"/>
-              <w:numPr>
-                <w:ilvl w:val="0"/>
-                <w:numId w:val="36"/>
-              </w:numPr>
-              <w:spacing w:before="0" w:beforeAutospacing="0" w:after="0" w:afterAutospacing="0"/>
-              <w:ind w:hanging="357"/>
-              <w:rPr>
-                <w:i/>
-                <w:iCs/>
-              </w:rPr>
-            </w:pPr>
-            <w:r>
-              <w:rPr>
-                <w:i/>
-                <w:iCs/>
-              </w:rPr>
-              <w:t xml:space="preserve">Оптимизация кода и рефакторинг: </w:t>
-            </w:r>
-          </w:p>
-          <w:p>
-            <w:pPr>
-              <w:pStyle w:val="whitespace-normal"/>
-              <w:numPr>
-                <w:ilvl w:val="1"/>
-                <w:numId w:val="60"/>
-              </w:numPr>
-              <w:spacing w:before="0" w:beforeAutospacing="0" w:after="0" w:afterAutospacing="0"/>
-              <w:ind w:hanging="357"/>
-              <w:rPr>
-                <w:i/>
-                <w:iCs/>
-              </w:rPr>
-            </w:pPr>
-            <w:r>
-              <w:rPr>
-                <w:i/>
-                <w:iCs/>
-              </w:rPr>
-              <w:t xml:space="preserve">Провести анализ и оптимизацию существующего кода </w:t>
-            </w:r>
-            <w:proofErr w:type="spellStart"/>
-            <w:r>
-              <w:rPr>
-                <w:i/>
-                <w:iCs/>
-              </w:rPr>
-              <w:t>GInv</w:t>
-            </w:r>
-            <w:proofErr w:type="spellEnd"/>
-          </w:p>
-          <w:p>
-            <w:pPr>
-              <w:pStyle w:val="whitespace-normal"/>
-              <w:numPr>
-                <w:ilvl w:val="1"/>
-                <w:numId w:val="60"/>
-              </w:numPr>
-              <w:spacing w:before="0" w:beforeAutospacing="0" w:after="0" w:afterAutospacing="0"/>
-              <w:ind w:hanging="357"/>
-              <w:rPr>
-                <w:i/>
-                <w:iCs/>
-              </w:rPr>
-            </w:pPr>
-            <w:r>
-              <w:rPr>
-                <w:i/>
-                <w:iCs/>
-              </w:rPr>
-              <w:t xml:space="preserve">Выполнить рефакторинг для улучшения читаемости и </w:t>
-            </w:r>
-            <w:proofErr w:type="spellStart"/>
-            <w:r>
-              <w:rPr>
-                <w:i/>
-                <w:iCs/>
-              </w:rPr>
-              <w:t>поддерживаемости</w:t>
-            </w:r>
-            <w:proofErr w:type="spellEnd"/>
-            <w:r>
-              <w:rPr>
-                <w:i/>
-                <w:iCs/>
-              </w:rPr>
-              <w:t xml:space="preserve"> кода</w:t>
-            </w:r>
-          </w:p>
-          <w:p>
-            <w:pPr>
-              <w:pStyle w:val="whitespace-normal"/>
-              <w:numPr>
-                <w:ilvl w:val="0"/>
-                <w:numId w:val="36"/>
-              </w:numPr>
-              <w:spacing w:before="0" w:beforeAutospacing="0" w:after="0" w:afterAutospacing="0"/>
-              <w:ind w:hanging="357"/>
-              <w:rPr>
-                <w:i/>
-                <w:iCs/>
-              </w:rPr>
-            </w:pPr>
-            <w:r>
-              <w:rPr>
-                <w:i/>
-                <w:iCs/>
-              </w:rPr>
-              <w:t xml:space="preserve">Обеспечение кроссплатформенности: </w:t>
-            </w:r>
-          </w:p>
-          <w:p>
-            <w:pPr>
-              <w:pStyle w:val="whitespace-normal"/>
-              <w:numPr>
-                <w:ilvl w:val="1"/>
-                <w:numId w:val="60"/>
-              </w:numPr>
-              <w:spacing w:before="0" w:beforeAutospacing="0" w:after="0" w:afterAutospacing="0"/>
-              <w:ind w:hanging="357"/>
-              <w:rPr>
-                <w:i/>
-                <w:iCs/>
-              </w:rPr>
-            </w:pPr>
-            <w:r>
-              <w:rPr>
-                <w:i/>
-                <w:iCs/>
-              </w:rPr>
-              <w:t xml:space="preserve">Протестировать и обеспечить работу </w:t>
-            </w:r>
-            <w:proofErr w:type="spellStart"/>
-            <w:r>
-              <w:rPr>
-                <w:i/>
-                <w:iCs/>
-              </w:rPr>
-              <w:t>GInv</w:t>
-            </w:r>
-            <w:proofErr w:type="spellEnd"/>
-            <w:r>
-              <w:rPr>
-                <w:i/>
-                <w:iCs/>
-              </w:rPr>
-              <w:t xml:space="preserve"> на различных операционных системах</w:t>
-            </w:r>
-          </w:p>
-          <w:p>
-            <w:pPr>
-              <w:pStyle w:val="whitespace-normal"/>
-              <w:numPr>
-                <w:ilvl w:val="1"/>
-                <w:numId w:val="60"/>
-              </w:numPr>
-              <w:spacing w:before="0" w:beforeAutospacing="0" w:after="0" w:afterAutospacing="0"/>
-              <w:ind w:hanging="357"/>
-              <w:rPr>
-                <w:i/>
-                <w:iCs/>
-              </w:rPr>
-            </w:pPr>
-            <w:r>
-              <w:rPr>
-                <w:i/>
-                <w:iCs/>
-              </w:rPr>
-              <w:t>Решить возможные проблемы совместимости</w:t>
-            </w:r>
-          </w:p>
-          <w:p>
-            <w:pPr>
-              <w:pStyle w:val="whitespace-normal"/>
-              <w:numPr>
-                <w:ilvl w:val="0"/>
-                <w:numId w:val="36"/>
-              </w:numPr>
-              <w:spacing w:before="0" w:beforeAutospacing="0" w:after="0" w:afterAutospacing="0"/>
-              <w:ind w:hanging="357"/>
-              <w:rPr>
-                <w:i/>
-                <w:iCs/>
-              </w:rPr>
-            </w:pPr>
-            <w:r>
-              <w:rPr>
-                <w:i/>
-                <w:iCs/>
-              </w:rPr>
-              <w:t xml:space="preserve">Публикация результатов: </w:t>
-            </w:r>
-          </w:p>
-          <w:p>
-            <w:pPr>
-              <w:pStyle w:val="whitespace-normal"/>
-              <w:numPr>
-                <w:ilvl w:val="1"/>
-                <w:numId w:val="60"/>
-              </w:numPr>
-              <w:spacing w:before="0" w:beforeAutospacing="0" w:after="0" w:afterAutospacing="0"/>
-              <w:ind w:hanging="357"/>
-              <w:rPr>
-                <w:i/>
-                <w:iCs/>
-              </w:rPr>
-            </w:pPr>
-            <w:r>
-              <w:rPr>
-                <w:i/>
-                <w:iCs/>
-              </w:rPr>
-              <w:t>Подготовить научные статьи по результатам исследований и разработок</w:t>
-            </w:r>
-          </w:p>
-          <w:p>
-            <w:pPr>
-              <w:pStyle w:val="whitespace-normal"/>
-              <w:numPr>
-                <w:ilvl w:val="1"/>
-                <w:numId w:val="60"/>
-              </w:numPr>
-              <w:spacing w:before="0" w:beforeAutospacing="0" w:after="0" w:afterAutospacing="0"/>
-              <w:ind w:hanging="357"/>
-            </w:pPr>
-            <w:r>
-              <w:rPr>
-                <w:i/>
-                <w:iCs/>
-              </w:rPr>
-              <w:t>Представить результаты на профильных конференциях и семинарах</w:t>
+                <w:lang w:val="en-US"/>
+              </w:rPr>
+              <w:t>{{projectTasks}}</w:t>
             </w:r>
           </w:p>
         </w:tc>
@@ -4010,7 +2579,6 @@
               <w:rPr>
                 <w:sz w:val="24"/>
               </w:rPr>
-              <w:lastRenderedPageBreak/>
               <w:t>2.3</w:t>
             </w:r>
             <w:r>
@@ -4105,12 +2673,8 @@
           <w:p>
             <w:pPr>
               <w:pStyle w:val="TableParagraph"/>
-              <w:numPr>
-                <w:ilvl w:val="0"/>
-                <w:numId w:val="35"/>
-              </w:numPr>
               <w:spacing w:line="254" w:lineRule="auto"/>
-              <w:ind w:hanging="357"/>
+              <w:ind w:left="1440"/>
               <w:rPr>
                 <w:i/>
                 <w:sz w:val="24"/>
@@ -4120,724 +2684,33 @@
               <w:rPr>
                 <w:i/>
                 <w:sz w:val="24"/>
-              </w:rPr>
-              <w:t>Адекватность современному состоянию мировой науки:</w:t>
-            </w:r>
-          </w:p>
-          <w:p>
-            <w:pPr>
-              <w:pStyle w:val="whitespace-normal"/>
-              <w:numPr>
-                <w:ilvl w:val="1"/>
-                <w:numId w:val="60"/>
-              </w:numPr>
-              <w:spacing w:before="0" w:beforeAutospacing="0" w:after="0" w:afterAutospacing="0"/>
-              <w:ind w:hanging="357"/>
+                <w:lang w:val="en-US"/>
+              </w:rPr>
+              <w:t>{{</w:t>
+            </w:r>
+            <w:r>
               <w:rPr>
                 <w:i/>
-                <w:iCs/>
-              </w:rPr>
-            </w:pPr>
+                <w:sz w:val="24"/>
+                <w:lang w:val="en-US"/>
+              </w:rPr>
+              <w:t>descriptionP</w:t>
+            </w:r>
             <w:r>
               <w:rPr>
                 <w:i/>
-                <w:iCs/>
-              </w:rPr>
-              <w:t xml:space="preserve">Исследование опирается на достижения в области компьютерной алгебры XX века, в частности, на алгоритм </w:t>
-            </w:r>
-            <w:proofErr w:type="spellStart"/>
+                <w:sz w:val="23"/>
+                <w:szCs w:val="23"/>
+              </w:rPr>
+              <w:t>lannedScientificResults</w:t>
+            </w:r>
             <w:r>
               <w:rPr>
                 <w:i/>
-                <w:iCs/>
-              </w:rPr>
-              <w:t>Бухбергера</w:t>
-            </w:r>
-            <w:proofErr w:type="spellEnd"/>
-            <w:r>
-              <w:rPr>
-                <w:i/>
-                <w:iCs/>
-              </w:rPr>
-              <w:t xml:space="preserve"> для нахождения базиса </w:t>
-            </w:r>
-            <w:proofErr w:type="spellStart"/>
-            <w:r>
-              <w:rPr>
-                <w:i/>
-                <w:iCs/>
-              </w:rPr>
-              <w:t>Грёбнера</w:t>
-            </w:r>
-            <w:proofErr w:type="spellEnd"/>
-            <w:r>
-              <w:rPr>
-                <w:i/>
-                <w:iCs/>
-              </w:rPr>
-              <w:t>.</w:t>
-            </w:r>
-          </w:p>
-          <w:p>
-            <w:pPr>
-              <w:pStyle w:val="whitespace-normal"/>
-              <w:numPr>
-                <w:ilvl w:val="1"/>
-                <w:numId w:val="60"/>
-              </w:numPr>
-              <w:spacing w:before="0" w:beforeAutospacing="0" w:after="0" w:afterAutospacing="0"/>
-              <w:ind w:hanging="357"/>
-              <w:rPr>
-                <w:i/>
-                <w:iCs/>
-              </w:rPr>
-            </w:pPr>
-            <w:r>
-              <w:rPr>
-                <w:i/>
-                <w:iCs/>
-              </w:rPr>
-              <w:t xml:space="preserve">Учитываются современные разработки 1990-х и 2000-х годов, включая улучшения алгоритма </w:t>
-            </w:r>
-            <w:proofErr w:type="spellStart"/>
-            <w:r>
-              <w:rPr>
-                <w:i/>
-                <w:iCs/>
-              </w:rPr>
-              <w:t>Бухбергера</w:t>
-            </w:r>
-            <w:proofErr w:type="spellEnd"/>
-            <w:r>
-              <w:rPr>
-                <w:i/>
-                <w:iCs/>
-              </w:rPr>
-              <w:t xml:space="preserve"> и инновационный </w:t>
-            </w:r>
-            <w:proofErr w:type="spellStart"/>
-            <w:r>
-              <w:rPr>
-                <w:i/>
-                <w:iCs/>
-              </w:rPr>
-              <w:t>инволютивный</w:t>
-            </w:r>
-            <w:proofErr w:type="spellEnd"/>
-            <w:r>
-              <w:rPr>
-                <w:i/>
-                <w:iCs/>
-              </w:rPr>
-              <w:t xml:space="preserve"> алгоритм.</w:t>
-            </w:r>
-          </w:p>
-          <w:p>
-            <w:pPr>
-              <w:pStyle w:val="whitespace-normal"/>
-              <w:numPr>
-                <w:ilvl w:val="1"/>
-                <w:numId w:val="60"/>
-              </w:numPr>
-              <w:spacing w:before="0" w:beforeAutospacing="0" w:after="0" w:afterAutospacing="0"/>
-              <w:ind w:hanging="357"/>
-              <w:rPr>
-                <w:i/>
-              </w:rPr>
-            </w:pPr>
-            <w:r>
-              <w:rPr>
-                <w:i/>
-                <w:iCs/>
-              </w:rPr>
-              <w:t xml:space="preserve">Проект продолжает актуальные исследования 2010-х годов, связанные с оптимизацией работы системы </w:t>
-            </w:r>
-            <w:proofErr w:type="spellStart"/>
-            <w:r>
-              <w:rPr>
-                <w:i/>
-                <w:iCs/>
-              </w:rPr>
-              <w:t>GInv</w:t>
-            </w:r>
-            <w:proofErr w:type="spellEnd"/>
-            <w:r>
-              <w:rPr>
-                <w:i/>
-              </w:rPr>
-              <w:t>.</w:t>
-            </w:r>
-          </w:p>
-          <w:p>
-            <w:pPr>
-              <w:pStyle w:val="TableParagraph"/>
-              <w:numPr>
-                <w:ilvl w:val="0"/>
-                <w:numId w:val="35"/>
-              </w:numPr>
-              <w:spacing w:line="254" w:lineRule="auto"/>
-              <w:ind w:hanging="357"/>
-              <w:rPr>
-                <w:i/>
-                <w:sz w:val="24"/>
-              </w:rPr>
-            </w:pPr>
-            <w:r>
-              <w:rPr>
-                <w:i/>
-                <w:sz w:val="24"/>
-              </w:rPr>
-              <w:t>Возможность получения новых научных результатов:</w:t>
-            </w:r>
-          </w:p>
-          <w:p>
-            <w:pPr>
-              <w:pStyle w:val="whitespace-normal"/>
-              <w:numPr>
-                <w:ilvl w:val="1"/>
-                <w:numId w:val="60"/>
-              </w:numPr>
-              <w:spacing w:before="0" w:beforeAutospacing="0" w:after="0" w:afterAutospacing="0"/>
-              <w:ind w:hanging="357"/>
-              <w:rPr>
-                <w:i/>
-                <w:iCs/>
-              </w:rPr>
-            </w:pPr>
-            <w:r>
-              <w:rPr>
-                <w:i/>
-                <w:iCs/>
-              </w:rPr>
-              <w:t xml:space="preserve">Планируется доработка системы </w:t>
-            </w:r>
-            <w:proofErr w:type="spellStart"/>
-            <w:r>
-              <w:rPr>
-                <w:i/>
-                <w:iCs/>
-              </w:rPr>
-              <w:t>GInv</w:t>
-            </w:r>
-            <w:proofErr w:type="spellEnd"/>
-            <w:r>
-              <w:rPr>
-                <w:i/>
-                <w:iCs/>
-              </w:rPr>
-              <w:t xml:space="preserve"> до уровня, пригодного для широкого использования, что может привести к новым применениям в различных областях математики и физики.</w:t>
-            </w:r>
-          </w:p>
-          <w:p>
-            <w:pPr>
-              <w:pStyle w:val="whitespace-normal"/>
-              <w:numPr>
-                <w:ilvl w:val="1"/>
-                <w:numId w:val="60"/>
-              </w:numPr>
-              <w:spacing w:before="0" w:beforeAutospacing="0" w:after="0" w:afterAutospacing="0"/>
-              <w:ind w:hanging="357"/>
-              <w:rPr>
-                <w:i/>
-                <w:iCs/>
-              </w:rPr>
-            </w:pPr>
-            <w:r>
-              <w:rPr>
-                <w:i/>
-                <w:iCs/>
-              </w:rPr>
-              <w:t xml:space="preserve">Систематическое тестирование </w:t>
-            </w:r>
-            <w:proofErr w:type="spellStart"/>
-            <w:r>
-              <w:rPr>
-                <w:i/>
-                <w:iCs/>
-              </w:rPr>
-              <w:t>GInv</w:t>
-            </w:r>
-            <w:proofErr w:type="spellEnd"/>
-            <w:r>
-              <w:rPr>
-                <w:i/>
-                <w:iCs/>
-              </w:rPr>
-              <w:t xml:space="preserve"> может выявить новые преимущества и области применения </w:t>
-            </w:r>
-            <w:proofErr w:type="spellStart"/>
-            <w:r>
-              <w:rPr>
-                <w:i/>
-                <w:iCs/>
-              </w:rPr>
-              <w:t>инволютивного</w:t>
-            </w:r>
-            <w:proofErr w:type="spellEnd"/>
-            <w:r>
-              <w:rPr>
-                <w:i/>
-                <w:iCs/>
-              </w:rPr>
-              <w:t xml:space="preserve"> алгоритма по сравнению с классическим алгоритмом </w:t>
-            </w:r>
-            <w:proofErr w:type="spellStart"/>
-            <w:r>
-              <w:rPr>
-                <w:i/>
-                <w:iCs/>
-              </w:rPr>
-              <w:t>Бухбергера</w:t>
-            </w:r>
-            <w:proofErr w:type="spellEnd"/>
-            <w:r>
-              <w:rPr>
-                <w:i/>
-                <w:iCs/>
-              </w:rPr>
-              <w:t>.</w:t>
-            </w:r>
-          </w:p>
-          <w:p>
-            <w:pPr>
-              <w:pStyle w:val="whitespace-normal"/>
-              <w:numPr>
-                <w:ilvl w:val="1"/>
-                <w:numId w:val="60"/>
-              </w:numPr>
-              <w:spacing w:before="0" w:beforeAutospacing="0" w:after="0" w:afterAutospacing="0"/>
-              <w:ind w:hanging="357"/>
-              <w:rPr>
-                <w:i/>
-                <w:iCs/>
-              </w:rPr>
-            </w:pPr>
-            <w:r>
-              <w:rPr>
-                <w:i/>
-                <w:iCs/>
-              </w:rPr>
-              <w:t xml:space="preserve">Возможно обнаружение новых классов задач, для которых </w:t>
-            </w:r>
-            <w:proofErr w:type="spellStart"/>
-            <w:r>
-              <w:rPr>
-                <w:i/>
-                <w:iCs/>
-              </w:rPr>
-              <w:t>GInv</w:t>
-            </w:r>
-            <w:proofErr w:type="spellEnd"/>
-            <w:r>
-              <w:rPr>
-                <w:i/>
-                <w:iCs/>
-              </w:rPr>
-              <w:t xml:space="preserve"> окажется эффективнее существующих методов.</w:t>
-            </w:r>
-          </w:p>
-          <w:p>
-            <w:pPr>
-              <w:pStyle w:val="TableParagraph"/>
-              <w:numPr>
-                <w:ilvl w:val="0"/>
-                <w:numId w:val="35"/>
-              </w:numPr>
-              <w:spacing w:line="254" w:lineRule="auto"/>
-              <w:ind w:hanging="357"/>
-              <w:rPr>
-                <w:i/>
-                <w:sz w:val="24"/>
-              </w:rPr>
-            </w:pPr>
-            <w:r>
-              <w:rPr>
-                <w:i/>
-                <w:sz w:val="24"/>
-              </w:rPr>
-              <w:t>Теоретическая значимость:</w:t>
-            </w:r>
-          </w:p>
-          <w:p>
-            <w:pPr>
-              <w:pStyle w:val="whitespace-normal"/>
-              <w:numPr>
-                <w:ilvl w:val="1"/>
-                <w:numId w:val="60"/>
-              </w:numPr>
-              <w:spacing w:before="0" w:beforeAutospacing="0" w:after="0" w:afterAutospacing="0"/>
-              <w:ind w:hanging="357"/>
-              <w:rPr>
-                <w:i/>
-                <w:iCs/>
-              </w:rPr>
-            </w:pPr>
-            <w:r>
-              <w:rPr>
-                <w:i/>
-                <w:iCs/>
-              </w:rPr>
-              <w:t>Исследование может углубить понимание связей между различными подходами к решению систем нелинейных уравнений.</w:t>
-            </w:r>
-          </w:p>
-          <w:p>
-            <w:pPr>
-              <w:pStyle w:val="whitespace-normal"/>
-              <w:numPr>
-                <w:ilvl w:val="1"/>
-                <w:numId w:val="60"/>
-              </w:numPr>
-              <w:spacing w:before="0" w:beforeAutospacing="0" w:after="0" w:afterAutospacing="0"/>
-              <w:ind w:hanging="357"/>
-              <w:rPr>
-                <w:i/>
-                <w:iCs/>
-              </w:rPr>
-            </w:pPr>
-            <w:r>
-              <w:rPr>
-                <w:i/>
-                <w:iCs/>
-              </w:rPr>
-              <w:t xml:space="preserve">Развитие </w:t>
-            </w:r>
-            <w:proofErr w:type="spellStart"/>
-            <w:r>
-              <w:rPr>
-                <w:i/>
-                <w:iCs/>
-              </w:rPr>
-              <w:t>инволютивного</w:t>
-            </w:r>
-            <w:proofErr w:type="spellEnd"/>
-            <w:r>
-              <w:rPr>
-                <w:i/>
-                <w:iCs/>
-              </w:rPr>
-              <w:t xml:space="preserve"> подхода может привести к новым теоретическим результатам в области компьютерной алгебры и теории алгоритмов.</w:t>
-            </w:r>
-          </w:p>
-          <w:p>
-            <w:pPr>
-              <w:pStyle w:val="whitespace-normal"/>
-              <w:numPr>
-                <w:ilvl w:val="1"/>
-                <w:numId w:val="60"/>
-              </w:numPr>
-              <w:spacing w:before="0" w:beforeAutospacing="0" w:after="0" w:afterAutospacing="0"/>
-              <w:ind w:hanging="357"/>
-              <w:rPr>
-                <w:i/>
-                <w:iCs/>
-              </w:rPr>
-            </w:pPr>
-            <w:r>
-              <w:rPr>
-                <w:i/>
-                <w:iCs/>
-              </w:rPr>
-              <w:t>Сравнительный анализ эффективности различных алгоритмов может дать новые теоретические основания для выбора оптимальных методов решения конкретных классов задач.</w:t>
-            </w:r>
-          </w:p>
-          <w:p>
-            <w:pPr>
-              <w:pStyle w:val="TableParagraph"/>
-              <w:numPr>
-                <w:ilvl w:val="0"/>
-                <w:numId w:val="35"/>
-              </w:numPr>
-              <w:spacing w:line="254" w:lineRule="auto"/>
-              <w:ind w:hanging="357"/>
-              <w:rPr>
-                <w:i/>
-                <w:sz w:val="24"/>
-              </w:rPr>
-            </w:pPr>
-            <w:r>
-              <w:rPr>
-                <w:i/>
-                <w:sz w:val="24"/>
-              </w:rPr>
-              <w:t>Практическая значимость:</w:t>
-            </w:r>
-          </w:p>
-          <w:p>
-            <w:pPr>
-              <w:pStyle w:val="whitespace-normal"/>
-              <w:numPr>
-                <w:ilvl w:val="1"/>
-                <w:numId w:val="60"/>
-              </w:numPr>
-              <w:spacing w:before="0" w:beforeAutospacing="0" w:after="0" w:afterAutospacing="0"/>
-              <w:ind w:hanging="357"/>
-              <w:rPr>
-                <w:i/>
-                <w:iCs/>
-              </w:rPr>
-            </w:pPr>
-            <w:r>
-              <w:rPr>
-                <w:i/>
-                <w:iCs/>
-              </w:rPr>
-              <w:t xml:space="preserve">Улучшение доступности и удобства использования </w:t>
-            </w:r>
-            <w:proofErr w:type="spellStart"/>
-            <w:r>
-              <w:rPr>
-                <w:i/>
-                <w:iCs/>
-              </w:rPr>
-              <w:t>GInv</w:t>
-            </w:r>
-            <w:proofErr w:type="spellEnd"/>
-            <w:r>
-              <w:rPr>
-                <w:i/>
-                <w:iCs/>
-              </w:rPr>
-              <w:t xml:space="preserve"> может существенно расширить круг исследователей, способных применять передовые методы компьютерной алгебры.</w:t>
-            </w:r>
-          </w:p>
-          <w:p>
-            <w:pPr>
-              <w:pStyle w:val="whitespace-normal"/>
-              <w:numPr>
-                <w:ilvl w:val="1"/>
-                <w:numId w:val="60"/>
-              </w:numPr>
-              <w:spacing w:before="0" w:beforeAutospacing="0" w:after="0" w:afterAutospacing="0"/>
-              <w:ind w:hanging="357"/>
-              <w:rPr>
-                <w:i/>
-                <w:iCs/>
-              </w:rPr>
-            </w:pPr>
-            <w:r>
-              <w:rPr>
-                <w:i/>
-                <w:iCs/>
-              </w:rPr>
-              <w:t>Потенциальное увеличение эффективности решения систем нелинейных уравнений может найти применение в различных областях науки и техники, включая математическую физику, криптографию, теорию кодирования и др.</w:t>
-            </w:r>
-          </w:p>
-          <w:p>
-            <w:pPr>
-              <w:pStyle w:val="whitespace-normal"/>
-              <w:numPr>
-                <w:ilvl w:val="1"/>
-                <w:numId w:val="60"/>
-              </w:numPr>
-              <w:spacing w:before="0" w:beforeAutospacing="0" w:after="0" w:afterAutospacing="0"/>
-              <w:ind w:hanging="357"/>
-              <w:rPr>
-                <w:i/>
-                <w:iCs/>
-              </w:rPr>
-            </w:pPr>
-            <w:r>
-              <w:rPr>
-                <w:i/>
-                <w:iCs/>
-              </w:rPr>
-              <w:lastRenderedPageBreak/>
-              <w:t>Создание свободно доступной альтернативы коммерческим системам может способствовать демократизации научных исследований в области компьютерной алгебры.</w:t>
-            </w:r>
-          </w:p>
-          <w:p>
-            <w:pPr>
-              <w:pStyle w:val="TableParagraph"/>
-              <w:numPr>
-                <w:ilvl w:val="0"/>
-                <w:numId w:val="35"/>
-              </w:numPr>
-              <w:spacing w:line="254" w:lineRule="auto"/>
-              <w:ind w:hanging="357"/>
-              <w:rPr>
-                <w:i/>
-                <w:sz w:val="24"/>
-              </w:rPr>
-            </w:pPr>
-            <w:r>
-              <w:rPr>
-                <w:i/>
-                <w:sz w:val="24"/>
-              </w:rPr>
-              <w:t>Инновационность:</w:t>
-            </w:r>
-          </w:p>
-          <w:p>
-            <w:pPr>
-              <w:pStyle w:val="whitespace-normal"/>
-              <w:numPr>
-                <w:ilvl w:val="1"/>
-                <w:numId w:val="60"/>
-              </w:numPr>
-              <w:spacing w:before="0" w:beforeAutospacing="0" w:after="0" w:afterAutospacing="0"/>
-              <w:ind w:hanging="357"/>
-              <w:rPr>
-                <w:i/>
-                <w:iCs/>
-              </w:rPr>
-            </w:pPr>
-            <w:r>
-              <w:rPr>
-                <w:i/>
-                <w:iCs/>
-              </w:rPr>
-              <w:t xml:space="preserve">Проект основан на оригинальной концепции </w:t>
-            </w:r>
-            <w:proofErr w:type="spellStart"/>
-            <w:r>
-              <w:rPr>
-                <w:i/>
-                <w:iCs/>
-              </w:rPr>
-              <w:t>инволютивного</w:t>
-            </w:r>
-            <w:proofErr w:type="spellEnd"/>
-            <w:r>
-              <w:rPr>
-                <w:i/>
-                <w:iCs/>
-              </w:rPr>
-              <w:t xml:space="preserve"> деления, что представляет собой инновационный подход к решению классических задач компьютерной алгебры.</w:t>
-            </w:r>
-          </w:p>
-          <w:p>
-            <w:pPr>
-              <w:pStyle w:val="whitespace-normal"/>
-              <w:numPr>
-                <w:ilvl w:val="1"/>
-                <w:numId w:val="60"/>
-              </w:numPr>
-              <w:spacing w:before="0" w:beforeAutospacing="0" w:after="0" w:afterAutospacing="0"/>
-              <w:ind w:hanging="357"/>
-              <w:rPr>
-                <w:i/>
-                <w:iCs/>
-              </w:rPr>
-            </w:pPr>
-            <w:r>
-              <w:rPr>
-                <w:i/>
-                <w:iCs/>
-              </w:rPr>
-              <w:t>Развитие открытого программного обеспечения для решения сложных математических задач соответствует современным тенденциям в научном сообществе.</w:t>
-            </w:r>
-          </w:p>
-          <w:p>
-            <w:pPr>
-              <w:pStyle w:val="TableParagraph"/>
-              <w:numPr>
-                <w:ilvl w:val="0"/>
-                <w:numId w:val="35"/>
-              </w:numPr>
-              <w:spacing w:line="254" w:lineRule="auto"/>
-              <w:ind w:hanging="357"/>
-              <w:rPr>
-                <w:i/>
-                <w:sz w:val="24"/>
-              </w:rPr>
-            </w:pPr>
-            <w:proofErr w:type="spellStart"/>
-            <w:r>
-              <w:rPr>
-                <w:i/>
-                <w:sz w:val="24"/>
-              </w:rPr>
-              <w:t>Междисциплинарность</w:t>
-            </w:r>
-            <w:proofErr w:type="spellEnd"/>
-            <w:r>
-              <w:rPr>
-                <w:i/>
-                <w:sz w:val="24"/>
-              </w:rPr>
-              <w:t>:</w:t>
-            </w:r>
-          </w:p>
-          <w:p>
-            <w:pPr>
-              <w:pStyle w:val="whitespace-normal"/>
-              <w:numPr>
-                <w:ilvl w:val="1"/>
-                <w:numId w:val="60"/>
-              </w:numPr>
-              <w:spacing w:before="0" w:beforeAutospacing="0" w:after="0" w:afterAutospacing="0"/>
-              <w:ind w:hanging="357"/>
-              <w:rPr>
-                <w:i/>
-                <w:iCs/>
-              </w:rPr>
-            </w:pPr>
-            <w:r>
-              <w:rPr>
-                <w:i/>
-                <w:iCs/>
-              </w:rPr>
-              <w:t>Исследование находится на стыке компьютерной алгебры, теории алгоритмов, математической физики и программирования, что подчеркивает его междисциплинарный характер.</w:t>
-            </w:r>
-          </w:p>
-          <w:p>
-            <w:pPr>
-              <w:pStyle w:val="TableParagraph"/>
-              <w:numPr>
-                <w:ilvl w:val="0"/>
-                <w:numId w:val="35"/>
-              </w:numPr>
-              <w:spacing w:line="254" w:lineRule="auto"/>
-              <w:ind w:hanging="357"/>
-              <w:rPr>
-                <w:i/>
-                <w:sz w:val="24"/>
-              </w:rPr>
-            </w:pPr>
-            <w:r>
-              <w:rPr>
-                <w:i/>
-                <w:sz w:val="24"/>
-              </w:rPr>
-              <w:t>Потенциал для международного сотрудничества:</w:t>
-            </w:r>
-          </w:p>
-          <w:p>
-            <w:pPr>
-              <w:pStyle w:val="TableParagraph"/>
-              <w:numPr>
-                <w:ilvl w:val="1"/>
-                <w:numId w:val="35"/>
-              </w:numPr>
-              <w:spacing w:line="254" w:lineRule="auto"/>
-              <w:ind w:hanging="357"/>
-              <w:rPr>
-                <w:i/>
-                <w:sz w:val="24"/>
-              </w:rPr>
-            </w:pPr>
-            <w:r>
-              <w:rPr>
-                <w:i/>
-                <w:sz w:val="24"/>
-              </w:rPr>
-              <w:t xml:space="preserve">Открытый характер проекта и его размещение на </w:t>
-            </w:r>
-            <w:proofErr w:type="spellStart"/>
-            <w:r>
-              <w:rPr>
-                <w:i/>
-                <w:sz w:val="24"/>
-              </w:rPr>
-              <w:t>GitHub</w:t>
-            </w:r>
-            <w:proofErr w:type="spellEnd"/>
-            <w:r>
-              <w:rPr>
-                <w:i/>
-                <w:sz w:val="24"/>
-              </w:rPr>
-              <w:t xml:space="preserve"> создают возможности для международного сотрудничества и обмена опытом.</w:t>
+                <w:sz w:val="24"/>
+                <w:lang w:val="en-US"/>
+              </w:rPr>
+              <w:t>}}</w:t>
             </w:r>
           </w:p>
         </w:tc>
@@ -4862,7 +2735,6 @@
               <w:rPr>
                 <w:sz w:val="24"/>
               </w:rPr>
-              <w:lastRenderedPageBreak/>
               <w:t>2.4.</w:t>
             </w:r>
             <w:r>
@@ -5012,11 +2884,8 @@
           <w:p>
             <w:pPr>
               <w:pStyle w:val="whitespace-normal"/>
-              <w:numPr>
-                <w:ilvl w:val="0"/>
-                <w:numId w:val="37"/>
-              </w:numPr>
               <w:spacing w:before="0" w:beforeAutospacing="0" w:after="0" w:afterAutospacing="0"/>
+              <w:ind w:left="720"/>
               <w:rPr>
                 <w:i/>
                 <w:iCs/>
@@ -5026,934 +2895,22 @@
               <w:rPr>
                 <w:i/>
                 <w:iCs/>
-              </w:rPr>
-              <w:t xml:space="preserve">Теоретические методы компьютерной алгебры: </w:t>
-            </w:r>
-          </w:p>
-          <w:p>
-            <w:pPr>
-              <w:pStyle w:val="TableParagraph"/>
-              <w:numPr>
-                <w:ilvl w:val="1"/>
-                <w:numId w:val="35"/>
-              </w:numPr>
-              <w:spacing w:line="254" w:lineRule="auto"/>
-              <w:ind w:hanging="357"/>
-              <w:rPr>
-                <w:i/>
-                <w:sz w:val="24"/>
-              </w:rPr>
-            </w:pPr>
-            <w:r>
-              <w:rPr>
-                <w:i/>
-                <w:sz w:val="24"/>
-              </w:rPr>
-              <w:t xml:space="preserve">Применение теории базисов </w:t>
-            </w:r>
-            <w:proofErr w:type="spellStart"/>
-            <w:r>
-              <w:rPr>
-                <w:i/>
-                <w:sz w:val="24"/>
-              </w:rPr>
-              <w:t>Грёбнера</w:t>
-            </w:r>
-            <w:proofErr w:type="spellEnd"/>
-            <w:r>
-              <w:rPr>
-                <w:i/>
-                <w:sz w:val="24"/>
-              </w:rPr>
-              <w:t xml:space="preserve"> для решения систем нелинейных уравнений</w:t>
-            </w:r>
-          </w:p>
-          <w:p>
-            <w:pPr>
-              <w:pStyle w:val="TableParagraph"/>
-              <w:numPr>
-                <w:ilvl w:val="1"/>
-                <w:numId w:val="35"/>
-              </w:numPr>
-              <w:spacing w:line="254" w:lineRule="auto"/>
-              <w:ind w:hanging="357"/>
-              <w:rPr>
-                <w:i/>
-                <w:sz w:val="24"/>
-              </w:rPr>
-            </w:pPr>
-            <w:r>
-              <w:rPr>
-                <w:i/>
-                <w:sz w:val="24"/>
-              </w:rPr>
-              <w:t xml:space="preserve">Использование концепции </w:t>
-            </w:r>
-            <w:proofErr w:type="spellStart"/>
-            <w:r>
-              <w:rPr>
-                <w:i/>
-                <w:sz w:val="24"/>
-              </w:rPr>
-              <w:t>инволютивного</w:t>
-            </w:r>
-            <w:proofErr w:type="spellEnd"/>
-            <w:r>
-              <w:rPr>
-                <w:i/>
-                <w:sz w:val="24"/>
-              </w:rPr>
-              <w:t xml:space="preserve"> деления как основы </w:t>
-            </w:r>
-            <w:proofErr w:type="spellStart"/>
-            <w:r>
-              <w:rPr>
-                <w:i/>
-                <w:sz w:val="24"/>
-              </w:rPr>
-              <w:t>инволютивного</w:t>
-            </w:r>
-            <w:proofErr w:type="spellEnd"/>
-            <w:r>
-              <w:rPr>
-                <w:i/>
-                <w:sz w:val="24"/>
-              </w:rPr>
-              <w:t xml:space="preserve"> алгоритма</w:t>
-            </w:r>
-          </w:p>
-          <w:p>
-            <w:pPr>
-              <w:pStyle w:val="TableParagraph"/>
-              <w:numPr>
-                <w:ilvl w:val="1"/>
-                <w:numId w:val="35"/>
-              </w:numPr>
-              <w:spacing w:line="254" w:lineRule="auto"/>
-              <w:ind w:hanging="357"/>
-              <w:rPr>
-                <w:i/>
-                <w:sz w:val="24"/>
-              </w:rPr>
-            </w:pPr>
-            <w:r>
-              <w:rPr>
-                <w:i/>
-                <w:sz w:val="24"/>
-              </w:rPr>
-              <w:t xml:space="preserve">Анализ и сравнение различных алгоритмов вычисления базисов </w:t>
-            </w:r>
-            <w:proofErr w:type="spellStart"/>
-            <w:r>
-              <w:rPr>
-                <w:i/>
-                <w:sz w:val="24"/>
-              </w:rPr>
-              <w:t>Грёбнера</w:t>
-            </w:r>
-            <w:proofErr w:type="spellEnd"/>
-          </w:p>
-          <w:p>
-            <w:pPr>
-              <w:pStyle w:val="whitespace-normal"/>
-              <w:numPr>
-                <w:ilvl w:val="0"/>
-                <w:numId w:val="37"/>
-              </w:numPr>
+                <w:lang w:val="en-US"/>
+              </w:rPr>
+              <w:t>{{descriptionOfMethods}}</w:t>
+            </w:r>
+          </w:p>
+          <w:p>
+            <w:pPr>
+              <w:pStyle w:val="whitespace-pre-wrap"/>
               <w:spacing w:before="0" w:beforeAutospacing="0" w:after="0" w:afterAutospacing="0"/>
+            </w:pPr>
+            <w:r>
               <w:rPr>
                 <w:i/>
                 <w:iCs/>
               </w:rPr>
-            </w:pPr>
-            <w:r>
-              <w:rPr>
-                <w:i/>
-                <w:iCs/>
-              </w:rPr>
-              <w:t xml:space="preserve">Методы алгоритмического анализа: </w:t>
-            </w:r>
-          </w:p>
-          <w:p>
-            <w:pPr>
-              <w:pStyle w:val="TableParagraph"/>
-              <w:numPr>
-                <w:ilvl w:val="1"/>
-                <w:numId w:val="35"/>
-              </w:numPr>
-              <w:spacing w:line="254" w:lineRule="auto"/>
-              <w:ind w:hanging="357"/>
-              <w:rPr>
-                <w:i/>
-                <w:sz w:val="24"/>
-              </w:rPr>
-            </w:pPr>
-            <w:r>
-              <w:rPr>
-                <w:i/>
-                <w:sz w:val="24"/>
-              </w:rPr>
-              <w:t>Оценка временной и пространственной сложности алгоритмов</w:t>
-            </w:r>
-          </w:p>
-          <w:p>
-            <w:pPr>
-              <w:pStyle w:val="TableParagraph"/>
-              <w:numPr>
-                <w:ilvl w:val="1"/>
-                <w:numId w:val="35"/>
-              </w:numPr>
-              <w:spacing w:line="254" w:lineRule="auto"/>
-              <w:ind w:hanging="357"/>
-              <w:rPr>
-                <w:i/>
-                <w:sz w:val="24"/>
-              </w:rPr>
-            </w:pPr>
-            <w:r>
-              <w:rPr>
-                <w:i/>
-                <w:sz w:val="24"/>
-              </w:rPr>
-              <w:t>Анализ эффективности алгоритмов на различных классах входных данных</w:t>
-            </w:r>
-          </w:p>
-          <w:p>
-            <w:pPr>
-              <w:pStyle w:val="TableParagraph"/>
-              <w:numPr>
-                <w:ilvl w:val="1"/>
-                <w:numId w:val="35"/>
-              </w:numPr>
-              <w:spacing w:line="254" w:lineRule="auto"/>
-              <w:ind w:hanging="357"/>
-              <w:rPr>
-                <w:i/>
-                <w:iCs/>
-              </w:rPr>
-            </w:pPr>
-            <w:r>
-              <w:rPr>
-                <w:i/>
-                <w:sz w:val="24"/>
-              </w:rPr>
-              <w:t>Исследование асимптотического поведения алгоритмов</w:t>
-            </w:r>
-          </w:p>
-          <w:p>
-            <w:pPr>
-              <w:pStyle w:val="whitespace-normal"/>
-              <w:numPr>
-                <w:ilvl w:val="0"/>
-                <w:numId w:val="37"/>
-              </w:numPr>
-              <w:spacing w:before="0" w:beforeAutospacing="0" w:after="0" w:afterAutospacing="0"/>
-              <w:rPr>
-                <w:i/>
-                <w:iCs/>
-              </w:rPr>
-            </w:pPr>
-            <w:r>
-              <w:rPr>
-                <w:i/>
-                <w:iCs/>
-              </w:rPr>
-              <w:t xml:space="preserve">Методы оптимизации программного кода: </w:t>
-            </w:r>
-          </w:p>
-          <w:p>
-            <w:pPr>
-              <w:pStyle w:val="TableParagraph"/>
-              <w:numPr>
-                <w:ilvl w:val="1"/>
-                <w:numId w:val="35"/>
-              </w:numPr>
-              <w:spacing w:line="254" w:lineRule="auto"/>
-              <w:ind w:hanging="357"/>
-              <w:rPr>
-                <w:i/>
-                <w:sz w:val="24"/>
-              </w:rPr>
-            </w:pPr>
-            <w:r>
-              <w:rPr>
-                <w:i/>
-                <w:sz w:val="24"/>
-              </w:rPr>
-              <w:t>Профилирование кода для выявления узких мест в производительности</w:t>
-            </w:r>
-          </w:p>
-          <w:p>
-            <w:pPr>
-              <w:pStyle w:val="TableParagraph"/>
-              <w:numPr>
-                <w:ilvl w:val="1"/>
-                <w:numId w:val="35"/>
-              </w:numPr>
-              <w:spacing w:line="254" w:lineRule="auto"/>
-              <w:ind w:hanging="357"/>
-              <w:rPr>
-                <w:i/>
-                <w:sz w:val="24"/>
-              </w:rPr>
-            </w:pPr>
-            <w:r>
-              <w:rPr>
-                <w:i/>
-                <w:sz w:val="24"/>
-              </w:rPr>
-              <w:t>Применение техник оптимизации работы с памятью, включая эффективную сборку мусора</w:t>
-            </w:r>
-          </w:p>
-          <w:p>
-            <w:pPr>
-              <w:pStyle w:val="TableParagraph"/>
-              <w:numPr>
-                <w:ilvl w:val="1"/>
-                <w:numId w:val="35"/>
-              </w:numPr>
-              <w:spacing w:line="254" w:lineRule="auto"/>
-              <w:ind w:hanging="357"/>
-              <w:rPr>
-                <w:i/>
-                <w:sz w:val="24"/>
-              </w:rPr>
-            </w:pPr>
-            <w:r>
-              <w:rPr>
-                <w:i/>
-                <w:sz w:val="24"/>
-              </w:rPr>
-              <w:t>Исследование возможностей параллельных вычислений и их реализация</w:t>
-            </w:r>
-          </w:p>
-          <w:p>
-            <w:pPr>
-              <w:pStyle w:val="whitespace-normal"/>
-              <w:numPr>
-                <w:ilvl w:val="0"/>
-                <w:numId w:val="37"/>
-              </w:numPr>
-              <w:spacing w:before="0" w:beforeAutospacing="0" w:after="0" w:afterAutospacing="0"/>
-              <w:rPr>
-                <w:i/>
-                <w:iCs/>
-              </w:rPr>
-            </w:pPr>
-            <w:r>
-              <w:rPr>
-                <w:i/>
-                <w:iCs/>
-              </w:rPr>
-              <w:t xml:space="preserve">Экспериментальные методы: </w:t>
-            </w:r>
-          </w:p>
-          <w:p>
-            <w:pPr>
-              <w:pStyle w:val="TableParagraph"/>
-              <w:numPr>
-                <w:ilvl w:val="1"/>
-                <w:numId w:val="35"/>
-              </w:numPr>
-              <w:spacing w:line="254" w:lineRule="auto"/>
-              <w:ind w:hanging="357"/>
-              <w:rPr>
-                <w:i/>
-                <w:sz w:val="24"/>
-              </w:rPr>
-            </w:pPr>
-            <w:r>
-              <w:rPr>
-                <w:i/>
-                <w:sz w:val="24"/>
-              </w:rPr>
-              <w:t>Проведение вычислительных экспериментов на различных наборах тестовых данных</w:t>
-            </w:r>
-          </w:p>
-          <w:p>
-            <w:pPr>
-              <w:pStyle w:val="TableParagraph"/>
-              <w:numPr>
-                <w:ilvl w:val="1"/>
-                <w:numId w:val="35"/>
-              </w:numPr>
-              <w:spacing w:line="254" w:lineRule="auto"/>
-              <w:ind w:hanging="357"/>
-              <w:rPr>
-                <w:i/>
-                <w:sz w:val="24"/>
-              </w:rPr>
-            </w:pPr>
-            <w:r>
-              <w:rPr>
-                <w:i/>
-                <w:sz w:val="24"/>
-              </w:rPr>
-              <w:t>Статистический анализ результатов экспериментов</w:t>
-            </w:r>
-          </w:p>
-          <w:p>
-            <w:pPr>
-              <w:pStyle w:val="whitespace-normal"/>
-              <w:numPr>
-                <w:ilvl w:val="0"/>
-                <w:numId w:val="37"/>
-              </w:numPr>
-              <w:spacing w:before="0" w:beforeAutospacing="0" w:after="0" w:afterAutospacing="0"/>
-              <w:rPr>
-                <w:i/>
-                <w:iCs/>
-              </w:rPr>
-            </w:pPr>
-            <w:r>
-              <w:rPr>
-                <w:i/>
-                <w:iCs/>
-              </w:rPr>
-              <w:t xml:space="preserve">Методы визуализации данных: </w:t>
-            </w:r>
-          </w:p>
-          <w:p>
-            <w:pPr>
-              <w:pStyle w:val="TableParagraph"/>
-              <w:numPr>
-                <w:ilvl w:val="1"/>
-                <w:numId w:val="35"/>
-              </w:numPr>
-              <w:spacing w:line="254" w:lineRule="auto"/>
-              <w:ind w:hanging="357"/>
-              <w:rPr>
-                <w:i/>
-                <w:sz w:val="24"/>
-              </w:rPr>
-            </w:pPr>
-            <w:r>
-              <w:rPr>
-                <w:i/>
-                <w:sz w:val="24"/>
-              </w:rPr>
-              <w:t>Разработка алгоритмов для визуального представления результатов вычислений</w:t>
-            </w:r>
-          </w:p>
-          <w:p>
-            <w:pPr>
-              <w:pStyle w:val="TableParagraph"/>
-              <w:numPr>
-                <w:ilvl w:val="1"/>
-                <w:numId w:val="35"/>
-              </w:numPr>
-              <w:spacing w:line="254" w:lineRule="auto"/>
-              <w:ind w:hanging="357"/>
-              <w:rPr>
-                <w:i/>
-                <w:sz w:val="24"/>
-              </w:rPr>
-            </w:pPr>
-            <w:r>
-              <w:rPr>
-                <w:i/>
-                <w:sz w:val="24"/>
-              </w:rPr>
-              <w:t>Применение современных библиотек и инструментов для создания интерактивных визуализаций</w:t>
-            </w:r>
-          </w:p>
-          <w:p>
-            <w:pPr>
-              <w:pStyle w:val="whitespace-normal"/>
-              <w:numPr>
-                <w:ilvl w:val="0"/>
-                <w:numId w:val="37"/>
-              </w:numPr>
-              <w:spacing w:before="0" w:beforeAutospacing="0" w:after="0" w:afterAutospacing="0"/>
-              <w:rPr>
-                <w:i/>
-                <w:iCs/>
-              </w:rPr>
-            </w:pPr>
-            <w:r>
-              <w:rPr>
-                <w:i/>
-                <w:iCs/>
-              </w:rPr>
-              <w:t xml:space="preserve">Методы интеграции систем: </w:t>
-            </w:r>
-          </w:p>
-          <w:p>
-            <w:pPr>
-              <w:pStyle w:val="TableParagraph"/>
-              <w:numPr>
-                <w:ilvl w:val="1"/>
-                <w:numId w:val="35"/>
-              </w:numPr>
-              <w:spacing w:line="254" w:lineRule="auto"/>
-              <w:ind w:hanging="357"/>
-              <w:rPr>
-                <w:i/>
-                <w:sz w:val="24"/>
-              </w:rPr>
-            </w:pPr>
-            <w:r>
-              <w:rPr>
-                <w:i/>
-                <w:sz w:val="24"/>
-              </w:rPr>
-              <w:t>Анализ API существующих систем компьютерной алгебры (</w:t>
-            </w:r>
-            <w:proofErr w:type="spellStart"/>
-            <w:r>
-              <w:rPr>
-                <w:i/>
-                <w:sz w:val="24"/>
-              </w:rPr>
-              <w:t>SymPy</w:t>
-            </w:r>
-            <w:proofErr w:type="spellEnd"/>
-            <w:r>
-              <w:rPr>
-                <w:i/>
-                <w:sz w:val="24"/>
-              </w:rPr>
-              <w:t xml:space="preserve">, </w:t>
-            </w:r>
-            <w:proofErr w:type="spellStart"/>
-            <w:r>
-              <w:rPr>
-                <w:i/>
-                <w:sz w:val="24"/>
-              </w:rPr>
-              <w:t>Sage</w:t>
-            </w:r>
-            <w:proofErr w:type="spellEnd"/>
-            <w:r>
-              <w:rPr>
-                <w:i/>
-                <w:sz w:val="24"/>
-              </w:rPr>
-              <w:t>)</w:t>
-            </w:r>
-          </w:p>
-          <w:p>
-            <w:pPr>
-              <w:pStyle w:val="TableParagraph"/>
-              <w:numPr>
-                <w:ilvl w:val="1"/>
-                <w:numId w:val="35"/>
-              </w:numPr>
-              <w:spacing w:line="254" w:lineRule="auto"/>
-              <w:ind w:hanging="357"/>
-              <w:rPr>
-                <w:i/>
-                <w:sz w:val="24"/>
-              </w:rPr>
-            </w:pPr>
-            <w:r>
-              <w:rPr>
-                <w:i/>
-                <w:sz w:val="24"/>
-              </w:rPr>
-              <w:t>Разработка интерфейсов и адаптеров для обеспечения совместимости</w:t>
-            </w:r>
-          </w:p>
-          <w:p>
-            <w:pPr>
-              <w:pStyle w:val="whitespace-normal"/>
-              <w:numPr>
-                <w:ilvl w:val="0"/>
-                <w:numId w:val="37"/>
-              </w:numPr>
-              <w:spacing w:before="0" w:beforeAutospacing="0" w:after="0" w:afterAutospacing="0"/>
-              <w:rPr>
-                <w:i/>
-                <w:iCs/>
-              </w:rPr>
-            </w:pPr>
-            <w:r>
-              <w:rPr>
-                <w:i/>
-                <w:iCs/>
-              </w:rPr>
-              <w:t xml:space="preserve">Методы документирования и обучения: </w:t>
-            </w:r>
-          </w:p>
-          <w:p>
-            <w:pPr>
-              <w:pStyle w:val="TableParagraph"/>
-              <w:numPr>
-                <w:ilvl w:val="1"/>
-                <w:numId w:val="35"/>
-              </w:numPr>
-              <w:spacing w:line="254" w:lineRule="auto"/>
-              <w:ind w:hanging="357"/>
-              <w:rPr>
-                <w:i/>
-                <w:sz w:val="24"/>
-              </w:rPr>
-            </w:pPr>
-            <w:r>
-              <w:rPr>
-                <w:i/>
-                <w:sz w:val="24"/>
-              </w:rPr>
-              <w:t>Применение современных подходов к технической документации</w:t>
-            </w:r>
-          </w:p>
-          <w:p>
-            <w:pPr>
-              <w:pStyle w:val="TableParagraph"/>
-              <w:numPr>
-                <w:ilvl w:val="1"/>
-                <w:numId w:val="35"/>
-              </w:numPr>
-              <w:spacing w:line="254" w:lineRule="auto"/>
-              <w:ind w:hanging="357"/>
-              <w:rPr>
-                <w:i/>
-                <w:sz w:val="24"/>
-              </w:rPr>
-            </w:pPr>
-            <w:r>
-              <w:rPr>
-                <w:i/>
-                <w:sz w:val="24"/>
-              </w:rPr>
-              <w:t>Разработка интерактивных обучающих материалов</w:t>
-            </w:r>
-          </w:p>
-          <w:p>
-            <w:pPr>
-              <w:pStyle w:val="TableParagraph"/>
-              <w:spacing w:line="254" w:lineRule="auto"/>
-              <w:ind w:left="1440"/>
-              <w:rPr>
-                <w:i/>
-                <w:sz w:val="24"/>
-              </w:rPr>
-            </w:pPr>
-          </w:p>
-          <w:p>
-            <w:pPr>
-              <w:pStyle w:val="whitespace-normal"/>
-              <w:numPr>
-                <w:ilvl w:val="0"/>
-                <w:numId w:val="37"/>
-              </w:numPr>
-              <w:spacing w:before="0" w:beforeAutospacing="0" w:after="0" w:afterAutospacing="0"/>
-              <w:rPr>
-                <w:i/>
-                <w:iCs/>
-              </w:rPr>
-            </w:pPr>
-            <w:r>
-              <w:rPr>
-                <w:i/>
-                <w:iCs/>
-              </w:rPr>
-              <w:lastRenderedPageBreak/>
-              <w:t xml:space="preserve">Методы тестирования программного обеспечения: </w:t>
-            </w:r>
-          </w:p>
-          <w:p>
-            <w:pPr>
-              <w:pStyle w:val="TableParagraph"/>
-              <w:numPr>
-                <w:ilvl w:val="1"/>
-                <w:numId w:val="35"/>
-              </w:numPr>
-              <w:spacing w:line="254" w:lineRule="auto"/>
-              <w:ind w:hanging="357"/>
-              <w:rPr>
-                <w:i/>
-                <w:sz w:val="24"/>
-              </w:rPr>
-            </w:pPr>
-            <w:r>
-              <w:rPr>
-                <w:i/>
-                <w:sz w:val="24"/>
-              </w:rPr>
-              <w:t>Разработка и применение модульных тестов</w:t>
-            </w:r>
-          </w:p>
-          <w:p>
-            <w:pPr>
-              <w:pStyle w:val="TableParagraph"/>
-              <w:numPr>
-                <w:ilvl w:val="1"/>
-                <w:numId w:val="35"/>
-              </w:numPr>
-              <w:spacing w:line="254" w:lineRule="auto"/>
-              <w:ind w:hanging="357"/>
-              <w:rPr>
-                <w:i/>
-                <w:sz w:val="24"/>
-              </w:rPr>
-            </w:pPr>
-            <w:r>
-              <w:rPr>
-                <w:i/>
-                <w:sz w:val="24"/>
-              </w:rPr>
-              <w:t>Использование методов интеграционного и системного тестирования</w:t>
-            </w:r>
-          </w:p>
-          <w:p>
-            <w:pPr>
-              <w:pStyle w:val="TableParagraph"/>
-              <w:numPr>
-                <w:ilvl w:val="1"/>
-                <w:numId w:val="35"/>
-              </w:numPr>
-              <w:spacing w:line="254" w:lineRule="auto"/>
-              <w:ind w:hanging="357"/>
-              <w:rPr>
-                <w:i/>
-                <w:iCs/>
-              </w:rPr>
-            </w:pPr>
-            <w:r>
-              <w:rPr>
-                <w:i/>
-                <w:sz w:val="24"/>
-              </w:rPr>
-              <w:t>Применение техник тестирования производительности</w:t>
-            </w:r>
-          </w:p>
-          <w:p>
-            <w:pPr>
-              <w:pStyle w:val="whitespace-normal"/>
-              <w:numPr>
-                <w:ilvl w:val="0"/>
-                <w:numId w:val="37"/>
-              </w:numPr>
-              <w:spacing w:before="0" w:beforeAutospacing="0" w:after="0" w:afterAutospacing="0"/>
-              <w:rPr>
-                <w:i/>
-                <w:iCs/>
-              </w:rPr>
-            </w:pPr>
-            <w:r>
-              <w:rPr>
-                <w:i/>
-                <w:iCs/>
-              </w:rPr>
-              <w:t xml:space="preserve">Методы математической физики и механики: </w:t>
-            </w:r>
-          </w:p>
-          <w:p>
-            <w:pPr>
-              <w:pStyle w:val="TableParagraph"/>
-              <w:numPr>
-                <w:ilvl w:val="1"/>
-                <w:numId w:val="35"/>
-              </w:numPr>
-              <w:spacing w:line="254" w:lineRule="auto"/>
-              <w:ind w:hanging="357"/>
-              <w:rPr>
-                <w:i/>
-                <w:sz w:val="24"/>
-              </w:rPr>
-            </w:pPr>
-            <w:r>
-              <w:rPr>
-                <w:i/>
-                <w:sz w:val="24"/>
-              </w:rPr>
-              <w:t>Применение методов теории дифференциальных уравнений</w:t>
-            </w:r>
-          </w:p>
-          <w:p>
-            <w:pPr>
-              <w:pStyle w:val="TableParagraph"/>
-              <w:numPr>
-                <w:ilvl w:val="1"/>
-                <w:numId w:val="35"/>
-              </w:numPr>
-              <w:spacing w:line="254" w:lineRule="auto"/>
-              <w:ind w:hanging="357"/>
-              <w:rPr>
-                <w:i/>
-                <w:sz w:val="24"/>
-              </w:rPr>
-            </w:pPr>
-            <w:r>
-              <w:rPr>
-                <w:i/>
-                <w:sz w:val="24"/>
-              </w:rPr>
-              <w:t>Использование методов теории групп и симметрий в физических задачах</w:t>
-            </w:r>
-          </w:p>
-          <w:p>
-            <w:pPr>
-              <w:pStyle w:val="whitespace-normal"/>
-              <w:numPr>
-                <w:ilvl w:val="0"/>
-                <w:numId w:val="37"/>
-              </w:numPr>
-              <w:spacing w:before="0" w:beforeAutospacing="0" w:after="0" w:afterAutospacing="0"/>
-              <w:rPr>
-                <w:i/>
-                <w:iCs/>
-              </w:rPr>
-            </w:pPr>
-            <w:r>
-              <w:rPr>
-                <w:i/>
-                <w:iCs/>
-              </w:rPr>
-              <w:t xml:space="preserve">Методы теории сложности вычислений: </w:t>
-            </w:r>
-          </w:p>
-          <w:p>
-            <w:pPr>
-              <w:pStyle w:val="TableParagraph"/>
-              <w:numPr>
-                <w:ilvl w:val="1"/>
-                <w:numId w:val="35"/>
-              </w:numPr>
-              <w:spacing w:line="254" w:lineRule="auto"/>
-              <w:ind w:hanging="357"/>
-              <w:rPr>
-                <w:i/>
-                <w:sz w:val="24"/>
-              </w:rPr>
-            </w:pPr>
-            <w:r>
-              <w:rPr>
-                <w:i/>
-                <w:sz w:val="24"/>
-              </w:rPr>
-              <w:t>Анализ вычислительной сложности алгоритмов</w:t>
-            </w:r>
-          </w:p>
-          <w:p>
-            <w:pPr>
-              <w:pStyle w:val="TableParagraph"/>
-              <w:numPr>
-                <w:ilvl w:val="1"/>
-                <w:numId w:val="35"/>
-              </w:numPr>
-              <w:spacing w:line="254" w:lineRule="auto"/>
-              <w:ind w:hanging="357"/>
-              <w:rPr>
-                <w:i/>
-                <w:sz w:val="24"/>
-              </w:rPr>
-            </w:pPr>
-            <w:r>
-              <w:rPr>
-                <w:i/>
-                <w:sz w:val="24"/>
-              </w:rPr>
-              <w:t xml:space="preserve">Исследование NP-полных задач, связанных с вычислением базисов </w:t>
-            </w:r>
-            <w:proofErr w:type="spellStart"/>
-            <w:r>
-              <w:rPr>
-                <w:i/>
-                <w:sz w:val="24"/>
-              </w:rPr>
-              <w:t>Грёбнера</w:t>
-            </w:r>
-            <w:proofErr w:type="spellEnd"/>
-          </w:p>
-          <w:p>
-            <w:pPr>
-              <w:pStyle w:val="whitespace-normal"/>
-              <w:numPr>
-                <w:ilvl w:val="0"/>
-                <w:numId w:val="37"/>
-              </w:numPr>
-              <w:spacing w:before="0" w:beforeAutospacing="0" w:after="0" w:afterAutospacing="0"/>
-              <w:rPr>
-                <w:i/>
-                <w:iCs/>
-              </w:rPr>
-            </w:pPr>
-            <w:r>
-              <w:rPr>
-                <w:i/>
-                <w:iCs/>
-              </w:rPr>
-              <w:t xml:space="preserve">Методы распределенных вычислений: </w:t>
-            </w:r>
-          </w:p>
-          <w:p>
-            <w:pPr>
-              <w:pStyle w:val="TableParagraph"/>
-              <w:numPr>
-                <w:ilvl w:val="1"/>
-                <w:numId w:val="35"/>
-              </w:numPr>
-              <w:spacing w:line="254" w:lineRule="auto"/>
-              <w:ind w:hanging="357"/>
-              <w:rPr>
-                <w:i/>
-                <w:sz w:val="24"/>
-              </w:rPr>
-            </w:pPr>
-            <w:r>
-              <w:rPr>
-                <w:i/>
-                <w:sz w:val="24"/>
-              </w:rPr>
-              <w:t>Исследование возможностей применения распределенных вычислений для решения особо сложных задач</w:t>
-            </w:r>
-          </w:p>
-          <w:p>
-            <w:pPr>
-              <w:pStyle w:val="whitespace-normal"/>
-              <w:numPr>
-                <w:ilvl w:val="0"/>
-                <w:numId w:val="37"/>
-              </w:numPr>
-              <w:spacing w:before="0" w:beforeAutospacing="0" w:after="0" w:afterAutospacing="0"/>
-              <w:rPr>
-                <w:i/>
-                <w:iCs/>
-              </w:rPr>
-            </w:pPr>
-            <w:r>
-              <w:rPr>
-                <w:i/>
-                <w:iCs/>
-              </w:rPr>
-              <w:t xml:space="preserve">Методы формальной верификации: </w:t>
-            </w:r>
-          </w:p>
-          <w:p>
-            <w:pPr>
-              <w:pStyle w:val="TableParagraph"/>
-              <w:numPr>
-                <w:ilvl w:val="1"/>
-                <w:numId w:val="35"/>
-              </w:numPr>
-              <w:spacing w:line="254" w:lineRule="auto"/>
-              <w:ind w:hanging="357"/>
-              <w:rPr>
-                <w:i/>
-                <w:sz w:val="24"/>
-              </w:rPr>
-            </w:pPr>
-            <w:r>
-              <w:rPr>
-                <w:i/>
-                <w:sz w:val="24"/>
-              </w:rPr>
-              <w:t>Потенциальное применение методов формальной верификации для подтверждения корректности ключевых алгоритмов</w:t>
-            </w:r>
-          </w:p>
-          <w:p>
-            <w:pPr>
-              <w:pStyle w:val="whitespace-pre-wrap"/>
-              <w:spacing w:before="0" w:beforeAutospacing="0" w:after="0" w:afterAutospacing="0"/>
-            </w:pPr>
-            <w:r>
-              <w:rPr>
-                <w:i/>
-                <w:iCs/>
-              </w:rPr>
-              <w:t>Эти научные подходы и методы позволят комплексно подойти к решению поставленных задач, обеспечивая как теоретическую обоснованность, так и практическую применимость результатов проекта. Сочетание классических методов компьютерной алгебры с современными подходами к разработке программного обеспечения и анализу данных создаст прочную основу для успешной реализации проекта и получения значимых научных результатов.</w:t>
+              <w:t>.</w:t>
             </w:r>
           </w:p>
         </w:tc>
@@ -5979,7 +2936,6 @@
               <w:rPr>
                 <w:sz w:val="24"/>
               </w:rPr>
-              <w:lastRenderedPageBreak/>
               <w:t>2.5.</w:t>
             </w:r>
             <w:r>
@@ -6144,119 +3100,16 @@
               <w:rPr>
                 <w:i/>
                 <w:sz w:val="24"/>
+                <w:lang w:val="en-US"/>
               </w:rPr>
             </w:pPr>
             <w:r>
               <w:rPr>
                 <w:i/>
                 <w:sz w:val="24"/>
-              </w:rPr>
-              <w:t>Текст</w:t>
-            </w:r>
-            <w:r>
-              <w:rPr>
-                <w:i/>
-                <w:spacing w:val="-8"/>
-                <w:sz w:val="24"/>
-              </w:rPr>
-              <w:t xml:space="preserve"> </w:t>
-            </w:r>
-            <w:r>
-              <w:rPr>
-                <w:i/>
-                <w:sz w:val="24"/>
-              </w:rPr>
-              <w:t>не</w:t>
-            </w:r>
-            <w:r>
-              <w:rPr>
-                <w:i/>
-                <w:spacing w:val="-8"/>
-                <w:sz w:val="24"/>
-              </w:rPr>
-              <w:t xml:space="preserve"> </w:t>
-            </w:r>
-            <w:r>
-              <w:rPr>
-                <w:i/>
-                <w:sz w:val="24"/>
-              </w:rPr>
-              <w:t>более</w:t>
-            </w:r>
-            <w:r>
-              <w:rPr>
-                <w:i/>
-                <w:spacing w:val="-6"/>
-                <w:sz w:val="24"/>
-              </w:rPr>
-              <w:t xml:space="preserve"> </w:t>
-            </w:r>
-            <w:r>
-              <w:rPr>
-                <w:i/>
-                <w:sz w:val="24"/>
-              </w:rPr>
-              <w:t>5000</w:t>
-            </w:r>
-            <w:r>
-              <w:rPr>
-                <w:i/>
-                <w:spacing w:val="-7"/>
-                <w:sz w:val="24"/>
-              </w:rPr>
-              <w:t xml:space="preserve"> </w:t>
-            </w:r>
-            <w:r>
-              <w:rPr>
-                <w:i/>
-                <w:sz w:val="24"/>
-              </w:rPr>
-              <w:t>символов,</w:t>
-            </w:r>
-            <w:r>
-              <w:rPr>
-                <w:i/>
-                <w:spacing w:val="-8"/>
-                <w:sz w:val="24"/>
-              </w:rPr>
-              <w:t xml:space="preserve"> </w:t>
-            </w:r>
-            <w:r>
-              <w:rPr>
-                <w:i/>
-                <w:sz w:val="24"/>
-              </w:rPr>
-              <w:t>включая</w:t>
-            </w:r>
-            <w:r>
-              <w:rPr>
-                <w:i/>
-                <w:spacing w:val="-7"/>
-                <w:sz w:val="24"/>
-              </w:rPr>
-              <w:t xml:space="preserve"> </w:t>
-            </w:r>
-            <w:r>
-              <w:rPr>
-                <w:i/>
-                <w:sz w:val="24"/>
-              </w:rPr>
-              <w:t>литературные</w:t>
-            </w:r>
-            <w:r>
-              <w:rPr>
-                <w:i/>
-                <w:spacing w:val="-8"/>
-                <w:sz w:val="24"/>
-              </w:rPr>
-              <w:t xml:space="preserve"> </w:t>
-            </w:r>
-            <w:r>
-              <w:rPr>
-                <w:i/>
-                <w:sz w:val="24"/>
-              </w:rPr>
-              <w:t>источники</w:t>
+                <w:lang w:val="en-US"/>
+              </w:rPr>
+              <w:t>{{descriptionOfScientificFuture}}</w:t>
             </w:r>
           </w:p>
         </w:tc>
@@ -6349,1183 +3202,16 @@
           </w:tcPr>
           <w:p>
             <w:pPr>
-              <w:pStyle w:val="whitespace-pre-wrap"/>
+              <w:pStyle w:val="whitespace-normal"/>
               <w:spacing w:before="0" w:beforeAutospacing="0" w:after="120" w:afterAutospacing="0"/>
-              <w:rPr>
-                <w:i/>
-                <w:iCs/>
-              </w:rPr>
-            </w:pPr>
-            <w:r>
-              <w:rPr>
-                <w:i/>
-                <w:iCs/>
-              </w:rPr>
-              <w:t xml:space="preserve">В результате реализации проекта по развитию и оптимизации системы компьютерной алгебры </w:t>
-            </w:r>
-            <w:proofErr w:type="spellStart"/>
-            <w:r>
-              <w:rPr>
-                <w:i/>
-                <w:iCs/>
-              </w:rPr>
-              <w:t>GInv</w:t>
-            </w:r>
-            <w:proofErr w:type="spellEnd"/>
-            <w:r>
-              <w:rPr>
-                <w:i/>
-                <w:iCs/>
-              </w:rPr>
-              <w:t xml:space="preserve">, основанной на </w:t>
-            </w:r>
-            <w:proofErr w:type="spellStart"/>
-            <w:r>
-              <w:rPr>
-                <w:i/>
-                <w:iCs/>
-              </w:rPr>
-              <w:t>инволютивном</w:t>
-            </w:r>
-            <w:proofErr w:type="spellEnd"/>
-            <w:r>
-              <w:rPr>
-                <w:i/>
-                <w:iCs/>
-              </w:rPr>
-              <w:t xml:space="preserve"> алгоритме, ожидается получение следующих конкретных научных результатов:</w:t>
-            </w:r>
-          </w:p>
-          <w:p>
-            <w:pPr>
-              <w:pStyle w:val="whitespace-normal"/>
-              <w:numPr>
-                <w:ilvl w:val="0"/>
-                <w:numId w:val="38"/>
-              </w:numPr>
-              <w:spacing w:before="0" w:beforeAutospacing="0" w:after="120" w:afterAutospacing="0"/>
-              <w:rPr>
-                <w:b/>
-                <w:bCs/>
-                <w:i/>
-                <w:iCs/>
-              </w:rPr>
-            </w:pPr>
-            <w:r>
-              <w:rPr>
-                <w:b/>
-                <w:bCs/>
-                <w:i/>
-                <w:iCs/>
-              </w:rPr>
-              <w:t>Новые научные знания:</w:t>
-            </w:r>
-          </w:p>
-          <w:p>
-            <w:pPr>
-              <w:pStyle w:val="whitespace-pre-wrap"/>
-              <w:spacing w:before="0" w:beforeAutospacing="0" w:after="120" w:afterAutospacing="0"/>
-              <w:rPr>
-                <w:i/>
-                <w:iCs/>
-              </w:rPr>
-            </w:pPr>
-            <w:r>
-              <w:rPr>
-                <w:i/>
-                <w:iCs/>
-              </w:rPr>
-              <w:t>а) Теоретические результаты:</w:t>
-            </w:r>
-          </w:p>
-          <w:p>
-            <w:pPr>
-              <w:pStyle w:val="whitespace-normal"/>
-              <w:numPr>
-                <w:ilvl w:val="0"/>
-                <w:numId w:val="39"/>
-              </w:numPr>
-              <w:spacing w:before="0" w:beforeAutospacing="0" w:after="120" w:afterAutospacing="0"/>
-              <w:rPr>
-                <w:i/>
-                <w:iCs/>
-              </w:rPr>
-            </w:pPr>
-            <w:r>
-              <w:rPr>
-                <w:i/>
-                <w:iCs/>
-              </w:rPr>
-              <w:t xml:space="preserve">Разработка усовершенствованной теории </w:t>
-            </w:r>
-            <w:proofErr w:type="spellStart"/>
-            <w:r>
-              <w:rPr>
-                <w:i/>
-                <w:iCs/>
-              </w:rPr>
-              <w:t>инволютивных</w:t>
-            </w:r>
-            <w:proofErr w:type="spellEnd"/>
-            <w:r>
-              <w:rPr>
-                <w:i/>
-                <w:iCs/>
-              </w:rPr>
-              <w:t xml:space="preserve"> базисов, включающей новые критерии </w:t>
-            </w:r>
-            <w:proofErr w:type="spellStart"/>
-            <w:r>
-              <w:rPr>
-                <w:i/>
-                <w:iCs/>
-              </w:rPr>
-              <w:t>инволютивности</w:t>
-            </w:r>
-            <w:proofErr w:type="spellEnd"/>
-            <w:r>
-              <w:rPr>
-                <w:i/>
-                <w:iCs/>
-              </w:rPr>
-              <w:t xml:space="preserve"> и методы их проверки.</w:t>
-            </w:r>
-          </w:p>
-          <w:p>
-            <w:pPr>
-              <w:pStyle w:val="whitespace-normal"/>
-              <w:numPr>
-                <w:ilvl w:val="0"/>
-                <w:numId w:val="39"/>
-              </w:numPr>
-              <w:spacing w:before="0" w:beforeAutospacing="0" w:after="120" w:afterAutospacing="0"/>
-              <w:rPr>
-                <w:i/>
-                <w:iCs/>
-              </w:rPr>
-            </w:pPr>
-            <w:r>
-              <w:rPr>
-                <w:i/>
-                <w:iCs/>
-              </w:rPr>
-              <w:t xml:space="preserve">Получение более точных оценок сложности </w:t>
-            </w:r>
-            <w:proofErr w:type="spellStart"/>
-            <w:r>
-              <w:rPr>
-                <w:i/>
-                <w:iCs/>
-              </w:rPr>
-              <w:t>инволютивного</w:t>
-            </w:r>
-            <w:proofErr w:type="spellEnd"/>
-            <w:r>
-              <w:rPr>
-                <w:i/>
-                <w:iCs/>
-              </w:rPr>
-              <w:t xml:space="preserve"> алгоритма для различных классов полиномиальных идеалов.</w:t>
-            </w:r>
-          </w:p>
-          <w:p>
-            <w:pPr>
-              <w:pStyle w:val="whitespace-normal"/>
-              <w:numPr>
-                <w:ilvl w:val="0"/>
-                <w:numId w:val="39"/>
-              </w:numPr>
-              <w:spacing w:before="0" w:beforeAutospacing="0" w:after="120" w:afterAutospacing="0"/>
-              <w:rPr>
-                <w:i/>
-                <w:iCs/>
-              </w:rPr>
-            </w:pPr>
-            <w:r>
-              <w:rPr>
-                <w:i/>
-                <w:iCs/>
-              </w:rPr>
-              <w:t xml:space="preserve">Формулировка и доказательство теорем о связи между </w:t>
-            </w:r>
-            <w:proofErr w:type="spellStart"/>
-            <w:r>
-              <w:rPr>
-                <w:i/>
-                <w:iCs/>
-              </w:rPr>
-              <w:t>инволютивными</w:t>
-            </w:r>
-            <w:proofErr w:type="spellEnd"/>
-            <w:r>
-              <w:rPr>
-                <w:i/>
-                <w:iCs/>
-              </w:rPr>
-              <w:t xml:space="preserve"> базисами и классическими базисами </w:t>
-            </w:r>
-            <w:proofErr w:type="spellStart"/>
-            <w:r>
-              <w:rPr>
-                <w:i/>
-                <w:iCs/>
-              </w:rPr>
-              <w:t>Грёбнера</w:t>
-            </w:r>
-            <w:proofErr w:type="spellEnd"/>
-            <w:r>
-              <w:rPr>
-                <w:i/>
-                <w:iCs/>
-              </w:rPr>
-              <w:t>, позволяющих эффективно переходить между этими представлениями.</w:t>
-            </w:r>
-          </w:p>
-          <w:p>
-            <w:pPr>
-              <w:pStyle w:val="whitespace-pre-wrap"/>
-              <w:spacing w:before="0" w:beforeAutospacing="0" w:after="120" w:afterAutospacing="0"/>
-              <w:rPr>
-                <w:i/>
-                <w:iCs/>
-              </w:rPr>
-            </w:pPr>
-            <w:r>
-              <w:rPr>
-                <w:i/>
-                <w:iCs/>
-              </w:rPr>
-              <w:t>б) Экспериментальные результаты:</w:t>
-            </w:r>
-          </w:p>
-          <w:p>
-            <w:pPr>
-              <w:pStyle w:val="whitespace-normal"/>
-              <w:numPr>
-                <w:ilvl w:val="0"/>
-                <w:numId w:val="40"/>
-              </w:numPr>
-              <w:spacing w:before="0" w:beforeAutospacing="0" w:after="120" w:afterAutospacing="0"/>
-              <w:rPr>
-                <w:i/>
-                <w:iCs/>
-              </w:rPr>
-            </w:pPr>
-            <w:r>
-              <w:rPr>
-                <w:i/>
-                <w:iCs/>
-              </w:rPr>
-              <w:t xml:space="preserve">Систематическое сравнение эффективности </w:t>
-            </w:r>
-            <w:proofErr w:type="spellStart"/>
-            <w:r>
-              <w:rPr>
-                <w:i/>
-                <w:iCs/>
-              </w:rPr>
-              <w:t>инволютивного</w:t>
-            </w:r>
-            <w:proofErr w:type="spellEnd"/>
-            <w:r>
-              <w:rPr>
-                <w:i/>
-                <w:iCs/>
-              </w:rPr>
-              <w:t xml:space="preserve"> алгоритма с классическим алгоритмом </w:t>
-            </w:r>
-            <w:proofErr w:type="spellStart"/>
-            <w:r>
-              <w:rPr>
-                <w:i/>
-                <w:iCs/>
-              </w:rPr>
-              <w:t>Бухбергера</w:t>
-            </w:r>
-            <w:proofErr w:type="spellEnd"/>
-            <w:r>
-              <w:rPr>
-                <w:i/>
-                <w:iCs/>
-              </w:rPr>
-              <w:t xml:space="preserve"> на расширенном наборе тестовых примеров, включая задачи из реальных приложений в механике и математической физике.</w:t>
-            </w:r>
-          </w:p>
-          <w:p>
-            <w:pPr>
-              <w:pStyle w:val="whitespace-normal"/>
-              <w:numPr>
-                <w:ilvl w:val="0"/>
-                <w:numId w:val="40"/>
-              </w:numPr>
-              <w:spacing w:before="0" w:beforeAutospacing="0" w:after="120" w:afterAutospacing="0"/>
-              <w:rPr>
-                <w:i/>
-                <w:iCs/>
-              </w:rPr>
-            </w:pPr>
-            <w:r>
-              <w:rPr>
-                <w:i/>
-                <w:iCs/>
-              </w:rPr>
-              <w:t xml:space="preserve">Выявление классов задач, для которых </w:t>
-            </w:r>
-            <w:proofErr w:type="spellStart"/>
-            <w:r>
-              <w:rPr>
-                <w:i/>
-                <w:iCs/>
-              </w:rPr>
-              <w:t>инволютивный</w:t>
-            </w:r>
-            <w:proofErr w:type="spellEnd"/>
-            <w:r>
-              <w:rPr>
-                <w:i/>
-                <w:iCs/>
-              </w:rPr>
-              <w:t xml:space="preserve"> подход демонстрирует значительное преимущество по сравнению с классическими методами.</w:t>
-            </w:r>
-          </w:p>
-          <w:p>
-            <w:pPr>
-              <w:pStyle w:val="whitespace-normal"/>
-              <w:numPr>
-                <w:ilvl w:val="0"/>
-                <w:numId w:val="40"/>
-              </w:numPr>
-              <w:spacing w:before="0" w:beforeAutospacing="0" w:after="120" w:afterAutospacing="0"/>
-              <w:rPr>
-                <w:i/>
-                <w:iCs/>
-              </w:rPr>
-            </w:pPr>
-            <w:r>
-              <w:rPr>
-                <w:i/>
-                <w:iCs/>
-              </w:rPr>
-              <w:t xml:space="preserve">Количественная оценка влияния различных оптимизационных техник (сборка мусора, распараллеливание) на производительность системы </w:t>
-            </w:r>
-            <w:proofErr w:type="spellStart"/>
-            <w:r>
-              <w:rPr>
-                <w:i/>
-                <w:iCs/>
-              </w:rPr>
-              <w:t>GInv</w:t>
-            </w:r>
-            <w:proofErr w:type="spellEnd"/>
-            <w:r>
-              <w:rPr>
-                <w:i/>
-                <w:iCs/>
-              </w:rPr>
-              <w:t>.</w:t>
-            </w:r>
-          </w:p>
-          <w:p>
-            <w:pPr>
-              <w:pStyle w:val="whitespace-normal"/>
-              <w:numPr>
-                <w:ilvl w:val="0"/>
-                <w:numId w:val="41"/>
-              </w:numPr>
-              <w:spacing w:before="0" w:beforeAutospacing="0" w:after="120" w:afterAutospacing="0"/>
-              <w:rPr>
-                <w:b/>
-                <w:bCs/>
-                <w:i/>
-                <w:iCs/>
-              </w:rPr>
-            </w:pPr>
-            <w:r>
-              <w:rPr>
-                <w:b/>
-                <w:bCs/>
-                <w:i/>
-                <w:iCs/>
+              <w:ind w:left="720"/>
+            </w:pPr>
+            <w:r>
+              <w:rPr>
+                <w:lang w:val="en-US"/>
               </w:rPr>
               <w:lastRenderedPageBreak/>
-              <w:t>Новые продукты и технологии:</w:t>
-            </w:r>
-          </w:p>
-          <w:p>
-            <w:pPr>
-              <w:pStyle w:val="whitespace-pre-wrap"/>
-              <w:spacing w:before="0" w:beforeAutospacing="0" w:after="120" w:afterAutospacing="0"/>
-              <w:rPr>
-                <w:i/>
-                <w:iCs/>
-              </w:rPr>
-            </w:pPr>
-            <w:r>
-              <w:rPr>
-                <w:i/>
-                <w:iCs/>
-              </w:rPr>
-              <w:t>а) Программное обеспечение:</w:t>
-            </w:r>
-          </w:p>
-          <w:p>
-            <w:pPr>
-              <w:pStyle w:val="whitespace-normal"/>
-              <w:numPr>
-                <w:ilvl w:val="0"/>
-                <w:numId w:val="42"/>
-              </w:numPr>
-              <w:spacing w:before="0" w:beforeAutospacing="0" w:after="120" w:afterAutospacing="0"/>
-              <w:rPr>
-                <w:i/>
-                <w:iCs/>
-              </w:rPr>
-            </w:pPr>
-            <w:r>
-              <w:rPr>
-                <w:i/>
-                <w:iCs/>
-              </w:rPr>
-              <w:t xml:space="preserve">Усовершенствованная версия системы </w:t>
-            </w:r>
-            <w:proofErr w:type="spellStart"/>
-            <w:r>
-              <w:rPr>
-                <w:i/>
-                <w:iCs/>
-              </w:rPr>
-              <w:t>GInv</w:t>
-            </w:r>
-            <w:proofErr w:type="spellEnd"/>
-            <w:r>
-              <w:rPr>
-                <w:i/>
-                <w:iCs/>
-              </w:rPr>
-              <w:t xml:space="preserve"> с улучшенной производительностью, расширенным функционалом и повышенной стабильностью.</w:t>
-            </w:r>
-          </w:p>
-          <w:p>
-            <w:pPr>
-              <w:pStyle w:val="whitespace-normal"/>
-              <w:numPr>
-                <w:ilvl w:val="0"/>
-                <w:numId w:val="42"/>
-              </w:numPr>
-              <w:spacing w:before="0" w:beforeAutospacing="0" w:after="120" w:afterAutospacing="0"/>
-              <w:rPr>
-                <w:i/>
-                <w:iCs/>
-              </w:rPr>
-            </w:pPr>
-            <w:r>
-              <w:rPr>
-                <w:i/>
-                <w:iCs/>
-              </w:rPr>
-              <w:t xml:space="preserve">Набор библиотек открытого кода, реализующих ключевые алгоритмы системы </w:t>
-            </w:r>
-            <w:proofErr w:type="spellStart"/>
-            <w:r>
-              <w:rPr>
-                <w:i/>
-                <w:iCs/>
-              </w:rPr>
-              <w:t>GInv</w:t>
-            </w:r>
-            <w:proofErr w:type="spellEnd"/>
-            <w:r>
-              <w:rPr>
-                <w:i/>
-                <w:iCs/>
-              </w:rPr>
-              <w:t xml:space="preserve"> и предназначенных для интеграции в другие программные комплексы.</w:t>
-            </w:r>
-          </w:p>
-          <w:p>
-            <w:pPr>
-              <w:pStyle w:val="whitespace-normal"/>
-              <w:numPr>
-                <w:ilvl w:val="0"/>
-                <w:numId w:val="42"/>
-              </w:numPr>
-              <w:spacing w:before="0" w:beforeAutospacing="0" w:after="120" w:afterAutospacing="0"/>
-              <w:rPr>
-                <w:i/>
-                <w:iCs/>
-              </w:rPr>
-            </w:pPr>
-            <w:r>
-              <w:rPr>
-                <w:i/>
-                <w:iCs/>
-              </w:rPr>
-              <w:t xml:space="preserve">Модули интеграции </w:t>
-            </w:r>
-            <w:proofErr w:type="spellStart"/>
-            <w:r>
-              <w:rPr>
-                <w:i/>
-                <w:iCs/>
-              </w:rPr>
-              <w:t>GInv</w:t>
-            </w:r>
-            <w:proofErr w:type="spellEnd"/>
-            <w:r>
-              <w:rPr>
-                <w:i/>
-                <w:iCs/>
-              </w:rPr>
-              <w:t xml:space="preserve"> с популярными системами компьютерной алгебры </w:t>
-            </w:r>
-            <w:proofErr w:type="spellStart"/>
-            <w:r>
-              <w:rPr>
-                <w:i/>
-                <w:iCs/>
-              </w:rPr>
-              <w:t>SymPy</w:t>
-            </w:r>
-            <w:proofErr w:type="spellEnd"/>
-            <w:r>
-              <w:rPr>
-                <w:i/>
-                <w:iCs/>
-              </w:rPr>
-              <w:t xml:space="preserve"> и </w:t>
-            </w:r>
-            <w:proofErr w:type="spellStart"/>
-            <w:r>
-              <w:rPr>
-                <w:i/>
-                <w:iCs/>
-              </w:rPr>
-              <w:t>Sage</w:t>
-            </w:r>
-            <w:proofErr w:type="spellEnd"/>
-            <w:r>
-              <w:rPr>
-                <w:i/>
-                <w:iCs/>
-              </w:rPr>
-              <w:t xml:space="preserve">, расширяющие возможности этих систем за счет эффективных </w:t>
-            </w:r>
-            <w:proofErr w:type="spellStart"/>
-            <w:r>
-              <w:rPr>
-                <w:i/>
-                <w:iCs/>
-              </w:rPr>
-              <w:t>инволютивных</w:t>
-            </w:r>
-            <w:proofErr w:type="spellEnd"/>
-            <w:r>
-              <w:rPr>
-                <w:i/>
-                <w:iCs/>
-              </w:rPr>
-              <w:t xml:space="preserve"> методов.</w:t>
-            </w:r>
-          </w:p>
-          <w:p>
-            <w:pPr>
-              <w:pStyle w:val="whitespace-pre-wrap"/>
-              <w:spacing w:before="0" w:beforeAutospacing="0" w:after="120" w:afterAutospacing="0"/>
-              <w:rPr>
-                <w:i/>
-                <w:iCs/>
-              </w:rPr>
-            </w:pPr>
-            <w:r>
-              <w:rPr>
-                <w:i/>
-                <w:iCs/>
-              </w:rPr>
-              <w:t>б) Инструменты визуализации:</w:t>
-            </w:r>
-          </w:p>
-          <w:p>
-            <w:pPr>
-              <w:pStyle w:val="whitespace-normal"/>
-              <w:numPr>
-                <w:ilvl w:val="0"/>
-                <w:numId w:val="43"/>
-              </w:numPr>
-              <w:spacing w:before="0" w:beforeAutospacing="0" w:after="120" w:afterAutospacing="0"/>
-              <w:rPr>
-                <w:i/>
-                <w:iCs/>
-              </w:rPr>
-            </w:pPr>
-            <w:r>
-              <w:rPr>
-                <w:i/>
-                <w:iCs/>
-              </w:rPr>
-              <w:t xml:space="preserve">Разработка специализированных инструментов для визуального представления результатов вычислений в </w:t>
-            </w:r>
-            <w:proofErr w:type="spellStart"/>
-            <w:r>
-              <w:rPr>
-                <w:i/>
-                <w:iCs/>
-              </w:rPr>
-              <w:t>GInv</w:t>
-            </w:r>
-            <w:proofErr w:type="spellEnd"/>
-            <w:r>
-              <w:rPr>
-                <w:i/>
-                <w:iCs/>
-              </w:rPr>
-              <w:t>, включая интерактивные графики и диаграммы для анализа структуры полиномиальных идеалов.</w:t>
-            </w:r>
-          </w:p>
-          <w:p>
-            <w:pPr>
-              <w:pStyle w:val="whitespace-pre-wrap"/>
-              <w:spacing w:before="0" w:beforeAutospacing="0" w:after="120" w:afterAutospacing="0"/>
-              <w:rPr>
-                <w:i/>
-                <w:iCs/>
-              </w:rPr>
-            </w:pPr>
-            <w:r>
-              <w:rPr>
-                <w:i/>
-                <w:iCs/>
-              </w:rPr>
-              <w:t>в) Оптимизационные технологии:</w:t>
-            </w:r>
-          </w:p>
-          <w:p>
-            <w:pPr>
-              <w:pStyle w:val="whitespace-normal"/>
-              <w:numPr>
-                <w:ilvl w:val="0"/>
-                <w:numId w:val="44"/>
-              </w:numPr>
-              <w:spacing w:before="0" w:beforeAutospacing="0" w:after="120" w:afterAutospacing="0"/>
-              <w:rPr>
-                <w:i/>
-                <w:iCs/>
-              </w:rPr>
-            </w:pPr>
-            <w:r>
-              <w:rPr>
-                <w:i/>
-                <w:iCs/>
-              </w:rPr>
-              <w:t>Реализация оригинального алгоритма сборки мусора, адаптированного для эффективной работы с большими полиномиальными выражениями.</w:t>
-            </w:r>
-          </w:p>
-          <w:p>
-            <w:pPr>
-              <w:pStyle w:val="whitespace-normal"/>
-              <w:numPr>
-                <w:ilvl w:val="0"/>
-                <w:numId w:val="44"/>
-              </w:numPr>
-              <w:spacing w:before="0" w:beforeAutospacing="0" w:after="120" w:afterAutospacing="0"/>
-              <w:rPr>
-                <w:i/>
-                <w:iCs/>
-              </w:rPr>
-            </w:pPr>
-            <w:r>
-              <w:rPr>
-                <w:i/>
-                <w:iCs/>
-              </w:rPr>
-              <w:t>Разработка методов автоматической оптимизации параметров вычислений в зависимости от характеристик входных данных.</w:t>
-            </w:r>
-          </w:p>
-          <w:p>
-            <w:pPr>
-              <w:pStyle w:val="whitespace-normal"/>
-              <w:numPr>
-                <w:ilvl w:val="0"/>
-                <w:numId w:val="45"/>
-              </w:numPr>
-              <w:spacing w:before="0" w:beforeAutospacing="0" w:after="120" w:afterAutospacing="0"/>
-              <w:rPr>
-                <w:b/>
-                <w:bCs/>
-                <w:i/>
-                <w:iCs/>
-              </w:rPr>
-            </w:pPr>
-            <w:r>
-              <w:rPr>
-                <w:b/>
-                <w:bCs/>
-                <w:i/>
-                <w:iCs/>
-              </w:rPr>
-              <w:t>Методологические результаты:</w:t>
-            </w:r>
-          </w:p>
-          <w:p>
-            <w:pPr>
-              <w:pStyle w:val="whitespace-normal"/>
-              <w:numPr>
-                <w:ilvl w:val="0"/>
-                <w:numId w:val="46"/>
-              </w:numPr>
-              <w:spacing w:before="0" w:beforeAutospacing="0" w:after="120" w:afterAutospacing="0"/>
-              <w:rPr>
-                <w:i/>
-                <w:iCs/>
-              </w:rPr>
-            </w:pPr>
-            <w:r>
-              <w:rPr>
-                <w:i/>
-                <w:iCs/>
-              </w:rPr>
-              <w:t>Создание комплексной методологии тестирования и верификации систем компьютерной алгебры, специализированной для работы с полиномиальными идеалами.</w:t>
-            </w:r>
-          </w:p>
-          <w:p>
-            <w:pPr>
-              <w:pStyle w:val="whitespace-normal"/>
-              <w:numPr>
-                <w:ilvl w:val="0"/>
-                <w:numId w:val="46"/>
-              </w:numPr>
-              <w:spacing w:before="0" w:beforeAutospacing="0" w:after="120" w:afterAutospacing="0"/>
-              <w:rPr>
-                <w:i/>
-                <w:iCs/>
-              </w:rPr>
-            </w:pPr>
-            <w:r>
-              <w:rPr>
-                <w:i/>
-                <w:iCs/>
-              </w:rPr>
-              <w:t>Разработка рекомендаций по выбору оптимальных алгоритмов и настроек для решения различных классов задач в области компьютерной алгебры.</w:t>
-            </w:r>
-          </w:p>
-          <w:p>
-            <w:pPr>
-              <w:pStyle w:val="whitespace-normal"/>
-              <w:numPr>
-                <w:ilvl w:val="0"/>
-                <w:numId w:val="47"/>
-              </w:numPr>
-              <w:spacing w:before="0" w:beforeAutospacing="0" w:after="120" w:afterAutospacing="0"/>
-              <w:rPr>
-                <w:b/>
-                <w:bCs/>
-                <w:i/>
-                <w:iCs/>
-              </w:rPr>
-            </w:pPr>
-            <w:r>
-              <w:rPr>
-                <w:b/>
-                <w:bCs/>
-                <w:i/>
-                <w:iCs/>
-              </w:rPr>
-              <w:t>Образовательные ресурсы:</w:t>
-            </w:r>
-          </w:p>
-          <w:p>
-            <w:pPr>
-              <w:pStyle w:val="whitespace-normal"/>
-              <w:numPr>
-                <w:ilvl w:val="0"/>
-                <w:numId w:val="48"/>
-              </w:numPr>
-              <w:spacing w:before="0" w:beforeAutospacing="0" w:after="120" w:afterAutospacing="0"/>
-              <w:rPr>
-                <w:i/>
-                <w:iCs/>
-              </w:rPr>
-            </w:pPr>
-            <w:r>
-              <w:rPr>
-                <w:i/>
-                <w:iCs/>
-              </w:rPr>
-              <w:t xml:space="preserve">Создание учебных материалов и </w:t>
-            </w:r>
-            <w:r>
-              <w:rPr>
-                <w:i/>
-                <w:iCs/>
-              </w:rPr>
-              <w:t>(</w:t>
-            </w:r>
-            <w:r>
-              <w:rPr>
-                <w:i/>
-                <w:iCs/>
-              </w:rPr>
-              <w:t>онлайн</w:t>
-            </w:r>
-            <w:r>
-              <w:rPr>
-                <w:i/>
-                <w:iCs/>
-              </w:rPr>
-              <w:t xml:space="preserve">) </w:t>
-            </w:r>
-            <w:r>
-              <w:rPr>
-                <w:i/>
-                <w:iCs/>
-              </w:rPr>
-              <w:t xml:space="preserve">курсов по теории и практике применения </w:t>
-            </w:r>
-            <w:proofErr w:type="spellStart"/>
-            <w:r>
-              <w:rPr>
-                <w:i/>
-                <w:iCs/>
-              </w:rPr>
-              <w:t>инволютивных</w:t>
-            </w:r>
-            <w:proofErr w:type="spellEnd"/>
-            <w:r>
-              <w:rPr>
-                <w:i/>
-                <w:iCs/>
-              </w:rPr>
-              <w:t xml:space="preserve"> методов в компьютерной алгебре.</w:t>
-            </w:r>
-          </w:p>
-          <w:p>
-            <w:pPr>
-              <w:pStyle w:val="whitespace-normal"/>
-              <w:numPr>
-                <w:ilvl w:val="0"/>
-                <w:numId w:val="48"/>
-              </w:numPr>
-              <w:spacing w:before="0" w:beforeAutospacing="0" w:after="120" w:afterAutospacing="0"/>
-              <w:rPr>
-                <w:i/>
-                <w:iCs/>
-              </w:rPr>
-            </w:pPr>
-            <w:r>
-              <w:rPr>
-                <w:i/>
-                <w:iCs/>
-              </w:rPr>
-              <w:t xml:space="preserve">Разработка интерактивных демонстраций и учебных примеров, иллюстрирующих преимущества и особенности </w:t>
-            </w:r>
-            <w:proofErr w:type="spellStart"/>
-            <w:r>
-              <w:rPr>
-                <w:i/>
-                <w:iCs/>
-              </w:rPr>
-              <w:t>инволютивного</w:t>
-            </w:r>
-            <w:proofErr w:type="spellEnd"/>
-            <w:r>
-              <w:rPr>
-                <w:i/>
-                <w:iCs/>
-              </w:rPr>
-              <w:t xml:space="preserve"> подхода.</w:t>
-            </w:r>
-          </w:p>
-          <w:p>
-            <w:pPr>
-              <w:pStyle w:val="whitespace-normal"/>
-              <w:numPr>
-                <w:ilvl w:val="0"/>
-                <w:numId w:val="49"/>
-              </w:numPr>
-              <w:spacing w:before="0" w:beforeAutospacing="0" w:after="120" w:afterAutospacing="0"/>
-              <w:rPr>
-                <w:b/>
-                <w:bCs/>
-                <w:i/>
-                <w:iCs/>
-              </w:rPr>
-            </w:pPr>
-            <w:r>
-              <w:rPr>
-                <w:b/>
-                <w:bCs/>
-                <w:i/>
-                <w:iCs/>
-              </w:rPr>
-              <w:t>Практические приложения:</w:t>
-            </w:r>
-          </w:p>
-          <w:p>
-            <w:pPr>
-              <w:pStyle w:val="whitespace-normal"/>
-              <w:numPr>
-                <w:ilvl w:val="0"/>
-                <w:numId w:val="50"/>
-              </w:numPr>
-              <w:spacing w:before="0" w:beforeAutospacing="0" w:after="120" w:afterAutospacing="0"/>
-              <w:rPr>
-                <w:i/>
-                <w:iCs/>
-              </w:rPr>
-            </w:pPr>
-            <w:r>
-              <w:rPr>
-                <w:i/>
-                <w:iCs/>
-              </w:rPr>
-              <w:t xml:space="preserve">Демонстрация эффективности системы </w:t>
-            </w:r>
-            <w:proofErr w:type="spellStart"/>
-            <w:r>
-              <w:rPr>
-                <w:i/>
-                <w:iCs/>
-              </w:rPr>
-              <w:t>GInv</w:t>
-            </w:r>
-            <w:proofErr w:type="spellEnd"/>
-            <w:r>
-              <w:rPr>
-                <w:i/>
-                <w:iCs/>
-              </w:rPr>
-              <w:t xml:space="preserve"> при решении конкретных задач в области механики и математической физики, ранее считавшихся труднорешаемыми классическими методами.</w:t>
-            </w:r>
-          </w:p>
-          <w:p>
-            <w:pPr>
-              <w:pStyle w:val="whitespace-normal"/>
-              <w:numPr>
-                <w:ilvl w:val="0"/>
-                <w:numId w:val="50"/>
-              </w:numPr>
-              <w:spacing w:before="0" w:beforeAutospacing="0" w:after="120" w:afterAutospacing="0"/>
-              <w:rPr>
-                <w:i/>
-                <w:iCs/>
-              </w:rPr>
-            </w:pPr>
-            <w:r>
-              <w:rPr>
-                <w:i/>
-                <w:iCs/>
-              </w:rPr>
-              <w:t xml:space="preserve">Разработка специализированных модулей </w:t>
-            </w:r>
-            <w:proofErr w:type="spellStart"/>
-            <w:r>
-              <w:rPr>
-                <w:i/>
-                <w:iCs/>
-              </w:rPr>
-              <w:t>GInv</w:t>
-            </w:r>
-            <w:proofErr w:type="spellEnd"/>
-            <w:r>
-              <w:rPr>
-                <w:i/>
-                <w:iCs/>
-              </w:rPr>
-              <w:t xml:space="preserve"> для применения в криптографии, теории кодирования и других областях, требующих эффективной работы с полиномиальными системами.</w:t>
-            </w:r>
-          </w:p>
-          <w:p>
-            <w:pPr>
-              <w:pStyle w:val="whitespace-normal"/>
-              <w:numPr>
-                <w:ilvl w:val="0"/>
-                <w:numId w:val="51"/>
-              </w:numPr>
-              <w:spacing w:before="0" w:beforeAutospacing="0" w:after="120" w:afterAutospacing="0"/>
-              <w:rPr>
-                <w:b/>
-                <w:bCs/>
-                <w:i/>
-                <w:iCs/>
-              </w:rPr>
-            </w:pPr>
-            <w:r>
-              <w:rPr>
-                <w:b/>
-                <w:bCs/>
-                <w:i/>
-                <w:iCs/>
-              </w:rPr>
-              <w:t>Публикации и распространение знаний:</w:t>
-            </w:r>
-          </w:p>
-          <w:p>
-            <w:pPr>
-              <w:pStyle w:val="whitespace-normal"/>
-              <w:numPr>
-                <w:ilvl w:val="0"/>
-                <w:numId w:val="52"/>
-              </w:numPr>
-              <w:spacing w:before="0" w:beforeAutospacing="0" w:after="120" w:afterAutospacing="0"/>
-              <w:rPr>
-                <w:i/>
-                <w:iCs/>
-              </w:rPr>
-            </w:pPr>
-            <w:r>
-              <w:rPr>
-                <w:i/>
-                <w:iCs/>
-              </w:rPr>
-              <w:t>Серия научных статей в ведущих международных журналах, детально описывающих теоретические основы, алгоритмические инновации и практические результаты проекта.</w:t>
-            </w:r>
-          </w:p>
-          <w:p>
-            <w:pPr>
-              <w:pStyle w:val="whitespace-normal"/>
-              <w:numPr>
-                <w:ilvl w:val="0"/>
-                <w:numId w:val="52"/>
-              </w:numPr>
-              <w:spacing w:before="0" w:beforeAutospacing="0" w:after="120" w:afterAutospacing="0"/>
-              <w:rPr>
-                <w:i/>
-                <w:iCs/>
-              </w:rPr>
-            </w:pPr>
-            <w:r>
-              <w:rPr>
-                <w:i/>
-                <w:iCs/>
-              </w:rPr>
-              <w:t xml:space="preserve">Подготовка монографии, обобщающей современное состояние теории </w:t>
-            </w:r>
-            <w:proofErr w:type="spellStart"/>
-            <w:r>
-              <w:rPr>
-                <w:i/>
-                <w:iCs/>
-              </w:rPr>
-              <w:t>инволютивных</w:t>
-            </w:r>
-            <w:proofErr w:type="spellEnd"/>
-            <w:r>
-              <w:rPr>
-                <w:i/>
-                <w:iCs/>
-              </w:rPr>
-              <w:t xml:space="preserve"> базисов и их применений в компьютерной алгебре.</w:t>
-            </w:r>
-          </w:p>
-          <w:p>
-            <w:pPr>
-              <w:pStyle w:val="whitespace-normal"/>
-              <w:numPr>
-                <w:ilvl w:val="0"/>
-                <w:numId w:val="53"/>
-              </w:numPr>
-              <w:spacing w:before="0" w:beforeAutospacing="0" w:after="120" w:afterAutospacing="0"/>
-              <w:rPr>
-                <w:b/>
-                <w:bCs/>
-                <w:i/>
-                <w:iCs/>
-              </w:rPr>
-            </w:pPr>
-            <w:r>
-              <w:rPr>
-                <w:b/>
-                <w:bCs/>
-                <w:i/>
-                <w:iCs/>
-              </w:rPr>
-              <w:lastRenderedPageBreak/>
-              <w:t>Вклад в открытое программное обеспечение:</w:t>
-            </w:r>
-          </w:p>
-          <w:p>
-            <w:pPr>
-              <w:pStyle w:val="whitespace-normal"/>
-              <w:numPr>
-                <w:ilvl w:val="0"/>
-                <w:numId w:val="54"/>
-              </w:numPr>
-              <w:spacing w:before="0" w:beforeAutospacing="0" w:after="120" w:afterAutospacing="0"/>
-              <w:rPr>
-                <w:i/>
-                <w:iCs/>
-              </w:rPr>
-            </w:pPr>
-            <w:r>
-              <w:rPr>
-                <w:i/>
-                <w:iCs/>
-              </w:rPr>
-              <w:t xml:space="preserve">Публикация исходного кода </w:t>
-            </w:r>
-            <w:proofErr w:type="spellStart"/>
-            <w:r>
-              <w:rPr>
-                <w:i/>
-                <w:iCs/>
-              </w:rPr>
-              <w:t>GInv</w:t>
-            </w:r>
-            <w:proofErr w:type="spellEnd"/>
-            <w:r>
-              <w:rPr>
-                <w:i/>
-                <w:iCs/>
-              </w:rPr>
-              <w:t xml:space="preserve"> и сопутствующих библиотек под открытой лицензией, способствующая дальнейшему развитию и использованию </w:t>
-            </w:r>
-            <w:proofErr w:type="spellStart"/>
-            <w:r>
-              <w:rPr>
-                <w:i/>
-                <w:iCs/>
-              </w:rPr>
-              <w:t>инволютивных</w:t>
-            </w:r>
-            <w:proofErr w:type="spellEnd"/>
-            <w:r>
-              <w:rPr>
-                <w:i/>
-                <w:iCs/>
-              </w:rPr>
-              <w:t xml:space="preserve"> методов в научном сообществе.</w:t>
-            </w:r>
-          </w:p>
-          <w:p>
-            <w:pPr>
-              <w:pStyle w:val="whitespace-normal"/>
-              <w:numPr>
-                <w:ilvl w:val="0"/>
-                <w:numId w:val="54"/>
-              </w:numPr>
-              <w:spacing w:before="0" w:beforeAutospacing="0" w:after="120" w:afterAutospacing="0"/>
-            </w:pPr>
-            <w:r>
-              <w:rPr>
-                <w:i/>
-                <w:iCs/>
-              </w:rPr>
-              <w:t xml:space="preserve">Создание активного сообщества разработчиков и пользователей вокруг проекта </w:t>
-            </w:r>
-            <w:proofErr w:type="spellStart"/>
-            <w:r>
-              <w:rPr>
-                <w:i/>
-                <w:iCs/>
-              </w:rPr>
-              <w:t>GInv</w:t>
-            </w:r>
-            <w:proofErr w:type="spellEnd"/>
-            <w:r>
-              <w:rPr>
-                <w:i/>
-                <w:iCs/>
-              </w:rPr>
-              <w:t>, обеспечивающего долгосрочную поддержку и развитие системы.</w:t>
+              <w:t>{{futureResults}}</w:t>
             </w:r>
           </w:p>
         </w:tc>
@@ -7550,7 +3236,6 @@
               <w:rPr>
                 <w:sz w:val="24"/>
               </w:rPr>
-              <w:lastRenderedPageBreak/>
               <w:t>2.7</w:t>
             </w:r>
             <w:r>
@@ -7870,7 +3555,7 @@
             <w:pPr>
               <w:pStyle w:val="TableParagraph"/>
               <w:spacing w:line="254" w:lineRule="auto"/>
-              <w:ind w:left="110"/>
+              <w:ind w:left="720"/>
               <w:rPr>
                 <w:i/>
                 <w:sz w:val="23"/>
@@ -7882,1389 +3567,9 @@
                 <w:i/>
                 <w:sz w:val="23"/>
                 <w:szCs w:val="23"/>
-              </w:rPr>
-              <w:t>Обоснование запрашиваемого финансирования и расходов по проекту:</w:t>
-            </w:r>
-          </w:p>
-          <w:p>
-            <w:pPr>
-              <w:pStyle w:val="TableParagraph"/>
-              <w:spacing w:line="254" w:lineRule="auto"/>
-              <w:ind w:left="110"/>
-              <w:rPr>
-                <w:i/>
-                <w:sz w:val="23"/>
-                <w:szCs w:val="23"/>
-              </w:rPr>
-            </w:pPr>
-            <w:r>
-              <w:rPr>
-                <w:i/>
-                <w:sz w:val="23"/>
-                <w:szCs w:val="23"/>
-              </w:rPr>
-              <w:t>Проект рассчитан на 2 года с бюджетом 4,000,000 рублей на каждый год. Финансирование обеспечит эффективную работу компактной исследовательской группы, приобретение необходимого оборудования и программного обеспечения, а также распространение результатов исследования.</w:t>
-            </w:r>
-          </w:p>
-          <w:p>
-            <w:pPr>
-              <w:pStyle w:val="TableParagraph"/>
-              <w:spacing w:line="254" w:lineRule="auto"/>
-              <w:ind w:left="110"/>
-              <w:rPr>
-                <w:i/>
-                <w:sz w:val="23"/>
-                <w:szCs w:val="23"/>
-              </w:rPr>
-            </w:pPr>
-            <w:r>
-              <w:rPr>
-                <w:i/>
-                <w:sz w:val="23"/>
-                <w:szCs w:val="23"/>
-              </w:rPr>
-              <w:t>Состав и содержание работ по годам:</w:t>
-            </w:r>
-          </w:p>
-          <w:p>
-            <w:pPr>
-              <w:pStyle w:val="TableParagraph"/>
-              <w:spacing w:line="254" w:lineRule="auto"/>
-              <w:ind w:left="110"/>
-              <w:rPr>
-                <w:i/>
-                <w:sz w:val="23"/>
-                <w:szCs w:val="23"/>
-              </w:rPr>
-            </w:pPr>
-            <w:r>
-              <w:rPr>
-                <w:i/>
-                <w:sz w:val="23"/>
-                <w:szCs w:val="23"/>
-              </w:rPr>
-              <w:t>Год 1:</w:t>
-            </w:r>
-          </w:p>
-          <w:p>
-            <w:pPr>
-              <w:pStyle w:val="TableParagraph"/>
-              <w:numPr>
-                <w:ilvl w:val="0"/>
-                <w:numId w:val="55"/>
-              </w:numPr>
-              <w:spacing w:line="254" w:lineRule="auto"/>
-              <w:rPr>
-                <w:i/>
-                <w:sz w:val="23"/>
-                <w:szCs w:val="23"/>
-              </w:rPr>
-            </w:pPr>
-            <w:r>
-              <w:rPr>
-                <w:i/>
-                <w:sz w:val="23"/>
-                <w:szCs w:val="23"/>
-              </w:rPr>
-              <w:t>Формирование исследовательской группы:</w:t>
-            </w:r>
-          </w:p>
-          <w:p>
-            <w:pPr>
-              <w:pStyle w:val="TableParagraph"/>
-              <w:numPr>
-                <w:ilvl w:val="1"/>
-                <w:numId w:val="55"/>
-              </w:numPr>
-              <w:spacing w:line="254" w:lineRule="auto"/>
-              <w:rPr>
-                <w:i/>
-                <w:sz w:val="23"/>
-                <w:szCs w:val="23"/>
-              </w:rPr>
-            </w:pPr>
-            <w:r>
-              <w:rPr>
-                <w:i/>
-                <w:sz w:val="23"/>
-                <w:szCs w:val="23"/>
-              </w:rPr>
-              <w:t>Наём 1 научного сотрудника (внешнего)</w:t>
-            </w:r>
-          </w:p>
-          <w:p>
-            <w:pPr>
-              <w:pStyle w:val="TableParagraph"/>
-              <w:numPr>
-                <w:ilvl w:val="1"/>
-                <w:numId w:val="55"/>
-              </w:numPr>
-              <w:spacing w:line="254" w:lineRule="auto"/>
-              <w:rPr>
-                <w:i/>
-                <w:sz w:val="23"/>
-                <w:szCs w:val="23"/>
-              </w:rPr>
-            </w:pPr>
-            <w:r>
-              <w:rPr>
-                <w:i/>
-                <w:sz w:val="23"/>
-                <w:szCs w:val="23"/>
-              </w:rPr>
-              <w:t>Привлечение 2 аспирантов и 2 студентов</w:t>
-            </w:r>
-          </w:p>
-          <w:p>
-            <w:pPr>
-              <w:pStyle w:val="TableParagraph"/>
-              <w:numPr>
-                <w:ilvl w:val="0"/>
-                <w:numId w:val="55"/>
-              </w:numPr>
-              <w:spacing w:line="254" w:lineRule="auto"/>
-              <w:rPr>
-                <w:i/>
-                <w:sz w:val="23"/>
-                <w:szCs w:val="23"/>
-              </w:rPr>
-            </w:pPr>
-            <w:r>
-              <w:rPr>
-                <w:i/>
-                <w:sz w:val="23"/>
-                <w:szCs w:val="23"/>
-              </w:rPr>
-              <w:t>Разработка и оптимизация:</w:t>
-            </w:r>
-          </w:p>
-          <w:p>
-            <w:pPr>
-              <w:pStyle w:val="TableParagraph"/>
-              <w:numPr>
-                <w:ilvl w:val="1"/>
-                <w:numId w:val="55"/>
-              </w:numPr>
-              <w:spacing w:line="254" w:lineRule="auto"/>
-              <w:rPr>
-                <w:i/>
-                <w:sz w:val="23"/>
-                <w:szCs w:val="23"/>
-              </w:rPr>
-            </w:pPr>
-            <w:r>
-              <w:rPr>
-                <w:i/>
-                <w:sz w:val="23"/>
-                <w:szCs w:val="23"/>
-              </w:rPr>
-              <w:t xml:space="preserve">Анализ и оптимизация существующего кода </w:t>
-            </w:r>
-            <w:proofErr w:type="spellStart"/>
-            <w:r>
-              <w:rPr>
-                <w:i/>
-                <w:sz w:val="23"/>
-                <w:szCs w:val="23"/>
-              </w:rPr>
-              <w:t>GInv</w:t>
-            </w:r>
-            <w:proofErr w:type="spellEnd"/>
-          </w:p>
-          <w:p>
-            <w:pPr>
-              <w:pStyle w:val="TableParagraph"/>
-              <w:numPr>
-                <w:ilvl w:val="1"/>
-                <w:numId w:val="55"/>
-              </w:numPr>
-              <w:spacing w:line="254" w:lineRule="auto"/>
-              <w:rPr>
-                <w:i/>
-                <w:sz w:val="23"/>
-                <w:szCs w:val="23"/>
-              </w:rPr>
-            </w:pPr>
-            <w:r>
-              <w:rPr>
-                <w:i/>
-                <w:sz w:val="23"/>
-                <w:szCs w:val="23"/>
-              </w:rPr>
-              <w:t>Реализация улучшенного алгоритма сборки мусора</w:t>
-            </w:r>
-          </w:p>
-          <w:p>
-            <w:pPr>
-              <w:pStyle w:val="TableParagraph"/>
-              <w:numPr>
-                <w:ilvl w:val="1"/>
-                <w:numId w:val="55"/>
-              </w:numPr>
-              <w:spacing w:line="254" w:lineRule="auto"/>
-              <w:rPr>
-                <w:i/>
-                <w:sz w:val="23"/>
-                <w:szCs w:val="23"/>
-              </w:rPr>
-            </w:pPr>
-            <w:r>
-              <w:rPr>
-                <w:i/>
-                <w:sz w:val="23"/>
-                <w:szCs w:val="23"/>
-              </w:rPr>
-              <w:t>Начало работ по распараллеливанию вычислений</w:t>
-            </w:r>
-          </w:p>
-          <w:p>
-            <w:pPr>
-              <w:pStyle w:val="TableParagraph"/>
-              <w:numPr>
-                <w:ilvl w:val="0"/>
-                <w:numId w:val="55"/>
-              </w:numPr>
-              <w:spacing w:line="254" w:lineRule="auto"/>
-              <w:rPr>
-                <w:i/>
-                <w:sz w:val="23"/>
-                <w:szCs w:val="23"/>
-              </w:rPr>
-            </w:pPr>
-            <w:r>
-              <w:rPr>
-                <w:i/>
-                <w:sz w:val="23"/>
-                <w:szCs w:val="23"/>
-              </w:rPr>
-              <w:t>Тестирование и верификация:</w:t>
-            </w:r>
-          </w:p>
-          <w:p>
-            <w:pPr>
-              <w:pStyle w:val="TableParagraph"/>
-              <w:numPr>
-                <w:ilvl w:val="1"/>
-                <w:numId w:val="55"/>
-              </w:numPr>
-              <w:spacing w:line="254" w:lineRule="auto"/>
-              <w:rPr>
-                <w:i/>
-                <w:sz w:val="23"/>
-                <w:szCs w:val="23"/>
-              </w:rPr>
-            </w:pPr>
-            <w:r>
-              <w:rPr>
-                <w:i/>
-                <w:sz w:val="23"/>
-                <w:szCs w:val="23"/>
-              </w:rPr>
-              <w:t>Обновление и расширение набора тестов</w:t>
-            </w:r>
-          </w:p>
-          <w:p>
-            <w:pPr>
-              <w:pStyle w:val="TableParagraph"/>
-              <w:numPr>
-                <w:ilvl w:val="1"/>
-                <w:numId w:val="55"/>
-              </w:numPr>
-              <w:spacing w:line="254" w:lineRule="auto"/>
-              <w:rPr>
-                <w:i/>
-                <w:sz w:val="23"/>
-                <w:szCs w:val="23"/>
-              </w:rPr>
-            </w:pPr>
-            <w:r>
-              <w:rPr>
-                <w:i/>
-                <w:sz w:val="23"/>
-                <w:szCs w:val="23"/>
-              </w:rPr>
-              <w:t xml:space="preserve">Проведение сравнительного анализа с классическим алгоритмом </w:t>
-            </w:r>
-            <w:proofErr w:type="spellStart"/>
-            <w:r>
-              <w:rPr>
-                <w:i/>
-                <w:sz w:val="23"/>
-                <w:szCs w:val="23"/>
-              </w:rPr>
-              <w:t>Бухбергера</w:t>
-            </w:r>
-            <w:proofErr w:type="spellEnd"/>
-          </w:p>
-          <w:p>
-            <w:pPr>
-              <w:pStyle w:val="TableParagraph"/>
-              <w:numPr>
-                <w:ilvl w:val="0"/>
-                <w:numId w:val="55"/>
-              </w:numPr>
-              <w:spacing w:line="254" w:lineRule="auto"/>
-              <w:rPr>
-                <w:i/>
-                <w:sz w:val="23"/>
-                <w:szCs w:val="23"/>
-              </w:rPr>
-            </w:pPr>
-            <w:r>
-              <w:rPr>
-                <w:i/>
-                <w:sz w:val="23"/>
-                <w:szCs w:val="23"/>
-              </w:rPr>
-              <w:t>Интеграция:</w:t>
-            </w:r>
-          </w:p>
-          <w:p>
-            <w:pPr>
-              <w:pStyle w:val="TableParagraph"/>
-              <w:numPr>
-                <w:ilvl w:val="1"/>
-                <w:numId w:val="55"/>
-              </w:numPr>
-              <w:spacing w:line="254" w:lineRule="auto"/>
-              <w:rPr>
-                <w:i/>
-                <w:sz w:val="23"/>
-                <w:szCs w:val="23"/>
-              </w:rPr>
-            </w:pPr>
-            <w:r>
-              <w:rPr>
-                <w:i/>
-                <w:sz w:val="23"/>
-                <w:szCs w:val="23"/>
-              </w:rPr>
-              <w:t xml:space="preserve">Начало работ по интеграции с </w:t>
-            </w:r>
-            <w:proofErr w:type="spellStart"/>
-            <w:r>
-              <w:rPr>
-                <w:i/>
-                <w:sz w:val="23"/>
-                <w:szCs w:val="23"/>
-              </w:rPr>
-              <w:t>SymPy</w:t>
-            </w:r>
-            <w:proofErr w:type="spellEnd"/>
-          </w:p>
-          <w:p>
-            <w:pPr>
-              <w:pStyle w:val="TableParagraph"/>
-              <w:numPr>
-                <w:ilvl w:val="0"/>
-                <w:numId w:val="55"/>
-              </w:numPr>
-              <w:spacing w:line="254" w:lineRule="auto"/>
-              <w:rPr>
-                <w:i/>
-                <w:sz w:val="23"/>
-                <w:szCs w:val="23"/>
-              </w:rPr>
-            </w:pPr>
-            <w:r>
-              <w:rPr>
-                <w:i/>
-                <w:sz w:val="23"/>
-                <w:szCs w:val="23"/>
-              </w:rPr>
-              <w:t>Публикации:</w:t>
-            </w:r>
-          </w:p>
-          <w:p>
-            <w:pPr>
-              <w:pStyle w:val="TableParagraph"/>
-              <w:numPr>
-                <w:ilvl w:val="1"/>
-                <w:numId w:val="55"/>
-              </w:numPr>
-              <w:spacing w:line="254" w:lineRule="auto"/>
-              <w:rPr>
-                <w:i/>
-                <w:sz w:val="23"/>
-                <w:szCs w:val="23"/>
-              </w:rPr>
-            </w:pPr>
-            <w:r>
-              <w:rPr>
-                <w:i/>
-                <w:sz w:val="23"/>
-                <w:szCs w:val="23"/>
-              </w:rPr>
-              <w:t xml:space="preserve">Подготовка и публикация </w:t>
-            </w:r>
-            <w:r>
-              <w:rPr>
-                <w:i/>
-                <w:sz w:val="23"/>
-                <w:szCs w:val="23"/>
-              </w:rPr>
-              <w:t>4-5</w:t>
-            </w:r>
-            <w:r>
-              <w:rPr>
-                <w:i/>
-                <w:sz w:val="23"/>
-                <w:szCs w:val="23"/>
-              </w:rPr>
-              <w:t xml:space="preserve"> научных статей в международных </w:t>
-            </w:r>
-            <w:proofErr w:type="spellStart"/>
-            <w:r>
-              <w:rPr>
-                <w:i/>
-                <w:sz w:val="23"/>
-                <w:szCs w:val="23"/>
-              </w:rPr>
-              <w:t>журналалах</w:t>
-            </w:r>
-            <w:proofErr w:type="spellEnd"/>
-          </w:p>
-          <w:p>
-            <w:pPr>
-              <w:pStyle w:val="TableParagraph"/>
-              <w:numPr>
-                <w:ilvl w:val="0"/>
-                <w:numId w:val="55"/>
-              </w:numPr>
-              <w:spacing w:line="254" w:lineRule="auto"/>
-              <w:rPr>
-                <w:i/>
-                <w:sz w:val="23"/>
-                <w:szCs w:val="23"/>
-              </w:rPr>
-            </w:pPr>
-            <w:r>
-              <w:rPr>
-                <w:i/>
-                <w:sz w:val="23"/>
-                <w:szCs w:val="23"/>
-              </w:rPr>
-              <w:t>Приобретение оборудования:</w:t>
-            </w:r>
-          </w:p>
-          <w:p>
-            <w:pPr>
-              <w:pStyle w:val="TableParagraph"/>
-              <w:numPr>
-                <w:ilvl w:val="1"/>
-                <w:numId w:val="55"/>
-              </w:numPr>
-              <w:spacing w:line="254" w:lineRule="auto"/>
-              <w:rPr>
-                <w:i/>
-                <w:sz w:val="23"/>
-                <w:szCs w:val="23"/>
-              </w:rPr>
-            </w:pPr>
-            <w:r>
-              <w:rPr>
-                <w:i/>
-                <w:sz w:val="23"/>
-                <w:szCs w:val="23"/>
-              </w:rPr>
-              <w:t>Закупка высокопроизводительных рабочих станций для разработки и тестирования</w:t>
-            </w:r>
-          </w:p>
-          <w:p>
-            <w:pPr>
-              <w:pStyle w:val="TableParagraph"/>
-              <w:spacing w:line="254" w:lineRule="auto"/>
-              <w:ind w:left="110"/>
-              <w:rPr>
-                <w:i/>
-                <w:sz w:val="23"/>
-                <w:szCs w:val="23"/>
-              </w:rPr>
-            </w:pPr>
-          </w:p>
-          <w:p>
-            <w:pPr>
-              <w:pStyle w:val="TableParagraph"/>
-              <w:spacing w:line="254" w:lineRule="auto"/>
-              <w:ind w:left="110"/>
-              <w:rPr>
-                <w:i/>
-                <w:sz w:val="23"/>
-                <w:szCs w:val="23"/>
-              </w:rPr>
-            </w:pPr>
-            <w:r>
-              <w:rPr>
-                <w:i/>
-                <w:sz w:val="23"/>
-                <w:szCs w:val="23"/>
-              </w:rPr>
-              <w:t>Расходы на Год 1:</w:t>
-            </w:r>
-          </w:p>
-          <w:p>
-            <w:pPr>
-              <w:pStyle w:val="TableParagraph"/>
-              <w:numPr>
-                <w:ilvl w:val="0"/>
-                <w:numId w:val="56"/>
-              </w:numPr>
-              <w:spacing w:line="254" w:lineRule="auto"/>
-              <w:rPr>
-                <w:i/>
-                <w:sz w:val="23"/>
-                <w:szCs w:val="23"/>
-              </w:rPr>
-            </w:pPr>
-            <w:r>
-              <w:rPr>
-                <w:i/>
-                <w:sz w:val="23"/>
-                <w:szCs w:val="23"/>
-              </w:rPr>
-              <w:t xml:space="preserve">Заработная плата: 2,800,000 </w:t>
-            </w:r>
-            <w:proofErr w:type="spellStart"/>
-            <w:r>
-              <w:rPr>
-                <w:i/>
-                <w:sz w:val="23"/>
-                <w:szCs w:val="23"/>
-              </w:rPr>
-              <w:t>руб</w:t>
-            </w:r>
-            <w:proofErr w:type="spellEnd"/>
-          </w:p>
-          <w:p>
-            <w:pPr>
-              <w:pStyle w:val="TableParagraph"/>
-              <w:numPr>
-                <w:ilvl w:val="0"/>
-                <w:numId w:val="56"/>
-              </w:numPr>
-              <w:spacing w:line="254" w:lineRule="auto"/>
-              <w:rPr>
-                <w:i/>
-                <w:sz w:val="23"/>
-                <w:szCs w:val="23"/>
-              </w:rPr>
-            </w:pPr>
-            <w:r>
-              <w:rPr>
-                <w:i/>
-                <w:sz w:val="23"/>
-                <w:szCs w:val="23"/>
-              </w:rPr>
-              <w:t>Оборудование: 800,000 руб.</w:t>
-            </w:r>
-          </w:p>
-          <w:p>
-            <w:pPr>
-              <w:pStyle w:val="TableParagraph"/>
-              <w:numPr>
-                <w:ilvl w:val="0"/>
-                <w:numId w:val="56"/>
-              </w:numPr>
-              <w:spacing w:line="254" w:lineRule="auto"/>
-              <w:rPr>
-                <w:i/>
-                <w:sz w:val="23"/>
-                <w:szCs w:val="23"/>
-              </w:rPr>
-            </w:pPr>
-            <w:r>
-              <w:rPr>
-                <w:i/>
-                <w:sz w:val="23"/>
-                <w:szCs w:val="23"/>
-              </w:rPr>
-              <w:t>Программное обеспечение: 200,000 руб.</w:t>
-            </w:r>
-          </w:p>
-          <w:p>
-            <w:pPr>
-              <w:pStyle w:val="TableParagraph"/>
-              <w:numPr>
-                <w:ilvl w:val="0"/>
-                <w:numId w:val="56"/>
-              </w:numPr>
-              <w:spacing w:line="254" w:lineRule="auto"/>
-              <w:rPr>
-                <w:i/>
-                <w:sz w:val="23"/>
-                <w:szCs w:val="23"/>
-              </w:rPr>
-            </w:pPr>
-            <w:r>
-              <w:rPr>
-                <w:i/>
-                <w:sz w:val="23"/>
-                <w:szCs w:val="23"/>
-              </w:rPr>
-              <w:t>Командировки и конференции: 100,000 руб.</w:t>
-            </w:r>
-          </w:p>
-          <w:p>
-            <w:pPr>
-              <w:pStyle w:val="TableParagraph"/>
-              <w:numPr>
-                <w:ilvl w:val="0"/>
-                <w:numId w:val="56"/>
-              </w:numPr>
-              <w:spacing w:line="254" w:lineRule="auto"/>
-              <w:rPr>
-                <w:i/>
-                <w:sz w:val="23"/>
-                <w:szCs w:val="23"/>
-              </w:rPr>
-            </w:pPr>
-            <w:r>
-              <w:rPr>
-                <w:i/>
-                <w:sz w:val="23"/>
-                <w:szCs w:val="23"/>
-              </w:rPr>
-              <w:t xml:space="preserve">Публикации: 100,000 руб. </w:t>
-            </w:r>
-            <w:r>
-              <w:rPr>
-                <w:i/>
-                <w:sz w:val="23"/>
-                <w:szCs w:val="23"/>
-              </w:rPr>
-              <w:br/>
-              <w:t>Итого: 4,000,000 руб.</w:t>
-            </w:r>
-          </w:p>
-          <w:p>
-            <w:pPr>
-              <w:pStyle w:val="TableParagraph"/>
-              <w:spacing w:line="254" w:lineRule="auto"/>
-              <w:ind w:left="110"/>
-              <w:rPr>
-                <w:i/>
-                <w:sz w:val="23"/>
-                <w:szCs w:val="23"/>
-              </w:rPr>
-            </w:pPr>
-            <w:r>
-              <w:rPr>
-                <w:i/>
-                <w:sz w:val="23"/>
-                <w:szCs w:val="23"/>
-              </w:rPr>
-              <w:t>Год 2:</w:t>
-            </w:r>
-          </w:p>
-          <w:p>
-            <w:pPr>
-              <w:pStyle w:val="TableParagraph"/>
-              <w:numPr>
-                <w:ilvl w:val="0"/>
-                <w:numId w:val="57"/>
-              </w:numPr>
-              <w:spacing w:line="254" w:lineRule="auto"/>
-              <w:rPr>
-                <w:i/>
-                <w:sz w:val="23"/>
-                <w:szCs w:val="23"/>
-              </w:rPr>
-            </w:pPr>
-            <w:r>
-              <w:rPr>
-                <w:i/>
-                <w:sz w:val="23"/>
-                <w:szCs w:val="23"/>
-              </w:rPr>
-              <w:t>Продолжение разработки:</w:t>
-            </w:r>
-          </w:p>
-          <w:p>
-            <w:pPr>
-              <w:pStyle w:val="TableParagraph"/>
-              <w:numPr>
-                <w:ilvl w:val="1"/>
-                <w:numId w:val="57"/>
-              </w:numPr>
-              <w:spacing w:line="254" w:lineRule="auto"/>
-              <w:rPr>
-                <w:i/>
-                <w:sz w:val="23"/>
-                <w:szCs w:val="23"/>
-              </w:rPr>
-            </w:pPr>
-            <w:r>
-              <w:rPr>
-                <w:i/>
-                <w:sz w:val="23"/>
-                <w:szCs w:val="23"/>
-              </w:rPr>
-              <w:t>Реализация инструментов визуализации</w:t>
-            </w:r>
-          </w:p>
-          <w:p>
-            <w:pPr>
-              <w:pStyle w:val="TableParagraph"/>
-              <w:numPr>
-                <w:ilvl w:val="1"/>
-                <w:numId w:val="57"/>
-              </w:numPr>
-              <w:spacing w:line="254" w:lineRule="auto"/>
-              <w:rPr>
-                <w:i/>
-                <w:sz w:val="23"/>
-                <w:szCs w:val="23"/>
-              </w:rPr>
-            </w:pPr>
-            <w:r>
-              <w:rPr>
-                <w:i/>
-                <w:sz w:val="23"/>
-                <w:szCs w:val="23"/>
-              </w:rPr>
-              <w:t xml:space="preserve">Завершение интеграции с </w:t>
-            </w:r>
-            <w:proofErr w:type="spellStart"/>
-            <w:r>
-              <w:rPr>
-                <w:i/>
-                <w:sz w:val="23"/>
-                <w:szCs w:val="23"/>
-              </w:rPr>
-              <w:t>SymPy</w:t>
-            </w:r>
-            <w:proofErr w:type="spellEnd"/>
-            <w:r>
-              <w:rPr>
-                <w:i/>
-                <w:sz w:val="23"/>
-                <w:szCs w:val="23"/>
-              </w:rPr>
-              <w:t xml:space="preserve"> и начало интеграции с </w:t>
-            </w:r>
-            <w:proofErr w:type="spellStart"/>
-            <w:r>
-              <w:rPr>
-                <w:i/>
-                <w:sz w:val="23"/>
-                <w:szCs w:val="23"/>
-              </w:rPr>
-              <w:t>Sage</w:t>
-            </w:r>
-            <w:proofErr w:type="spellEnd"/>
-          </w:p>
-          <w:p>
-            <w:pPr>
-              <w:pStyle w:val="TableParagraph"/>
-              <w:numPr>
-                <w:ilvl w:val="1"/>
-                <w:numId w:val="57"/>
-              </w:numPr>
-              <w:spacing w:line="254" w:lineRule="auto"/>
-              <w:rPr>
-                <w:i/>
-                <w:sz w:val="23"/>
-                <w:szCs w:val="23"/>
-              </w:rPr>
-            </w:pPr>
-            <w:r>
-              <w:rPr>
-                <w:i/>
-                <w:sz w:val="23"/>
-                <w:szCs w:val="23"/>
-              </w:rPr>
-              <w:t>Завершение работ по распараллеливанию вычислений</w:t>
-            </w:r>
-          </w:p>
-          <w:p>
-            <w:pPr>
-              <w:pStyle w:val="TableParagraph"/>
-              <w:numPr>
-                <w:ilvl w:val="0"/>
-                <w:numId w:val="57"/>
-              </w:numPr>
-              <w:spacing w:line="254" w:lineRule="auto"/>
-              <w:rPr>
-                <w:i/>
-                <w:sz w:val="23"/>
-                <w:szCs w:val="23"/>
-              </w:rPr>
-            </w:pPr>
-            <w:r>
-              <w:rPr>
-                <w:i/>
-                <w:sz w:val="23"/>
-                <w:szCs w:val="23"/>
-              </w:rPr>
-              <w:t>Расширенное тестирование:</w:t>
-            </w:r>
-          </w:p>
-          <w:p>
-            <w:pPr>
-              <w:pStyle w:val="TableParagraph"/>
-              <w:numPr>
-                <w:ilvl w:val="1"/>
-                <w:numId w:val="57"/>
-              </w:numPr>
-              <w:spacing w:line="254" w:lineRule="auto"/>
-              <w:rPr>
-                <w:i/>
-                <w:sz w:val="23"/>
-                <w:szCs w:val="23"/>
-              </w:rPr>
-            </w:pPr>
-            <w:r>
-              <w:rPr>
-                <w:i/>
-                <w:sz w:val="23"/>
-                <w:szCs w:val="23"/>
-              </w:rPr>
-              <w:t>Проведение тестов на задачах из механики и математической физики</w:t>
-            </w:r>
-          </w:p>
-          <w:p>
-            <w:pPr>
-              <w:pStyle w:val="TableParagraph"/>
-              <w:numPr>
-                <w:ilvl w:val="1"/>
-                <w:numId w:val="57"/>
-              </w:numPr>
-              <w:spacing w:line="254" w:lineRule="auto"/>
-              <w:rPr>
-                <w:i/>
-                <w:sz w:val="23"/>
-                <w:szCs w:val="23"/>
-              </w:rPr>
-            </w:pPr>
-            <w:r>
-              <w:rPr>
-                <w:i/>
-                <w:sz w:val="23"/>
-                <w:szCs w:val="23"/>
-              </w:rPr>
-              <w:t>Оценка эффективности новых оптимизаций</w:t>
-            </w:r>
-          </w:p>
-          <w:p>
-            <w:pPr>
-              <w:pStyle w:val="TableParagraph"/>
-              <w:spacing w:line="254" w:lineRule="auto"/>
-              <w:ind w:left="1440"/>
-              <w:rPr>
-                <w:i/>
-                <w:sz w:val="23"/>
-                <w:szCs w:val="23"/>
-              </w:rPr>
-            </w:pPr>
-          </w:p>
-          <w:p>
-            <w:pPr>
-              <w:pStyle w:val="TableParagraph"/>
-              <w:numPr>
-                <w:ilvl w:val="0"/>
-                <w:numId w:val="57"/>
-              </w:numPr>
-              <w:spacing w:line="254" w:lineRule="auto"/>
-              <w:rPr>
-                <w:i/>
-                <w:sz w:val="23"/>
-                <w:szCs w:val="23"/>
-              </w:rPr>
-            </w:pPr>
-            <w:r>
-              <w:rPr>
-                <w:i/>
-                <w:sz w:val="23"/>
-                <w:szCs w:val="23"/>
-              </w:rPr>
-              <w:lastRenderedPageBreak/>
-              <w:t>Документация и обучение:</w:t>
-            </w:r>
-          </w:p>
-          <w:p>
-            <w:pPr>
-              <w:pStyle w:val="TableParagraph"/>
-              <w:numPr>
-                <w:ilvl w:val="1"/>
-                <w:numId w:val="57"/>
-              </w:numPr>
-              <w:spacing w:line="254" w:lineRule="auto"/>
-              <w:rPr>
-                <w:i/>
-                <w:sz w:val="23"/>
-                <w:szCs w:val="23"/>
-              </w:rPr>
-            </w:pPr>
-            <w:r>
-              <w:rPr>
-                <w:i/>
-                <w:sz w:val="23"/>
-                <w:szCs w:val="23"/>
-              </w:rPr>
-              <w:t>Создание подробной документации</w:t>
-            </w:r>
-          </w:p>
-          <w:p>
-            <w:pPr>
-              <w:pStyle w:val="TableParagraph"/>
-              <w:numPr>
-                <w:ilvl w:val="1"/>
-                <w:numId w:val="57"/>
-              </w:numPr>
-              <w:spacing w:line="254" w:lineRule="auto"/>
-              <w:rPr>
-                <w:i/>
-                <w:sz w:val="23"/>
-                <w:szCs w:val="23"/>
-              </w:rPr>
-            </w:pPr>
-            <w:r>
-              <w:rPr>
-                <w:i/>
-                <w:sz w:val="23"/>
-                <w:szCs w:val="23"/>
-              </w:rPr>
-              <w:t>Разработка обучающих материалов</w:t>
-            </w:r>
-          </w:p>
-          <w:p>
-            <w:pPr>
-              <w:pStyle w:val="TableParagraph"/>
-              <w:numPr>
-                <w:ilvl w:val="0"/>
-                <w:numId w:val="57"/>
-              </w:numPr>
-              <w:spacing w:line="254" w:lineRule="auto"/>
-              <w:rPr>
-                <w:i/>
-                <w:sz w:val="23"/>
-                <w:szCs w:val="23"/>
-              </w:rPr>
-            </w:pPr>
-            <w:r>
-              <w:rPr>
-                <w:i/>
-                <w:sz w:val="23"/>
-                <w:szCs w:val="23"/>
-              </w:rPr>
-              <w:t>Создание библиотек:</w:t>
-            </w:r>
-          </w:p>
-          <w:p>
-            <w:pPr>
-              <w:pStyle w:val="TableParagraph"/>
-              <w:numPr>
-                <w:ilvl w:val="1"/>
-                <w:numId w:val="57"/>
-              </w:numPr>
-              <w:spacing w:line="254" w:lineRule="auto"/>
-              <w:rPr>
-                <w:i/>
-                <w:sz w:val="23"/>
-                <w:szCs w:val="23"/>
-              </w:rPr>
-            </w:pPr>
-            <w:r>
-              <w:rPr>
-                <w:i/>
-                <w:sz w:val="23"/>
-                <w:szCs w:val="23"/>
-              </w:rPr>
-              <w:t>Разработка и публикация библиотек открытого кода</w:t>
-            </w:r>
-          </w:p>
-          <w:p>
-            <w:pPr>
-              <w:pStyle w:val="TableParagraph"/>
-              <w:numPr>
-                <w:ilvl w:val="0"/>
-                <w:numId w:val="57"/>
-              </w:numPr>
-              <w:spacing w:line="254" w:lineRule="auto"/>
-              <w:rPr>
-                <w:i/>
-                <w:sz w:val="23"/>
-                <w:szCs w:val="23"/>
-              </w:rPr>
-            </w:pPr>
-            <w:r>
-              <w:rPr>
-                <w:i/>
-                <w:sz w:val="23"/>
-                <w:szCs w:val="23"/>
-              </w:rPr>
-              <w:t>Публикации и распространение:</w:t>
-            </w:r>
-          </w:p>
-          <w:p>
-            <w:pPr>
-              <w:pStyle w:val="TableParagraph"/>
-              <w:numPr>
-                <w:ilvl w:val="1"/>
-                <w:numId w:val="57"/>
-              </w:numPr>
-              <w:spacing w:line="254" w:lineRule="auto"/>
-              <w:rPr>
-                <w:i/>
-                <w:sz w:val="23"/>
-                <w:szCs w:val="23"/>
-              </w:rPr>
-            </w:pPr>
-            <w:r>
-              <w:rPr>
-                <w:i/>
-                <w:sz w:val="23"/>
-                <w:szCs w:val="23"/>
-              </w:rPr>
-              <w:t>Подготовка и публикация 5-6 научных статей</w:t>
-            </w:r>
-          </w:p>
-          <w:p>
-            <w:pPr>
-              <w:pStyle w:val="TableParagraph"/>
-              <w:numPr>
-                <w:ilvl w:val="1"/>
-                <w:numId w:val="57"/>
-              </w:numPr>
-              <w:spacing w:line="254" w:lineRule="auto"/>
-              <w:rPr>
-                <w:i/>
-                <w:sz w:val="23"/>
-                <w:szCs w:val="23"/>
-              </w:rPr>
-            </w:pPr>
-            <w:r>
-              <w:rPr>
-                <w:i/>
-                <w:sz w:val="23"/>
-                <w:szCs w:val="23"/>
-              </w:rPr>
-              <w:t>Участие в международных конференциях</w:t>
-            </w:r>
-          </w:p>
-          <w:p>
-            <w:pPr>
-              <w:pStyle w:val="TableParagraph"/>
-              <w:numPr>
-                <w:ilvl w:val="0"/>
-                <w:numId w:val="57"/>
-              </w:numPr>
-              <w:spacing w:line="254" w:lineRule="auto"/>
-              <w:rPr>
-                <w:i/>
-                <w:sz w:val="23"/>
-                <w:szCs w:val="23"/>
-              </w:rPr>
-            </w:pPr>
-            <w:r>
-              <w:rPr>
-                <w:i/>
-                <w:sz w:val="23"/>
-                <w:szCs w:val="23"/>
-              </w:rPr>
-              <w:t>Поддержка открытого сообщества:</w:t>
-            </w:r>
-          </w:p>
-          <w:p>
-            <w:pPr>
-              <w:pStyle w:val="TableParagraph"/>
-              <w:numPr>
-                <w:ilvl w:val="1"/>
-                <w:numId w:val="57"/>
-              </w:numPr>
-              <w:spacing w:line="254" w:lineRule="auto"/>
-              <w:rPr>
-                <w:i/>
-                <w:sz w:val="23"/>
-                <w:szCs w:val="23"/>
-              </w:rPr>
-            </w:pPr>
-            <w:r>
-              <w:rPr>
-                <w:i/>
-                <w:sz w:val="23"/>
-                <w:szCs w:val="23"/>
-              </w:rPr>
-              <w:t>Создание платформы для взаимодействия с сообществом разработчиков</w:t>
-            </w:r>
-          </w:p>
-          <w:p>
-            <w:pPr>
-              <w:pStyle w:val="TableParagraph"/>
-              <w:spacing w:line="254" w:lineRule="auto"/>
-              <w:ind w:left="110"/>
-              <w:rPr>
-                <w:i/>
-                <w:sz w:val="23"/>
-                <w:szCs w:val="23"/>
-              </w:rPr>
-            </w:pPr>
-            <w:r>
-              <w:rPr>
-                <w:i/>
-                <w:sz w:val="23"/>
-                <w:szCs w:val="23"/>
-              </w:rPr>
-              <w:t>Расходы на Год 2:</w:t>
-            </w:r>
-          </w:p>
-          <w:p>
-            <w:pPr>
-              <w:pStyle w:val="TableParagraph"/>
-              <w:numPr>
-                <w:ilvl w:val="0"/>
-                <w:numId w:val="58"/>
-              </w:numPr>
-              <w:spacing w:line="254" w:lineRule="auto"/>
-              <w:rPr>
-                <w:i/>
-                <w:sz w:val="23"/>
-                <w:szCs w:val="23"/>
-              </w:rPr>
-            </w:pPr>
-            <w:r>
-              <w:rPr>
-                <w:i/>
-                <w:sz w:val="23"/>
-                <w:szCs w:val="23"/>
-              </w:rPr>
-              <w:t xml:space="preserve">Заработная плата: 2,800,000 руб. </w:t>
-            </w:r>
-          </w:p>
-          <w:p>
-            <w:pPr>
-              <w:pStyle w:val="TableParagraph"/>
-              <w:numPr>
-                <w:ilvl w:val="0"/>
-                <w:numId w:val="58"/>
-              </w:numPr>
-              <w:spacing w:line="254" w:lineRule="auto"/>
-              <w:rPr>
-                <w:i/>
-                <w:sz w:val="23"/>
-                <w:szCs w:val="23"/>
-              </w:rPr>
-            </w:pPr>
-            <w:r>
-              <w:rPr>
-                <w:i/>
-                <w:sz w:val="23"/>
-                <w:szCs w:val="23"/>
-              </w:rPr>
-              <w:t>Дополнительное оборудование: 400,000 руб.</w:t>
-            </w:r>
-          </w:p>
-          <w:p>
-            <w:pPr>
-              <w:pStyle w:val="TableParagraph"/>
-              <w:numPr>
-                <w:ilvl w:val="0"/>
-                <w:numId w:val="58"/>
-              </w:numPr>
-              <w:spacing w:line="254" w:lineRule="auto"/>
-              <w:rPr>
-                <w:i/>
-                <w:sz w:val="23"/>
-                <w:szCs w:val="23"/>
-              </w:rPr>
-            </w:pPr>
-            <w:r>
-              <w:rPr>
-                <w:i/>
-                <w:sz w:val="23"/>
-                <w:szCs w:val="23"/>
-              </w:rPr>
-              <w:t>Программное обеспечение и облачные сервисы: 300,000 руб.</w:t>
-            </w:r>
-          </w:p>
-          <w:p>
-            <w:pPr>
-              <w:pStyle w:val="TableParagraph"/>
-              <w:numPr>
-                <w:ilvl w:val="0"/>
-                <w:numId w:val="58"/>
-              </w:numPr>
-              <w:spacing w:line="254" w:lineRule="auto"/>
-              <w:rPr>
-                <w:i/>
-                <w:sz w:val="23"/>
-                <w:szCs w:val="23"/>
-              </w:rPr>
-            </w:pPr>
-            <w:r>
-              <w:rPr>
-                <w:i/>
-                <w:sz w:val="23"/>
-                <w:szCs w:val="23"/>
-              </w:rPr>
-              <w:t>Командировки и конференции: 400,000 руб.</w:t>
-            </w:r>
-          </w:p>
-          <w:p>
-            <w:pPr>
-              <w:pStyle w:val="TableParagraph"/>
-              <w:numPr>
-                <w:ilvl w:val="0"/>
-                <w:numId w:val="58"/>
-              </w:numPr>
-              <w:spacing w:line="254" w:lineRule="auto"/>
-              <w:rPr>
-                <w:i/>
-                <w:sz w:val="23"/>
-                <w:szCs w:val="23"/>
-              </w:rPr>
-            </w:pPr>
-            <w:r>
-              <w:rPr>
-                <w:i/>
-                <w:sz w:val="23"/>
-                <w:szCs w:val="23"/>
-              </w:rPr>
-              <w:t xml:space="preserve">Публикации: 100,000 руб. </w:t>
-            </w:r>
-            <w:r>
-              <w:rPr>
-                <w:i/>
-                <w:sz w:val="23"/>
-                <w:szCs w:val="23"/>
-              </w:rPr>
-              <w:br/>
-              <w:t>Итого: 4,000,000 руб.</w:t>
-            </w:r>
-          </w:p>
-          <w:p>
-            <w:pPr>
-              <w:pStyle w:val="TableParagraph"/>
-              <w:spacing w:line="254" w:lineRule="auto"/>
-              <w:ind w:left="110"/>
-              <w:rPr>
-                <w:i/>
-                <w:sz w:val="23"/>
-                <w:szCs w:val="23"/>
-              </w:rPr>
-            </w:pPr>
-            <w:r>
-              <w:rPr>
-                <w:i/>
-                <w:sz w:val="23"/>
-                <w:szCs w:val="23"/>
-              </w:rPr>
-              <w:t>Обоснование расходов:</w:t>
-            </w:r>
-          </w:p>
-          <w:p>
-            <w:pPr>
-              <w:pStyle w:val="TableParagraph"/>
-              <w:numPr>
-                <w:ilvl w:val="0"/>
-                <w:numId w:val="59"/>
-              </w:numPr>
-              <w:spacing w:line="254" w:lineRule="auto"/>
-              <w:rPr>
-                <w:i/>
-                <w:sz w:val="23"/>
-                <w:szCs w:val="23"/>
-              </w:rPr>
-            </w:pPr>
-            <w:r>
-              <w:rPr>
-                <w:i/>
-                <w:sz w:val="23"/>
-                <w:szCs w:val="23"/>
-              </w:rPr>
-              <w:t xml:space="preserve">Заработная плата: Основная часть бюджета направлена на оплату труда компактной команды высококвалифицированных специалистов, необходимых для успешной реализации проекта. </w:t>
-            </w:r>
-          </w:p>
-          <w:p>
-            <w:pPr>
-              <w:pStyle w:val="TableParagraph"/>
-              <w:numPr>
-                <w:ilvl w:val="0"/>
-                <w:numId w:val="59"/>
-              </w:numPr>
-              <w:spacing w:line="254" w:lineRule="auto"/>
-              <w:rPr>
-                <w:i/>
-                <w:sz w:val="23"/>
-                <w:szCs w:val="23"/>
-              </w:rPr>
-            </w:pPr>
-            <w:r>
-              <w:rPr>
-                <w:i/>
-                <w:sz w:val="23"/>
-                <w:szCs w:val="23"/>
-              </w:rPr>
-              <w:t>Оборудование: Инвестиции в высокопроизводительные вычислительные мощности для разработки и тестирования алгоритмов компьютерной алгебры.</w:t>
-            </w:r>
-          </w:p>
-          <w:p>
-            <w:pPr>
-              <w:pStyle w:val="TableParagraph"/>
-              <w:numPr>
-                <w:ilvl w:val="0"/>
-                <w:numId w:val="59"/>
-              </w:numPr>
-              <w:spacing w:line="254" w:lineRule="auto"/>
-              <w:rPr>
-                <w:i/>
-                <w:sz w:val="23"/>
-                <w:szCs w:val="23"/>
-              </w:rPr>
-            </w:pPr>
-            <w:r>
-              <w:rPr>
-                <w:i/>
-                <w:sz w:val="23"/>
-                <w:szCs w:val="23"/>
-              </w:rPr>
-              <w:t>Программное обеспечение: Требуется для обеспечения эффективной работы команды и проведения вычислительных экспериментов.</w:t>
-            </w:r>
-          </w:p>
-          <w:p>
-            <w:pPr>
-              <w:pStyle w:val="TableParagraph"/>
-              <w:numPr>
-                <w:ilvl w:val="0"/>
-                <w:numId w:val="59"/>
-              </w:numPr>
-              <w:spacing w:line="254" w:lineRule="auto"/>
-              <w:rPr>
-                <w:i/>
-                <w:sz w:val="23"/>
-                <w:szCs w:val="23"/>
-              </w:rPr>
-            </w:pPr>
-            <w:r>
-              <w:rPr>
-                <w:i/>
-                <w:sz w:val="23"/>
-                <w:szCs w:val="23"/>
-              </w:rPr>
-              <w:t>Командировки и конференции: Необходимы для обмена опытом, представления результатов и установления международных связей. Бюджет увеличен во втором году для более активного участия в международных мероприятиях.</w:t>
-            </w:r>
-          </w:p>
-          <w:p>
-            <w:pPr>
-              <w:pStyle w:val="TableParagraph"/>
-              <w:numPr>
-                <w:ilvl w:val="0"/>
-                <w:numId w:val="59"/>
-              </w:numPr>
-              <w:spacing w:line="254" w:lineRule="auto"/>
-              <w:rPr>
-                <w:i/>
-                <w:sz w:val="23"/>
-                <w:szCs w:val="23"/>
-              </w:rPr>
-            </w:pPr>
-            <w:r>
-              <w:rPr>
-                <w:i/>
-                <w:sz w:val="23"/>
-                <w:szCs w:val="23"/>
-              </w:rPr>
-              <w:t>Публикации: Финансирование открытого доступа к 5-6 научным статьям в год обеспечит широкое распространение результатов исследования.</w:t>
+                <w:lang w:val="en-US"/>
+              </w:rPr>
+              <w:t>{{justificationOfRequestedFinancing}}</w:t>
             </w:r>
           </w:p>
         </w:tc>
@@ -9284,7 +3589,6 @@
         <w:rPr>
           <w:noProof/>
         </w:rPr>
-        <w:lastRenderedPageBreak/>
         <mc:AlternateContent>
           <mc:Choice Requires="wps">
             <w:drawing>
@@ -10049,552 +4353,18 @@
           <w:p>
             <w:pPr>
               <w:pStyle w:val="TableParagraph"/>
-              <w:numPr>
-                <w:ilvl w:val="1"/>
-                <w:numId w:val="58"/>
-              </w:numPr>
               <w:spacing w:before="4"/>
-              <w:ind w:left="571" w:hanging="283"/>
+              <w:ind w:left="571"/>
               <w:rPr>
                 <w:sz w:val="23"/>
               </w:rPr>
             </w:pPr>
-            <w:r>
-              <w:rPr>
-                <w:sz w:val="23"/>
-              </w:rPr>
-              <w:t xml:space="preserve">Кройтор Олег Константинович, </w:t>
-            </w:r>
-            <w:r>
-              <w:rPr>
-                <w:sz w:val="23"/>
-              </w:rPr>
-              <w:t xml:space="preserve">высшее, РУДН, </w:t>
-            </w:r>
-            <w:r>
-              <w:rPr>
-                <w:sz w:val="23"/>
-              </w:rPr>
-              <w:t>с</w:t>
-            </w:r>
-            <w:r>
-              <w:rPr>
-                <w:sz w:val="23"/>
-              </w:rPr>
-              <w:t>тарший педагог ДО, ИРЯ, ассистент</w:t>
-            </w:r>
-            <w:r>
-              <w:rPr>
-                <w:sz w:val="23"/>
-              </w:rPr>
-              <w:t xml:space="preserve"> кафедры математического моделирования и искусственного интеллекта</w:t>
-            </w:r>
-            <w:r>
-              <w:rPr>
-                <w:sz w:val="23"/>
-              </w:rPr>
-              <w:t xml:space="preserve">, </w:t>
-            </w:r>
-            <w:proofErr w:type="spellStart"/>
-            <w:r>
-              <w:rPr>
-                <w:sz w:val="23"/>
-              </w:rPr>
-              <w:t>ИКНиТ</w:t>
-            </w:r>
-            <w:proofErr w:type="spellEnd"/>
-            <w:r>
-              <w:rPr>
-                <w:sz w:val="23"/>
-              </w:rPr>
-              <w:t xml:space="preserve"> РУДН</w:t>
-            </w:r>
-            <w:r>
-              <w:rPr>
-                <w:sz w:val="23"/>
-              </w:rPr>
-              <w:t xml:space="preserve">, </w:t>
-            </w:r>
-            <w:r>
-              <w:rPr>
-                <w:sz w:val="23"/>
-              </w:rPr>
-              <w:t>Кандидат физико-математических наук</w:t>
-            </w:r>
-            <w:r>
-              <w:rPr>
-                <w:sz w:val="23"/>
-              </w:rPr>
-              <w:t xml:space="preserve">, </w:t>
-            </w:r>
-            <w:r>
-              <w:rPr>
-                <w:sz w:val="23"/>
-              </w:rPr>
-              <w:t xml:space="preserve">количество публикация с 01.01.2020: </w:t>
-            </w:r>
-            <w:r>
-              <w:rPr>
-                <w:sz w:val="23"/>
-              </w:rPr>
-              <w:t xml:space="preserve">10, из них в </w:t>
-            </w:r>
             <w:r>
               <w:rPr>
                 <w:sz w:val="23"/>
                 <w:lang w:val="en-US"/>
               </w:rPr>
-              <w:t>WOS</w:t>
-            </w:r>
-            <w:r>
-              <w:rPr>
-                <w:sz w:val="23"/>
-              </w:rPr>
-              <w:t>/</w:t>
-            </w:r>
-            <w:r>
-              <w:rPr>
-                <w:sz w:val="23"/>
-                <w:lang w:val="en-US"/>
-              </w:rPr>
-              <w:t>Scopus</w:t>
-            </w:r>
-            <w:r>
-              <w:rPr>
-                <w:sz w:val="23"/>
-              </w:rPr>
-              <w:t xml:space="preserve"> 3</w:t>
-            </w:r>
-            <w:r>
-              <w:rPr>
-                <w:sz w:val="23"/>
-              </w:rPr>
-              <w:t xml:space="preserve">, </w:t>
-            </w:r>
-            <w:r>
-              <w:rPr>
-                <w:sz w:val="23"/>
-              </w:rPr>
-              <w:t xml:space="preserve">руководитель. Имеет опыт участия НИР в качестве соисполнителя гранта </w:t>
-            </w:r>
-            <w:r>
-              <w:rPr>
-                <w:sz w:val="23"/>
-              </w:rPr>
-              <w:t>РНФ (грант № 20-11-20257</w:t>
-            </w:r>
-            <w:r>
-              <w:rPr>
-                <w:sz w:val="23"/>
-              </w:rPr>
-              <w:t>), 2020 год.</w:t>
-            </w:r>
-            <w:r>
-              <w:rPr>
-                <w:rFonts w:ascii="Arial" w:hAnsi="Arial" w:cs="Arial"/>
-                <w:b/>
-                <w:bCs/>
-                <w:color w:val="000000"/>
-                <w:sz w:val="21"/>
-                <w:szCs w:val="21"/>
-                <w:shd w:val="clear" w:color="auto" w:fill="FFFFFF"/>
-              </w:rPr>
-              <w:t xml:space="preserve"> </w:t>
-            </w:r>
-          </w:p>
-          <w:p>
-            <w:pPr>
-              <w:pStyle w:val="TableParagraph"/>
-              <w:numPr>
-                <w:ilvl w:val="1"/>
-                <w:numId w:val="58"/>
-              </w:numPr>
-              <w:spacing w:before="4"/>
-              <w:ind w:left="571" w:hanging="283"/>
-              <w:rPr>
-                <w:sz w:val="23"/>
-              </w:rPr>
-            </w:pPr>
-            <w:proofErr w:type="spellStart"/>
-            <w:r>
-              <w:rPr>
-                <w:sz w:val="23"/>
-              </w:rPr>
-              <w:t>Дужин</w:t>
-            </w:r>
-            <w:proofErr w:type="spellEnd"/>
-            <w:r>
-              <w:rPr>
-                <w:sz w:val="23"/>
-              </w:rPr>
-              <w:t xml:space="preserve"> Василий Сергеевич, Кандидат физико-математических наук,  доцент кафедры алгоритмической математики, Санкт-Петербургский государственный электротехнический университет «ЛЭТИ» им. В.И. Ульянова (Ленина), основной исполнитель</w:t>
-            </w:r>
-          </w:p>
-          <w:p>
-            <w:pPr>
-              <w:pStyle w:val="TableParagraph"/>
-              <w:numPr>
-                <w:ilvl w:val="1"/>
-                <w:numId w:val="58"/>
-              </w:numPr>
-              <w:spacing w:before="4"/>
-              <w:ind w:left="571" w:hanging="283"/>
-              <w:rPr>
-                <w:sz w:val="23"/>
-              </w:rPr>
-            </w:pPr>
-            <w:r>
-              <w:rPr>
-                <w:sz w:val="23"/>
-              </w:rPr>
-              <w:t xml:space="preserve"> </w:t>
-            </w:r>
-            <w:r>
-              <w:rPr>
-                <w:sz w:val="23"/>
-              </w:rPr>
-              <w:t xml:space="preserve">Мамонов Антон Алексеевич, </w:t>
-            </w:r>
-            <w:r>
-              <w:rPr>
-                <w:sz w:val="23"/>
-              </w:rPr>
-              <w:t xml:space="preserve">высшее, РУДН, </w:t>
-            </w:r>
-            <w:r>
-              <w:rPr>
-                <w:sz w:val="23"/>
-              </w:rPr>
-              <w:t xml:space="preserve">аспирант очной формы обучения, ассистент кафедры математического моделирования и искусственного интеллекта, </w:t>
-            </w:r>
-            <w:proofErr w:type="spellStart"/>
-            <w:r>
-              <w:rPr>
-                <w:sz w:val="23"/>
-              </w:rPr>
-              <w:t>ИКНиТ</w:t>
-            </w:r>
-            <w:proofErr w:type="spellEnd"/>
-            <w:r>
-              <w:rPr>
-                <w:sz w:val="23"/>
-              </w:rPr>
-              <w:t xml:space="preserve"> РУДН., количество публикация с 01.01.2020: </w:t>
-            </w:r>
-            <w:r>
-              <w:rPr>
-                <w:sz w:val="23"/>
-              </w:rPr>
-              <w:t>6</w:t>
-            </w:r>
-            <w:r>
-              <w:rPr>
-                <w:sz w:val="23"/>
-              </w:rPr>
-              <w:t xml:space="preserve">, из них в </w:t>
-            </w:r>
-            <w:r>
-              <w:rPr>
-                <w:sz w:val="23"/>
-                <w:lang w:val="en-US"/>
-              </w:rPr>
-              <w:t>WOS</w:t>
-            </w:r>
-            <w:r>
-              <w:rPr>
-                <w:sz w:val="23"/>
-              </w:rPr>
-              <w:t>/</w:t>
-            </w:r>
-            <w:r>
-              <w:rPr>
-                <w:sz w:val="23"/>
-                <w:lang w:val="en-US"/>
-              </w:rPr>
-              <w:t>Scopus</w:t>
-            </w:r>
-            <w:r>
-              <w:rPr>
-                <w:sz w:val="23"/>
-              </w:rPr>
-              <w:t xml:space="preserve"> </w:t>
-            </w:r>
-            <w:r>
-              <w:rPr>
-                <w:sz w:val="23"/>
-              </w:rPr>
-              <w:t>1</w:t>
-            </w:r>
-            <w:r>
-              <w:rPr>
-                <w:sz w:val="23"/>
-              </w:rPr>
-              <w:t>, основной исполнитель</w:t>
-            </w:r>
-          </w:p>
-          <w:p>
-            <w:pPr>
-              <w:pStyle w:val="TableParagraph"/>
-              <w:numPr>
-                <w:ilvl w:val="1"/>
-                <w:numId w:val="58"/>
-              </w:numPr>
-              <w:spacing w:before="4"/>
-              <w:ind w:left="571" w:hanging="283"/>
-              <w:rPr>
-                <w:sz w:val="23"/>
-              </w:rPr>
-            </w:pPr>
-            <w:proofErr w:type="spellStart"/>
-            <w:r>
-              <w:rPr>
-                <w:sz w:val="23"/>
-              </w:rPr>
-              <w:lastRenderedPageBreak/>
-              <w:t>Гамбарян</w:t>
-            </w:r>
-            <w:proofErr w:type="spellEnd"/>
-            <w:r>
-              <w:rPr>
-                <w:sz w:val="23"/>
-              </w:rPr>
-              <w:t xml:space="preserve"> </w:t>
-            </w:r>
-            <w:proofErr w:type="spellStart"/>
-            <w:r>
-              <w:rPr>
-                <w:sz w:val="23"/>
-              </w:rPr>
-              <w:t>Гамбарян</w:t>
-            </w:r>
-            <w:proofErr w:type="spellEnd"/>
-            <w:r>
-              <w:rPr>
-                <w:sz w:val="23"/>
-              </w:rPr>
-              <w:t xml:space="preserve"> Марк </w:t>
-            </w:r>
-            <w:proofErr w:type="spellStart"/>
-            <w:r>
-              <w:rPr>
-                <w:sz w:val="23"/>
-              </w:rPr>
-              <w:t>Микаелович</w:t>
-            </w:r>
-            <w:proofErr w:type="spellEnd"/>
-            <w:r>
-              <w:rPr>
-                <w:sz w:val="23"/>
-              </w:rPr>
-              <w:t xml:space="preserve">, аспирант очной формы обучения, </w:t>
-            </w:r>
-            <w:proofErr w:type="spellStart"/>
-            <w:r>
-              <w:rPr>
-                <w:sz w:val="23"/>
-              </w:rPr>
-              <w:t>ИКНиТ</w:t>
-            </w:r>
-            <w:proofErr w:type="spellEnd"/>
-            <w:r>
-              <w:rPr>
-                <w:sz w:val="23"/>
-              </w:rPr>
-              <w:t xml:space="preserve"> РУДН</w:t>
-            </w:r>
-            <w:r>
-              <w:rPr>
-                <w:sz w:val="23"/>
-              </w:rPr>
-              <w:t xml:space="preserve">., количество публикация с 01.01.2020: </w:t>
-            </w:r>
-            <w:r>
-              <w:rPr>
-                <w:sz w:val="23"/>
-              </w:rPr>
-              <w:t>9</w:t>
-            </w:r>
-            <w:r>
-              <w:rPr>
-                <w:sz w:val="23"/>
-              </w:rPr>
-              <w:t xml:space="preserve">, из них в </w:t>
-            </w:r>
-            <w:r>
-              <w:rPr>
-                <w:sz w:val="23"/>
-                <w:lang w:val="en-US"/>
-              </w:rPr>
-              <w:t>WOS</w:t>
-            </w:r>
-            <w:r>
-              <w:rPr>
-                <w:sz w:val="23"/>
-              </w:rPr>
-              <w:t>/</w:t>
-            </w:r>
-            <w:r>
-              <w:rPr>
-                <w:sz w:val="23"/>
-                <w:lang w:val="en-US"/>
-              </w:rPr>
-              <w:t>Scopus</w:t>
-            </w:r>
-            <w:r>
-              <w:rPr>
-                <w:sz w:val="23"/>
-              </w:rPr>
-              <w:t xml:space="preserve"> </w:t>
-            </w:r>
-            <w:r>
-              <w:rPr>
-                <w:sz w:val="23"/>
-              </w:rPr>
-              <w:t>1, основной исполнитель</w:t>
-            </w:r>
-          </w:p>
-          <w:p>
-            <w:pPr>
-              <w:pStyle w:val="TableParagraph"/>
-              <w:numPr>
-                <w:ilvl w:val="1"/>
-                <w:numId w:val="58"/>
-              </w:numPr>
-              <w:spacing w:before="4"/>
-              <w:ind w:left="571" w:hanging="283"/>
-              <w:rPr>
-                <w:sz w:val="23"/>
-              </w:rPr>
-            </w:pPr>
-            <w:proofErr w:type="spellStart"/>
-            <w:r>
-              <w:rPr>
-                <w:sz w:val="23"/>
-              </w:rPr>
-              <w:t>Лапшенкова</w:t>
-            </w:r>
-            <w:proofErr w:type="spellEnd"/>
-            <w:r>
-              <w:rPr>
-                <w:sz w:val="23"/>
-              </w:rPr>
-              <w:t xml:space="preserve"> Любовь Олеговна</w:t>
-            </w:r>
-            <w:r>
-              <w:rPr>
-                <w:sz w:val="23"/>
-              </w:rPr>
-              <w:t>, высшее, РУДН аспирант очной формы обучения, ассистент кафедры математического моделирования и искусственного интеллекта, количество публикация с 01.01.2020: 6</w:t>
-            </w:r>
-            <w:r>
-              <w:rPr>
-                <w:sz w:val="23"/>
-              </w:rPr>
-              <w:t xml:space="preserve">, из них в </w:t>
-            </w:r>
-            <w:r>
-              <w:rPr>
-                <w:sz w:val="23"/>
-                <w:lang w:val="en-US"/>
-              </w:rPr>
-              <w:t>WOS</w:t>
-            </w:r>
-            <w:r>
-              <w:rPr>
-                <w:sz w:val="23"/>
-              </w:rPr>
-              <w:t>/</w:t>
-            </w:r>
-            <w:r>
-              <w:rPr>
-                <w:sz w:val="23"/>
-                <w:lang w:val="en-US"/>
-              </w:rPr>
-              <w:t>Scopus</w:t>
-            </w:r>
-            <w:r>
-              <w:rPr>
-                <w:sz w:val="23"/>
-              </w:rPr>
-              <w:t xml:space="preserve"> </w:t>
-            </w:r>
-            <w:r>
-              <w:rPr>
-                <w:sz w:val="23"/>
-              </w:rPr>
-              <w:t>1, основной исполнитель</w:t>
-            </w:r>
-          </w:p>
-          <w:p>
-            <w:pPr>
-              <w:pStyle w:val="TableParagraph"/>
-              <w:numPr>
-                <w:ilvl w:val="1"/>
-                <w:numId w:val="58"/>
-              </w:numPr>
-              <w:spacing w:before="4"/>
-              <w:ind w:left="571" w:hanging="283"/>
-              <w:rPr>
-                <w:sz w:val="23"/>
-              </w:rPr>
-            </w:pPr>
-            <w:r>
-              <w:rPr>
-                <w:sz w:val="23"/>
-              </w:rPr>
-              <w:t>Садова Диана Алексеевна</w:t>
-            </w:r>
-            <w:r>
-              <w:rPr>
-                <w:sz w:val="23"/>
-              </w:rPr>
-              <w:t xml:space="preserve">, студентка 2 года обучения, очной формы, </w:t>
-            </w:r>
-            <w:r>
-              <w:rPr>
-                <w:iCs/>
-                <w:sz w:val="24"/>
-              </w:rPr>
-              <w:t>лаборант</w:t>
-            </w:r>
-          </w:p>
-          <w:p>
-            <w:pPr>
-              <w:pStyle w:val="TableParagraph"/>
-              <w:numPr>
-                <w:ilvl w:val="1"/>
-                <w:numId w:val="58"/>
-              </w:numPr>
-              <w:spacing w:before="4"/>
-              <w:ind w:left="571" w:hanging="283"/>
-              <w:rPr>
-                <w:sz w:val="23"/>
-              </w:rPr>
-            </w:pPr>
-            <w:r>
-              <w:rPr>
-                <w:sz w:val="23"/>
-              </w:rPr>
-              <w:t xml:space="preserve"> </w:t>
-            </w:r>
-            <w:r>
-              <w:rPr>
-                <w:sz w:val="23"/>
-              </w:rPr>
-              <w:t>Митрофанов Тимур Александрович</w:t>
-            </w:r>
-            <w:r>
-              <w:rPr>
-                <w:sz w:val="23"/>
-              </w:rPr>
-              <w:t xml:space="preserve">, студент 2 года обучения, очной формы, </w:t>
-            </w:r>
-            <w:r>
-              <w:rPr>
-                <w:iCs/>
-                <w:sz w:val="24"/>
-              </w:rPr>
-              <w:t>лаборант</w:t>
+              <w:t>{{*researchTeams}}</w:t>
             </w:r>
           </w:p>
         </w:tc>
@@ -10621,7 +4391,6 @@
               <w:rPr>
                 <w:sz w:val="24"/>
               </w:rPr>
-              <w:lastRenderedPageBreak/>
               <w:t>2.9</w:t>
             </w:r>
             <w:r>
@@ -10822,13 +4591,16 @@
               <w:rPr>
                 <w:i/>
                 <w:sz w:val="24"/>
-              </w:rPr>
-            </w:pPr>
-            <w:r>
-              <w:rPr>
-                <w:sz w:val="24"/>
-              </w:rPr>
-              <w:t>Факультет физико-математических и естественных наук</w:t>
+                <w:lang w:val="en-US"/>
+              </w:rPr>
+            </w:pPr>
+            <w:r>
+              <w:rPr>
+                <w:i/>
+                <w:sz w:val="24"/>
+                <w:lang w:val="en-US"/>
+              </w:rPr>
+              <w:t>{{mainEducationalOrScientificUnit}}</w:t>
             </w:r>
           </w:p>
         </w:tc>
@@ -11068,14 +4840,16 @@
               <w:rPr>
                 <w:i/>
                 <w:sz w:val="24"/>
+                <w:lang w:val="en-US"/>
               </w:rPr>
             </w:pPr>
             <w:r>
               <w:rPr>
                 <w:i/>
                 <w:sz w:val="24"/>
-              </w:rPr>
-              <w:t>Воскресенский Леонид Геннадьевич</w:t>
+                <w:lang w:val="en-US"/>
+              </w:rPr>
+              <w:t>{{fullNameOfSupervisor}}</w:t>
             </w:r>
           </w:p>
         </w:tc>
@@ -11321,50 +5095,16 @@
               <w:rPr>
                 <w:i/>
                 <w:sz w:val="24"/>
+                <w:lang w:val="en-US"/>
               </w:rPr>
             </w:pPr>
             <w:r>
               <w:rPr>
                 <w:i/>
                 <w:sz w:val="24"/>
-              </w:rPr>
-              <w:t>Высокопроизводительная рабочая станция для разработки и тестирования (400 000 руб.)</w:t>
-            </w:r>
-          </w:p>
-          <w:p>
-            <w:pPr>
-              <w:pStyle w:val="TableParagraph"/>
-              <w:spacing w:line="270" w:lineRule="exact"/>
-              <w:ind w:left="110"/>
-              <w:rPr>
-                <w:i/>
-                <w:sz w:val="24"/>
-              </w:rPr>
-            </w:pPr>
-            <w:r>
-              <w:rPr>
-                <w:i/>
-                <w:sz w:val="24"/>
-              </w:rPr>
-              <w:t>Сервер для проведения масштабных вычислительных экспериментов (600 000 руб.)</w:t>
-            </w:r>
-          </w:p>
-          <w:p>
-            <w:pPr>
-              <w:pStyle w:val="TableParagraph"/>
-              <w:spacing w:line="270" w:lineRule="exact"/>
-              <w:ind w:left="110"/>
-              <w:rPr>
-                <w:i/>
-                <w:sz w:val="24"/>
-              </w:rPr>
-            </w:pPr>
-            <w:r>
-              <w:rPr>
-                <w:i/>
-                <w:sz w:val="24"/>
-              </w:rPr>
-              <w:t>Сетевое оборудование (140 000 руб.)</w:t>
+                <w:lang w:val="en-US"/>
+              </w:rPr>
+              <w:t>{{listOfEstimatedCosts}}</w:t>
             </w:r>
           </w:p>
         </w:tc>
@@ -11388,49 +5128,15 @@
               <w:ind w:left="110"/>
               <w:rPr>
                 <w:sz w:val="24"/>
-              </w:rPr>
-            </w:pPr>
-            <w:r>
-              <w:rPr>
-                <w:sz w:val="24"/>
-              </w:rPr>
-              <w:t>«</w:t>
-            </w:r>
-            <w:r>
-              <w:rPr>
-                <w:sz w:val="24"/>
-              </w:rPr>
-              <w:t>18</w:t>
-            </w:r>
-            <w:r>
-              <w:rPr>
-                <w:sz w:val="24"/>
-              </w:rPr>
-              <w:t>»</w:t>
-            </w:r>
-            <w:r>
-              <w:rPr>
-                <w:sz w:val="24"/>
-              </w:rPr>
-              <w:t xml:space="preserve"> сентябрь </w:t>
-            </w:r>
-            <w:r>
-              <w:rPr>
-                <w:sz w:val="24"/>
-              </w:rPr>
-              <w:t>202</w:t>
-            </w:r>
-            <w:r>
-              <w:rPr>
-                <w:sz w:val="24"/>
-              </w:rPr>
-              <w:t>4</w:t>
-            </w:r>
-            <w:r>
-              <w:rPr>
-                <w:sz w:val="24"/>
-              </w:rPr>
-              <w:t xml:space="preserve"> г</w:t>
+                <w:lang w:val="en-US"/>
+              </w:rPr>
+            </w:pPr>
+            <w:r>
+              <w:rPr>
+                <w:sz w:val="24"/>
+                <w:lang w:val="en-US"/>
+              </w:rPr>
+              <w:t>{{date}}</w:t>
             </w:r>
           </w:p>
         </w:tc>
@@ -11490,13 +5196,29 @@
               <w:ind w:left="110"/>
               <w:rPr>
                 <w:sz w:val="24"/>
-              </w:rPr>
-            </w:pPr>
-            <w:r>
-              <w:rPr>
-                <w:sz w:val="24"/>
-              </w:rPr>
-              <w:t>Кройтор Олег Константинович</w:t>
+                <w:lang w:val="en-US"/>
+              </w:rPr>
+            </w:pPr>
+            <w:r>
+              <w:rPr>
+                <w:sz w:val="24"/>
+                <w:lang w:val="en-US"/>
+              </w:rPr>
+              <w:t>{{</w:t>
+            </w:r>
+            <w:r>
+              <w:rPr>
+                <w:sz w:val="24"/>
+                <w:lang w:val="en-US"/>
+              </w:rPr>
+              <w:t>projectSupervisor</w:t>
+            </w:r>
+            <w:r>
+              <w:rPr>
+                <w:sz w:val="24"/>
+                <w:lang w:val="en-US"/>
+              </w:rPr>
+              <w:t>}}</w:t>
             </w:r>
           </w:p>
           <w:p>
@@ -11601,16 +5323,17 @@
                           <w:txbxContent>
                             <w:p>
                               <w:pPr>
-                                <w:spacing w:before="11"/>
+                                <w:ind w:left="105" w:right="7349"/>
                                 <w:rPr>
                                   <w:sz w:val="23"/>
+                                  <w:lang w:val="en-US"/>
                                 </w:rPr>
                               </w:pPr>
                               <w:r>
                                 <w:rPr>
                                   <w:sz w:val="23"/>
                                 </w:rPr>
-                                <w:t>Кройто Олег Константинович</w:t>
+                                <w:t>{{projectSupervisor}}</w:t>
                               </w:r>
                             </w:p>
                             <w:p>
@@ -11619,6 +5342,7 @@
                                 <w:rPr>
                                   <w:spacing w:val="1"/>
                                   <w:sz w:val="24"/>
+                                  <w:lang w:val="en-US"/>
                                 </w:rPr>
                               </w:pPr>
                               <w:r>
@@ -11632,7 +5356,15 @@
                                   <w:spacing w:val="1"/>
                                   <w:sz w:val="24"/>
                                 </w:rPr>
-                                <w:t xml:space="preserve"> 18.09.24</w:t>
+                                <w:t xml:space="preserve"> </w:t>
+                              </w:r>
+                              <w:r>
+                                <w:rPr>
+                                  <w:spacing w:val="1"/>
+                                  <w:sz w:val="24"/>
+                                  <w:lang w:val="en-US"/>
+                                </w:rPr>
+                                <w:t>{{date}}</w:t>
                               </w:r>
                             </w:p>
                             <w:p>
@@ -11756,16 +5488,17 @@
                     <w:txbxContent>
                       <w:p>
                         <w:pPr>
-                          <w:spacing w:before="11"/>
+                          <w:ind w:left="105" w:right="7349"/>
                           <w:rPr>
                             <w:sz w:val="23"/>
+                            <w:lang w:val="en-US"/>
                           </w:rPr>
                         </w:pPr>
                         <w:r>
                           <w:rPr>
                             <w:sz w:val="23"/>
                           </w:rPr>
-                          <w:t>Кройто Олег Константинович</w:t>
+                          <w:t>{{projectSupervisor}}</w:t>
                         </w:r>
                       </w:p>
                       <w:p>
@@ -11774,6 +5507,7 @@
                           <w:rPr>
                             <w:spacing w:val="1"/>
                             <w:sz w:val="24"/>
+                            <w:lang w:val="en-US"/>
                           </w:rPr>
                         </w:pPr>
                         <w:r>
@@ -11787,7 +5521,15 @@
                             <w:spacing w:val="1"/>
                             <w:sz w:val="24"/>
                           </w:rPr>
-                          <w:t xml:space="preserve"> 18.09.24</w:t>
+                          <w:t xml:space="preserve"> </w:t>
+                        </w:r>
+                        <w:r>
+                          <w:rPr>
+                            <w:spacing w:val="1"/>
+                            <w:sz w:val="24"/>
+                            <w:lang w:val="en-US"/>
+                          </w:rPr>
+                          <w:t>{{date}}</w:t>
                         </w:r>
                       </w:p>
                       <w:p>
@@ -12442,19 +6184,9 @@
               </w:rPr>
               <w:t xml:space="preserve"> </w:t>
             </w:r>
-            <w:proofErr w:type="spellStart"/>
-            <w:r>
-              <w:t>WoS</w:t>
-            </w:r>
-            <w:proofErr w:type="spellEnd"/>
-            <w:r>
-              <w:t>/</w:t>
-            </w:r>
-            <w:proofErr w:type="spellStart"/>
-            <w:r>
-              <w:t>Scopus</w:t>
-            </w:r>
-            <w:proofErr w:type="spellEnd"/>
+            <w:r>
+              <w:t>WoS/Scopus</w:t>
+            </w:r>
           </w:p>
         </w:tc>
         <w:tc>
@@ -12522,23 +6254,18 @@
               <w:pStyle w:val="TableParagraph"/>
               <w:jc w:val="center"/>
             </w:pPr>
-            <w:proofErr w:type="spellStart"/>
             <w:r>
               <w:t>mdpi</w:t>
             </w:r>
-            <w:proofErr w:type="spellEnd"/>
-            <w:r>
-              <w:t xml:space="preserve"> </w:t>
-            </w:r>
-            <w:proofErr w:type="spellStart"/>
+            <w:r>
+              <w:t xml:space="preserve"> </w:t>
+            </w:r>
             <w:r>
               <w:t>Mathematics</w:t>
             </w:r>
-            <w:proofErr w:type="spellEnd"/>
             <w:r>
               <w:t xml:space="preserve">, </w:t>
             </w:r>
-            <w:proofErr w:type="spellStart"/>
             <w:r>
               <w:rPr>
                 <w:sz w:val="24"/>
@@ -12546,7 +6273,6 @@
               </w:rPr>
               <w:t>Sensors</w:t>
             </w:r>
-            <w:proofErr w:type="spellEnd"/>
             <w:r>
               <w:t xml:space="preserve"> </w:t>
             </w:r>
@@ -16333,15 +10059,7 @@
               <w:ind w:left="582" w:hanging="98"/>
             </w:pPr>
             <w:r>
-              <w:t xml:space="preserve">Младший </w:t>
-            </w:r>
-            <w:proofErr w:type="spellStart"/>
-            <w:r>
-              <w:t>н.с</w:t>
-            </w:r>
-            <w:proofErr w:type="spellEnd"/>
-            <w:r>
-              <w:t>./ исполнитель</w:t>
+              <w:t>Младший н.с./ исполнитель</w:t>
             </w:r>
             <w:r>
               <w:t xml:space="preserve"> (внешний)</w:t>
@@ -17120,23 +10838,7 @@
                 <w:sz w:val="24"/>
                 <w:szCs w:val="24"/>
               </w:rPr>
-              <w:t xml:space="preserve">Процессор: AMD </w:t>
-            </w:r>
-            <w:proofErr w:type="spellStart"/>
-            <w:r>
-              <w:rPr>
-                <w:sz w:val="24"/>
-                <w:szCs w:val="24"/>
-              </w:rPr>
-              <w:t>Ryzen</w:t>
-            </w:r>
-            <w:proofErr w:type="spellEnd"/>
-            <w:r>
-              <w:rPr>
-                <w:sz w:val="24"/>
-                <w:szCs w:val="24"/>
-              </w:rPr>
-              <w:t xml:space="preserve"> 9 5950X - 55 000 руб.</w:t>
+              <w:t>Процессор: AMD Ryzen 9 5950X - 55 000 руб.</w:t>
             </w:r>
           </w:p>
           <w:p>
@@ -17156,39 +10858,7 @@
                 <w:sz w:val="24"/>
                 <w:szCs w:val="24"/>
               </w:rPr>
-              <w:t xml:space="preserve">Материнская плата: ASUS ROG </w:t>
-            </w:r>
-            <w:proofErr w:type="spellStart"/>
-            <w:r>
-              <w:rPr>
-                <w:sz w:val="24"/>
-                <w:szCs w:val="24"/>
-              </w:rPr>
-              <w:t>Crosshair</w:t>
-            </w:r>
-            <w:proofErr w:type="spellEnd"/>
-            <w:r>
-              <w:rPr>
-                <w:sz w:val="24"/>
-                <w:szCs w:val="24"/>
-              </w:rPr>
-              <w:t xml:space="preserve"> VIII </w:t>
-            </w:r>
-            <w:proofErr w:type="spellStart"/>
-            <w:r>
-              <w:rPr>
-                <w:sz w:val="24"/>
-                <w:szCs w:val="24"/>
-              </w:rPr>
-              <w:t>Hero</w:t>
-            </w:r>
-            <w:proofErr w:type="spellEnd"/>
-            <w:r>
-              <w:rPr>
-                <w:sz w:val="24"/>
-                <w:szCs w:val="24"/>
-              </w:rPr>
-              <w:t xml:space="preserve"> - 40 000 руб.</w:t>
+              <w:t>Материнская плата: ASUS ROG Crosshair VIII Hero - 40 000 руб.</w:t>
             </w:r>
           </w:p>
           <w:p>
@@ -17228,23 +10898,7 @@
                 <w:sz w:val="24"/>
                 <w:szCs w:val="24"/>
               </w:rPr>
-              <w:t xml:space="preserve">SSD накопитель: 2 ТБ </w:t>
-            </w:r>
-            <w:proofErr w:type="spellStart"/>
-            <w:r>
-              <w:rPr>
-                <w:sz w:val="24"/>
-                <w:szCs w:val="24"/>
-              </w:rPr>
-              <w:t>NVMe</w:t>
-            </w:r>
-            <w:proofErr w:type="spellEnd"/>
-            <w:r>
-              <w:rPr>
-                <w:sz w:val="24"/>
-                <w:szCs w:val="24"/>
-              </w:rPr>
-              <w:t xml:space="preserve"> SSD - 25 000 руб.</w:t>
+              <w:t>SSD накопитель: 2 ТБ NVMe SSD - 25 000 руб.</w:t>
             </w:r>
           </w:p>
           <w:p>
@@ -17264,33 +10918,8 @@
                 <w:sz w:val="24"/>
                 <w:szCs w:val="24"/>
               </w:rPr>
-              <w:t xml:space="preserve">Видеокарта: NVIDIA RTX 3080 </w:t>
-            </w:r>
-            <w:proofErr w:type="spellStart"/>
-            <w:r>
-              <w:rPr>
-                <w:sz w:val="24"/>
-                <w:szCs w:val="24"/>
-              </w:rPr>
-              <w:t>Ti</w:t>
-            </w:r>
-            <w:proofErr w:type="spellEnd"/>
-            <w:r>
-              <w:rPr>
-                <w:sz w:val="24"/>
-                <w:szCs w:val="24"/>
-              </w:rPr>
-              <w:t xml:space="preserve"> - 150 000 </w:t>
-            </w:r>
-            <w:proofErr w:type="spellStart"/>
-            <w:r>
-              <w:rPr>
-                <w:sz w:val="24"/>
-                <w:szCs w:val="24"/>
-              </w:rPr>
-              <w:t>руб</w:t>
-            </w:r>
-            <w:proofErr w:type="spellEnd"/>
+              <w:t>Видеокарта: NVIDIA RTX 3080 Ti - 150 000 руб</w:t>
+            </w:r>
           </w:p>
           <w:p>
             <w:pPr>
@@ -18087,25 +11716,7 @@
                 <w:szCs w:val="24"/>
                 <w:lang w:eastAsia="ru-RU"/>
               </w:rPr>
-              <w:t xml:space="preserve">SSD накопители: 2 x 2 ТБ </w:t>
-            </w:r>
-            <w:proofErr w:type="spellStart"/>
-            <w:r>
-              <w:rPr>
-                <w:sz w:val="24"/>
-                <w:szCs w:val="24"/>
-                <w:lang w:eastAsia="ru-RU"/>
-              </w:rPr>
-              <w:t>NVMe</w:t>
-            </w:r>
-            <w:proofErr w:type="spellEnd"/>
-            <w:r>
-              <w:rPr>
-                <w:sz w:val="24"/>
-                <w:szCs w:val="24"/>
-                <w:lang w:eastAsia="ru-RU"/>
-              </w:rPr>
-              <w:t xml:space="preserve"> SSD - 50 000 руб.</w:t>
+              <w:t>SSD накопители: 2 x 2 ТБ NVMe SSD - 50 000 руб.</w:t>
             </w:r>
           </w:p>
           <w:p>
@@ -19428,14 +13039,12 @@
               </w:rPr>
               <w:t xml:space="preserve">000 </w:t>
             </w:r>
-            <w:proofErr w:type="spellStart"/>
             <w:r>
               <w:rPr>
                 <w:color w:val="2E2F30"/>
               </w:rPr>
               <w:t>руб</w:t>
             </w:r>
-            <w:proofErr w:type="spellEnd"/>
             <w:r>
               <w:rPr>
                 <w:color w:val="2E2F30"/>
@@ -19519,14 +13128,12 @@
               </w:rPr>
               <w:t xml:space="preserve">000 </w:t>
             </w:r>
-            <w:proofErr w:type="spellStart"/>
             <w:r>
               <w:rPr>
                 <w:color w:val="2E2F30"/>
               </w:rPr>
               <w:t>руб</w:t>
             </w:r>
-            <w:proofErr w:type="spellEnd"/>
           </w:p>
           <w:p>
             <w:pPr>
@@ -19643,19 +13250,11 @@
                 <w:color w:val="2E2F30"/>
               </w:rPr>
             </w:pPr>
-            <w:proofErr w:type="spellStart"/>
             <w:r>
               <w:rPr>
                 <w:color w:val="2E2F30"/>
               </w:rPr>
-              <w:t>Mathematica</w:t>
-            </w:r>
-            <w:proofErr w:type="spellEnd"/>
-            <w:r>
-              <w:rPr>
-                <w:color w:val="2E2F30"/>
-              </w:rPr>
-              <w:t xml:space="preserve"> (2 академические лицензии) </w:t>
+              <w:t xml:space="preserve">Mathematica (2 академические лицензии) </w:t>
             </w:r>
             <w:r>
               <w:rPr>
@@ -19775,14 +13374,12 @@
               </w:rPr>
               <w:t xml:space="preserve">000 </w:t>
             </w:r>
-            <w:proofErr w:type="spellStart"/>
             <w:r>
               <w:rPr>
                 <w:color w:val="2E2F30"/>
               </w:rPr>
               <w:t>руб</w:t>
             </w:r>
-            <w:proofErr w:type="spellEnd"/>
             <w:r>
               <w:rPr>
                 <w:color w:val="2E2F30"/>
@@ -19849,19 +13446,11 @@
                 <w:color w:val="2E2F30"/>
               </w:rPr>
             </w:pPr>
-            <w:proofErr w:type="spellStart"/>
             <w:r>
               <w:rPr>
                 <w:color w:val="2E2F30"/>
               </w:rPr>
-              <w:t>Tableau</w:t>
-            </w:r>
-            <w:proofErr w:type="spellEnd"/>
-            <w:r>
-              <w:rPr>
-                <w:color w:val="2E2F30"/>
-              </w:rPr>
-              <w:t xml:space="preserve"> Desktop (</w:t>
+              <w:t>Tableau Desktop (</w:t>
             </w:r>
             <w:r>
               <w:rPr>
@@ -19955,21 +13544,7 @@
               <w:rPr>
                 <w:color w:val="2E2F30"/>
               </w:rPr>
-              <w:t xml:space="preserve">Google </w:t>
-            </w:r>
-            <w:proofErr w:type="spellStart"/>
-            <w:r>
-              <w:rPr>
-                <w:color w:val="2E2F30"/>
-              </w:rPr>
-              <w:t>Cloud</w:t>
-            </w:r>
-            <w:proofErr w:type="spellEnd"/>
-            <w:r>
-              <w:rPr>
-                <w:color w:val="2E2F30"/>
-              </w:rPr>
-              <w:t xml:space="preserve"> Platform или Amazon Web Services - кредиты на </w:t>
+              <w:t xml:space="preserve">Google Cloud Platform или Amazon Web Services - кредиты на </w:t>
             </w:r>
             <w:r>
               <w:rPr>
@@ -20054,33 +13629,11 @@
                 <w:color w:val="2E2F30"/>
               </w:rPr>
             </w:pPr>
-            <w:proofErr w:type="spellStart"/>
             <w:r>
               <w:rPr>
                 <w:color w:val="2E2F30"/>
               </w:rPr>
-              <w:t>JetBrains</w:t>
-            </w:r>
-            <w:proofErr w:type="spellEnd"/>
-            <w:r>
-              <w:rPr>
-                <w:color w:val="2E2F30"/>
-              </w:rPr>
-              <w:t xml:space="preserve"> </w:t>
-            </w:r>
-            <w:proofErr w:type="spellStart"/>
-            <w:r>
-              <w:rPr>
-                <w:color w:val="2E2F30"/>
-              </w:rPr>
-              <w:t>DataGrip</w:t>
-            </w:r>
-            <w:proofErr w:type="spellEnd"/>
-            <w:r>
-              <w:rPr>
-                <w:color w:val="2E2F30"/>
-              </w:rPr>
-              <w:t xml:space="preserve"> (</w:t>
+              <w:t>JetBrains DataGrip (</w:t>
             </w:r>
             <w:r>
               <w:rPr>
@@ -25287,11 +18840,32 @@
               <w:pStyle w:val="TableParagraph"/>
               <w:spacing w:line="252" w:lineRule="exact"/>
               <w:ind w:left="110"/>
-            </w:pPr>
-            <w:r>
-              <w:t>Кройтор Олег Константинович</w:t>
-            </w:r>
-          </w:p>
+              <w:rPr>
+                <w:lang w:val="en-US"/>
+              </w:rPr>
+            </w:pPr>
+            <w:bookmarkStart w:id="7" w:name="_Hlk197618273"/>
+            <w:r>
+              <w:rPr>
+                <w:lang w:val="en-US"/>
+              </w:rPr>
+              <w:t>{{</w:t>
+            </w:r>
+            <w:r>
+              <w:rPr>
+                <w:sz w:val="24"/>
+                <w:lang w:val="en-US"/>
+              </w:rPr>
+              <w:t>projectSupervisor</w:t>
+            </w:r>
+            <w:r>
+              <w:rPr>
+                <w:lang w:val="en-US"/>
+              </w:rPr>
+              <w:t>}}</w:t>
+            </w:r>
+          </w:p>
+          <w:bookmarkEnd w:id="7"/>
           <w:p>
             <w:pPr>
               <w:pStyle w:val="TableParagraph"/>
@@ -25299,6 +18873,7 @@
               <w:ind w:left="110" w:right="8679"/>
               <w:rPr>
                 <w:spacing w:val="1"/>
+                <w:lang w:val="en-US"/>
               </w:rPr>
             </w:pPr>
             <w:r>
@@ -25308,7 +18883,30 @@
               <w:rPr>
                 <w:spacing w:val="1"/>
               </w:rPr>
-              <w:t xml:space="preserve"> 18.09.24 </w:t>
+              <w:t xml:space="preserve"> </w:t>
+            </w:r>
+          </w:p>
+          <w:p>
+            <w:pPr>
+              <w:pStyle w:val="TableParagraph"/>
+              <w:spacing w:line="252" w:lineRule="exact"/>
+              <w:ind w:left="110" w:right="8679"/>
+              <w:rPr>
+                <w:spacing w:val="1"/>
+              </w:rPr>
+            </w:pPr>
+            <w:r>
+              <w:rPr>
+                <w:spacing w:val="1"/>
+                <w:lang w:val="en-US"/>
+              </w:rPr>
+              <w:t>{{date}}</w:t>
+            </w:r>
+            <w:r>
+              <w:rPr>
+                <w:spacing w:val="1"/>
+              </w:rPr>
+              <w:t xml:space="preserve"> </w:t>
             </w:r>
           </w:p>
           <w:p>
@@ -25326,7 +18924,7 @@
     </w:tbl>
     <w:p/>
     <w:sectPr>
-      <w:footerReference w:type="default" r:id="rId10"/>
+      <w:footerReference w:type="default" r:id="rId8"/>
       <w:pgSz w:w="12240" w:h="15840"/>
       <w:pgMar w:top="709" w:right="360" w:bottom="851" w:left="1600" w:header="0" w:footer="850" w:gutter="0"/>
       <w:cols w:space="720"/>

--- a/protocol/src/main/resources/contest_template.docx
+++ b/protocol/src/main/resources/contest_template.docx
@@ -243,7 +243,27 @@
                 <w:sz w:val="24"/>
                 <w:lang w:val="en-US"/>
               </w:rPr>
-              <w:t>{{projectName}}</w:t>
+              <w:t>{{</w:t>
+            </w:r>
+            <w:proofErr w:type="spellStart"/>
+            <w:r>
+              <w:rPr>
+                <w:b/>
+                <w:bCs/>
+                <w:sz w:val="24"/>
+                <w:lang w:val="en-US"/>
+              </w:rPr>
+              <w:t>projectName</w:t>
+            </w:r>
+            <w:proofErr w:type="spellEnd"/>
+            <w:r>
+              <w:rPr>
+                <w:b/>
+                <w:bCs/>
+                <w:sz w:val="24"/>
+                <w:lang w:val="en-US"/>
+              </w:rPr>
+              <w:t>}}</w:t>
             </w:r>
           </w:p>
         </w:tc>
@@ -464,12 +484,14 @@
               </w:rPr>
               <w:t>*</w:t>
             </w:r>
+            <w:proofErr w:type="spellStart"/>
             <w:r>
               <w:rPr>
                 <w:sz w:val="24"/>
               </w:rPr>
               <w:t>scientificArea</w:t>
             </w:r>
+            <w:proofErr w:type="spellEnd"/>
             <w:r>
               <w:rPr>
                 <w:sz w:val="24"/>
@@ -820,6 +842,7 @@
               </w:rPr>
               <w:t>*</w:t>
             </w:r>
+            <w:proofErr w:type="spellStart"/>
             <w:r>
               <w:rPr>
                 <w:i/>
@@ -838,6 +861,7 @@
               </w:rPr>
               <w:t>oals</w:t>
             </w:r>
+            <w:proofErr w:type="spellEnd"/>
             <w:r>
               <w:rPr>
                 <w:i/>
@@ -891,6 +915,7 @@
               </w:rPr>
               <w:t>*</w:t>
             </w:r>
+            <w:proofErr w:type="spellStart"/>
             <w:r>
               <w:rPr>
                 <w:i/>
@@ -899,6 +924,7 @@
               </w:rPr>
               <w:t>annotationRelevance</w:t>
             </w:r>
+            <w:proofErr w:type="spellEnd"/>
             <w:r>
               <w:rPr>
                 <w:i/>
@@ -952,6 +978,7 @@
               </w:rPr>
               <w:t>*</w:t>
             </w:r>
+            <w:proofErr w:type="spellStart"/>
             <w:r>
               <w:rPr>
                 <w:i/>
@@ -960,6 +987,7 @@
               </w:rPr>
               <w:t>annotationNovelty</w:t>
             </w:r>
+            <w:proofErr w:type="spellEnd"/>
             <w:r>
               <w:rPr>
                 <w:i/>
@@ -1015,6 +1043,7 @@
               </w:rPr>
               <w:t>*</w:t>
             </w:r>
+            <w:proofErr w:type="spellStart"/>
             <w:r>
               <w:rPr>
                 <w:i/>
@@ -1023,6 +1052,7 @@
               </w:rPr>
               <w:t>plannedScientificResults</w:t>
             </w:r>
+            <w:proofErr w:type="spellEnd"/>
             <w:r>
               <w:rPr>
                 <w:i/>
@@ -1209,6 +1239,7 @@
               </w:rPr>
               <w:t>{{</w:t>
             </w:r>
+            <w:proofErr w:type="spellStart"/>
             <w:r>
               <w:rPr>
                 <w:b/>
@@ -1217,6 +1248,7 @@
               </w:rPr>
               <w:t>mainEducationalOrScientificUnit</w:t>
             </w:r>
+            <w:proofErr w:type="spellEnd"/>
             <w:r>
               <w:rPr>
                 <w:b/>
@@ -1431,7 +1463,22 @@
                 <w:sz w:val="24"/>
                 <w:lang w:val="en-US"/>
               </w:rPr>
-              <w:t>{{projectSupervisor}}</w:t>
+              <w:t>{{</w:t>
+            </w:r>
+            <w:proofErr w:type="spellStart"/>
+            <w:r>
+              <w:rPr>
+                <w:sz w:val="24"/>
+              </w:rPr>
+              <w:t>projectSupervisor</w:t>
+            </w:r>
+            <w:proofErr w:type="spellEnd"/>
+            <w:r>
+              <w:rPr>
+                <w:sz w:val="24"/>
+                <w:lang w:val="en-US"/>
+              </w:rPr>
+              <w:t>}}</w:t>
             </w:r>
           </w:p>
           <w:p>
@@ -1695,7 +1742,27 @@
                 <w:sz w:val="24"/>
                 <w:lang w:val="en-US"/>
               </w:rPr>
-              <w:t>{{projectName}}</w:t>
+              <w:t>{{</w:t>
+            </w:r>
+            <w:proofErr w:type="spellStart"/>
+            <w:r>
+              <w:rPr>
+                <w:b/>
+                <w:bCs/>
+                <w:sz w:val="24"/>
+                <w:lang w:val="en-US"/>
+              </w:rPr>
+              <w:t>projectName</w:t>
+            </w:r>
+            <w:proofErr w:type="spellEnd"/>
+            <w:r>
+              <w:rPr>
+                <w:b/>
+                <w:bCs/>
+                <w:sz w:val="24"/>
+                <w:lang w:val="en-US"/>
+              </w:rPr>
+              <w:t>}}</w:t>
             </w:r>
           </w:p>
         </w:tc>
@@ -1900,12 +1967,14 @@
               </w:rPr>
               <w:t>{{*</w:t>
             </w:r>
+            <w:proofErr w:type="spellStart"/>
             <w:r>
               <w:rPr>
                 <w:sz w:val="24"/>
               </w:rPr>
               <w:t>scientificArea</w:t>
             </w:r>
+            <w:proofErr w:type="spellEnd"/>
             <w:r>
               <w:rPr>
                 <w:sz w:val="24"/>
@@ -2062,7 +2131,27 @@
               <w:rPr>
                 <w:sz w:val="24"/>
               </w:rPr>
-              <w:t xml:space="preserve"> фундаментальное</w:t>
+              <w:t xml:space="preserve"> </w:t>
+            </w:r>
+            <w:r>
+              <w:rPr>
+                <w:sz w:val="24"/>
+              </w:rPr>
+              <w:t>{{</w:t>
+            </w:r>
+            <w:proofErr w:type="spellStart"/>
+            <w:r>
+              <w:rPr>
+                <w:sz w:val="24"/>
+              </w:rPr>
+              <w:t>researchDirections</w:t>
+            </w:r>
+            <w:proofErr w:type="spellEnd"/>
+            <w:r>
+              <w:rPr>
+                <w:sz w:val="24"/>
+              </w:rPr>
+              <w:t>}}</w:t>
             </w:r>
           </w:p>
         </w:tc>
@@ -2450,6 +2539,7 @@
               </w:rPr>
               <w:t>*</w:t>
             </w:r>
+            <w:proofErr w:type="spellStart"/>
             <w:r>
               <w:rPr>
                 <w:i/>
@@ -2459,6 +2549,7 @@
               </w:rPr>
               <w:t>annotationGoals</w:t>
             </w:r>
+            <w:proofErr w:type="spellEnd"/>
             <w:r>
               <w:rPr>
                 <w:i/>
@@ -2545,7 +2636,6 @@
             <w:pPr>
               <w:pStyle w:val="whitespace-normal"/>
               <w:spacing w:before="0" w:beforeAutospacing="0" w:after="0" w:afterAutospacing="0"/>
-              <w:ind w:left="1440"/>
             </w:pPr>
             <w:r>
               <w:rPr>
@@ -2553,7 +2643,33 @@
                 <w:iCs/>
                 <w:lang w:val="en-US"/>
               </w:rPr>
-              <w:t>{{projectTasks}}</w:t>
+              <w:t xml:space="preserve">          </w:t>
+            </w:r>
+            <w:r>
+              <w:rPr>
+                <w:i/>
+                <w:iCs/>
+                <w:lang w:val="en-US"/>
+              </w:rPr>
+              <w:t>{{</w:t>
+            </w:r>
+            <w:proofErr w:type="spellStart"/>
+            <w:r>
+              <w:rPr>
+                <w:i/>
+                <w:iCs/>
+                <w:lang w:val="en-US"/>
+              </w:rPr>
+              <w:t>projectTasks</w:t>
+            </w:r>
+            <w:proofErr w:type="spellEnd"/>
+            <w:r>
+              <w:rPr>
+                <w:i/>
+                <w:iCs/>
+                <w:lang w:val="en-US"/>
+              </w:rPr>
+              <w:t>}}</w:t>
             </w:r>
           </w:p>
         </w:tc>
@@ -2674,7 +2790,6 @@
             <w:pPr>
               <w:pStyle w:val="TableParagraph"/>
               <w:spacing w:line="254" w:lineRule="auto"/>
-              <w:ind w:left="1440"/>
               <w:rPr>
                 <w:i/>
                 <w:sz w:val="24"/>
@@ -2686,8 +2801,25 @@
                 <w:sz w:val="24"/>
                 <w:lang w:val="en-US"/>
               </w:rPr>
+              <w:t xml:space="preserve">      </w:t>
+            </w:r>
+            <w:r>
+              <w:rPr>
+                <w:i/>
+                <w:sz w:val="24"/>
+                <w:lang w:val="en-US"/>
+              </w:rPr>
+              <w:t xml:space="preserve"> </w:t>
+            </w:r>
+            <w:r>
+              <w:rPr>
+                <w:i/>
+                <w:sz w:val="24"/>
+                <w:lang w:val="en-US"/>
+              </w:rPr>
               <w:t>{{</w:t>
             </w:r>
+            <w:proofErr w:type="spellStart"/>
             <w:r>
               <w:rPr>
                 <w:i/>
@@ -2704,6 +2836,7 @@
               </w:rPr>
               <w:t>lannedScientificResults</w:t>
             </w:r>
+            <w:proofErr w:type="spellEnd"/>
             <w:r>
               <w:rPr>
                 <w:i/>
@@ -2897,7 +3030,25 @@
                 <w:iCs/>
                 <w:lang w:val="en-US"/>
               </w:rPr>
-              <w:t>{{descriptionOfMethods}}</w:t>
+              <w:t>{{</w:t>
+            </w:r>
+            <w:proofErr w:type="spellStart"/>
+            <w:r>
+              <w:rPr>
+                <w:i/>
+                <w:iCs/>
+                <w:lang w:val="en-US"/>
+              </w:rPr>
+              <w:t>descriptionOfMethods</w:t>
+            </w:r>
+            <w:proofErr w:type="spellEnd"/>
+            <w:r>
+              <w:rPr>
+                <w:i/>
+                <w:iCs/>
+                <w:lang w:val="en-US"/>
+              </w:rPr>
+              <w:t>}}</w:t>
             </w:r>
           </w:p>
           <w:p>
@@ -3109,7 +3260,25 @@
                 <w:sz w:val="24"/>
                 <w:lang w:val="en-US"/>
               </w:rPr>
-              <w:t>{{descriptionOfScientificFuture}}</w:t>
+              <w:t>{{</w:t>
+            </w:r>
+            <w:proofErr w:type="spellStart"/>
+            <w:r>
+              <w:rPr>
+                <w:i/>
+                <w:sz w:val="24"/>
+                <w:lang w:val="en-US"/>
+              </w:rPr>
+              <w:t>descriptionOfScientificFuture</w:t>
+            </w:r>
+            <w:proofErr w:type="spellEnd"/>
+            <w:r>
+              <w:rPr>
+                <w:i/>
+                <w:sz w:val="24"/>
+                <w:lang w:val="en-US"/>
+              </w:rPr>
+              <w:t>}}</w:t>
             </w:r>
           </w:p>
         </w:tc>
@@ -3211,7 +3380,21 @@
                 <w:lang w:val="en-US"/>
               </w:rPr>
               <w:lastRenderedPageBreak/>
-              <w:t>{{futureResults}}</w:t>
+              <w:t>{{</w:t>
+            </w:r>
+            <w:proofErr w:type="spellStart"/>
+            <w:r>
+              <w:rPr>
+                <w:lang w:val="en-US"/>
+              </w:rPr>
+              <w:t>futureResults</w:t>
+            </w:r>
+            <w:proofErr w:type="spellEnd"/>
+            <w:r>
+              <w:rPr>
+                <w:lang w:val="en-US"/>
+              </w:rPr>
+              <w:t>}}</w:t>
             </w:r>
           </w:p>
         </w:tc>
@@ -3569,7 +3752,27 @@
                 <w:szCs w:val="23"/>
                 <w:lang w:val="en-US"/>
               </w:rPr>
-              <w:t>{{justificationOfRequestedFinancing}}</w:t>
+              <w:t>{{</w:t>
+            </w:r>
+            <w:proofErr w:type="spellStart"/>
+            <w:r>
+              <w:rPr>
+                <w:i/>
+                <w:sz w:val="23"/>
+                <w:szCs w:val="23"/>
+                <w:lang w:val="en-US"/>
+              </w:rPr>
+              <w:t>justificationOfRequestedFinancing</w:t>
+            </w:r>
+            <w:proofErr w:type="spellEnd"/>
+            <w:r>
+              <w:rPr>
+                <w:i/>
+                <w:sz w:val="23"/>
+                <w:szCs w:val="23"/>
+                <w:lang w:val="en-US"/>
+              </w:rPr>
+              <w:t>}}</w:t>
             </w:r>
           </w:p>
         </w:tc>
@@ -4364,7 +4567,23 @@
                 <w:sz w:val="23"/>
                 <w:lang w:val="en-US"/>
               </w:rPr>
-              <w:t>{{*researchTeams}}</w:t>
+              <w:t>{{*</w:t>
+            </w:r>
+            <w:proofErr w:type="spellStart"/>
+            <w:r>
+              <w:rPr>
+                <w:sz w:val="23"/>
+                <w:lang w:val="en-US"/>
+              </w:rPr>
+              <w:t>researchTeams</w:t>
+            </w:r>
+            <w:proofErr w:type="spellEnd"/>
+            <w:r>
+              <w:rPr>
+                <w:sz w:val="23"/>
+                <w:lang w:val="en-US"/>
+              </w:rPr>
+              <w:t>}}</w:t>
             </w:r>
           </w:p>
         </w:tc>
@@ -4600,7 +4819,25 @@
                 <w:sz w:val="24"/>
                 <w:lang w:val="en-US"/>
               </w:rPr>
-              <w:t>{{mainEducationalOrScientificUnit}}</w:t>
+              <w:t>{{</w:t>
+            </w:r>
+            <w:proofErr w:type="spellStart"/>
+            <w:r>
+              <w:rPr>
+                <w:i/>
+                <w:sz w:val="24"/>
+                <w:lang w:val="en-US"/>
+              </w:rPr>
+              <w:t>mainEducationalOrScientificUnit</w:t>
+            </w:r>
+            <w:proofErr w:type="spellEnd"/>
+            <w:r>
+              <w:rPr>
+                <w:i/>
+                <w:sz w:val="24"/>
+                <w:lang w:val="en-US"/>
+              </w:rPr>
+              <w:t>}}</w:t>
             </w:r>
           </w:p>
         </w:tc>
@@ -4849,7 +5086,25 @@
                 <w:sz w:val="24"/>
                 <w:lang w:val="en-US"/>
               </w:rPr>
-              <w:t>{{fullNameOfSupervisor}}</w:t>
+              <w:t>{{</w:t>
+            </w:r>
+            <w:proofErr w:type="spellStart"/>
+            <w:r>
+              <w:rPr>
+                <w:i/>
+                <w:sz w:val="24"/>
+                <w:lang w:val="en-US"/>
+              </w:rPr>
+              <w:t>fullNameOfSupervisor</w:t>
+            </w:r>
+            <w:proofErr w:type="spellEnd"/>
+            <w:r>
+              <w:rPr>
+                <w:i/>
+                <w:sz w:val="24"/>
+                <w:lang w:val="en-US"/>
+              </w:rPr>
+              <w:t>}}</w:t>
             </w:r>
           </w:p>
         </w:tc>
@@ -5104,7 +5359,25 @@
                 <w:sz w:val="24"/>
                 <w:lang w:val="en-US"/>
               </w:rPr>
-              <w:t>{{listOfEstimatedCosts}}</w:t>
+              <w:t>{{</w:t>
+            </w:r>
+            <w:proofErr w:type="spellStart"/>
+            <w:r>
+              <w:rPr>
+                <w:i/>
+                <w:sz w:val="24"/>
+                <w:lang w:val="en-US"/>
+              </w:rPr>
+              <w:t>listOfEstimatedCosts</w:t>
+            </w:r>
+            <w:proofErr w:type="spellEnd"/>
+            <w:r>
+              <w:rPr>
+                <w:i/>
+                <w:sz w:val="24"/>
+                <w:lang w:val="en-US"/>
+              </w:rPr>
+              <w:t>}}</w:t>
             </w:r>
           </w:p>
         </w:tc>
@@ -5196,27 +5469,26 @@
               <w:ind w:left="110"/>
               <w:rPr>
                 <w:sz w:val="24"/>
+              </w:rPr>
+            </w:pPr>
+            <w:r>
+              <w:rPr>
+                <w:sz w:val="24"/>
+              </w:rPr>
+              <w:t>{{</w:t>
+            </w:r>
+            <w:proofErr w:type="spellStart"/>
+            <w:r>
+              <w:rPr>
+                <w:sz w:val="24"/>
                 <w:lang w:val="en-US"/>
               </w:rPr>
-            </w:pPr>
-            <w:r>
-              <w:rPr>
-                <w:sz w:val="24"/>
-                <w:lang w:val="en-US"/>
-              </w:rPr>
-              <w:t>{{</w:t>
-            </w:r>
-            <w:r>
-              <w:rPr>
-                <w:sz w:val="24"/>
-                <w:lang w:val="en-US"/>
-              </w:rPr>
               <w:t>projectSupervisor</w:t>
             </w:r>
-            <w:r>
-              <w:rPr>
-                <w:sz w:val="24"/>
-                <w:lang w:val="en-US"/>
+            <w:proofErr w:type="spellEnd"/>
+            <w:r>
+              <w:rPr>
+                <w:sz w:val="24"/>
               </w:rPr>
               <w:t>}}</w:t>
             </w:r>
@@ -5333,7 +5605,21 @@
                                 <w:rPr>
                                   <w:sz w:val="23"/>
                                 </w:rPr>
-                                <w:t>{{projectSupervisor}}</w:t>
+                                <w:t>{{</w:t>
+                              </w:r>
+                              <w:proofErr w:type="spellStart"/>
+                              <w:r>
+                                <w:rPr>
+                                  <w:sz w:val="23"/>
+                                </w:rPr>
+                                <w:t>projectSupervisor</w:t>
+                              </w:r>
+                              <w:proofErr w:type="spellEnd"/>
+                              <w:r>
+                                <w:rPr>
+                                  <w:sz w:val="23"/>
+                                </w:rPr>
+                                <w:t>}}</w:t>
                               </w:r>
                             </w:p>
                             <w:p>
@@ -5498,7 +5784,21 @@
                           <w:rPr>
                             <w:sz w:val="23"/>
                           </w:rPr>
-                          <w:t>{{projectSupervisor}}</w:t>
+                          <w:t>{{</w:t>
+                        </w:r>
+                        <w:proofErr w:type="spellStart"/>
+                        <w:r>
+                          <w:rPr>
+                            <w:sz w:val="23"/>
+                          </w:rPr>
+                          <w:t>projectSupervisor</w:t>
+                        </w:r>
+                        <w:proofErr w:type="spellEnd"/>
+                        <w:r>
+                          <w:rPr>
+                            <w:sz w:val="23"/>
+                          </w:rPr>
+                          <w:t>}}</w:t>
                         </w:r>
                       </w:p>
                       <w:p>
@@ -6184,9 +6484,19 @@
               </w:rPr>
               <w:t xml:space="preserve"> </w:t>
             </w:r>
-            <w:r>
-              <w:t>WoS/Scopus</w:t>
-            </w:r>
+            <w:proofErr w:type="spellStart"/>
+            <w:r>
+              <w:t>WoS</w:t>
+            </w:r>
+            <w:proofErr w:type="spellEnd"/>
+            <w:r>
+              <w:t>/</w:t>
+            </w:r>
+            <w:proofErr w:type="spellStart"/>
+            <w:r>
+              <w:t>Scopus</w:t>
+            </w:r>
+            <w:proofErr w:type="spellEnd"/>
           </w:p>
         </w:tc>
         <w:tc>
@@ -6254,18 +6564,23 @@
               <w:pStyle w:val="TableParagraph"/>
               <w:jc w:val="center"/>
             </w:pPr>
+            <w:proofErr w:type="spellStart"/>
             <w:r>
               <w:t>mdpi</w:t>
             </w:r>
-            <w:r>
-              <w:t xml:space="preserve"> </w:t>
-            </w:r>
+            <w:proofErr w:type="spellEnd"/>
+            <w:r>
+              <w:t xml:space="preserve"> </w:t>
+            </w:r>
+            <w:proofErr w:type="spellStart"/>
             <w:r>
               <w:t>Mathematics</w:t>
             </w:r>
+            <w:proofErr w:type="spellEnd"/>
             <w:r>
               <w:t xml:space="preserve">, </w:t>
             </w:r>
+            <w:proofErr w:type="spellStart"/>
             <w:r>
               <w:rPr>
                 <w:sz w:val="24"/>
@@ -6273,6 +6588,7 @@
               </w:rPr>
               <w:t>Sensors</w:t>
             </w:r>
+            <w:proofErr w:type="spellEnd"/>
             <w:r>
               <w:t xml:space="preserve"> </w:t>
             </w:r>
@@ -6629,7 +6945,15 @@
               <w:jc w:val="center"/>
             </w:pPr>
             <w:r>
-              <w:t xml:space="preserve">в 1 год, 3  с публикацией </w:t>
+              <w:t xml:space="preserve">в 1 год, </w:t>
+            </w:r>
+            <w:proofErr w:type="gramStart"/>
+            <w:r>
+              <w:t>3  с</w:t>
+            </w:r>
+            <w:proofErr w:type="gramEnd"/>
+            <w:r>
+              <w:t xml:space="preserve"> публикацией </w:t>
             </w:r>
             <w:r>
               <w:rPr>
@@ -10059,7 +10383,15 @@
               <w:ind w:left="582" w:hanging="98"/>
             </w:pPr>
             <w:r>
-              <w:t>Младший н.с./ исполнитель</w:t>
+              <w:t xml:space="preserve">Младший </w:t>
+            </w:r>
+            <w:proofErr w:type="spellStart"/>
+            <w:r>
+              <w:t>н.с</w:t>
+            </w:r>
+            <w:proofErr w:type="spellEnd"/>
+            <w:r>
+              <w:t>./ исполнитель</w:t>
             </w:r>
             <w:r>
               <w:t xml:space="preserve"> (внешний)</w:t>
@@ -10838,7 +11170,23 @@
                 <w:sz w:val="24"/>
                 <w:szCs w:val="24"/>
               </w:rPr>
-              <w:t>Процессор: AMD Ryzen 9 5950X - 55 000 руб.</w:t>
+              <w:t xml:space="preserve">Процессор: AMD </w:t>
+            </w:r>
+            <w:proofErr w:type="spellStart"/>
+            <w:r>
+              <w:rPr>
+                <w:sz w:val="24"/>
+                <w:szCs w:val="24"/>
+              </w:rPr>
+              <w:t>Ryzen</w:t>
+            </w:r>
+            <w:proofErr w:type="spellEnd"/>
+            <w:r>
+              <w:rPr>
+                <w:sz w:val="24"/>
+                <w:szCs w:val="24"/>
+              </w:rPr>
+              <w:t xml:space="preserve"> 9 5950X - 55 000 руб.</w:t>
             </w:r>
           </w:p>
           <w:p>
@@ -10858,7 +11206,39 @@
                 <w:sz w:val="24"/>
                 <w:szCs w:val="24"/>
               </w:rPr>
-              <w:t>Материнская плата: ASUS ROG Crosshair VIII Hero - 40 000 руб.</w:t>
+              <w:t xml:space="preserve">Материнская плата: ASUS ROG </w:t>
+            </w:r>
+            <w:proofErr w:type="spellStart"/>
+            <w:r>
+              <w:rPr>
+                <w:sz w:val="24"/>
+                <w:szCs w:val="24"/>
+              </w:rPr>
+              <w:t>Crosshair</w:t>
+            </w:r>
+            <w:proofErr w:type="spellEnd"/>
+            <w:r>
+              <w:rPr>
+                <w:sz w:val="24"/>
+                <w:szCs w:val="24"/>
+              </w:rPr>
+              <w:t xml:space="preserve"> VIII </w:t>
+            </w:r>
+            <w:proofErr w:type="spellStart"/>
+            <w:r>
+              <w:rPr>
+                <w:sz w:val="24"/>
+                <w:szCs w:val="24"/>
+              </w:rPr>
+              <w:t>Hero</w:t>
+            </w:r>
+            <w:proofErr w:type="spellEnd"/>
+            <w:r>
+              <w:rPr>
+                <w:sz w:val="24"/>
+                <w:szCs w:val="24"/>
+              </w:rPr>
+              <w:t xml:space="preserve"> - 40 000 руб.</w:t>
             </w:r>
           </w:p>
           <w:p>
@@ -10898,7 +11278,23 @@
                 <w:sz w:val="24"/>
                 <w:szCs w:val="24"/>
               </w:rPr>
-              <w:t>SSD накопитель: 2 ТБ NVMe SSD - 25 000 руб.</w:t>
+              <w:t xml:space="preserve">SSD накопитель: 2 ТБ </w:t>
+            </w:r>
+            <w:proofErr w:type="spellStart"/>
+            <w:r>
+              <w:rPr>
+                <w:sz w:val="24"/>
+                <w:szCs w:val="24"/>
+              </w:rPr>
+              <w:t>NVMe</w:t>
+            </w:r>
+            <w:proofErr w:type="spellEnd"/>
+            <w:r>
+              <w:rPr>
+                <w:sz w:val="24"/>
+                <w:szCs w:val="24"/>
+              </w:rPr>
+              <w:t xml:space="preserve"> SSD - 25 000 руб.</w:t>
             </w:r>
           </w:p>
           <w:p>
@@ -10918,8 +11314,33 @@
                 <w:sz w:val="24"/>
                 <w:szCs w:val="24"/>
               </w:rPr>
-              <w:t>Видеокарта: NVIDIA RTX 3080 Ti - 150 000 руб</w:t>
-            </w:r>
+              <w:t xml:space="preserve">Видеокарта: NVIDIA RTX 3080 </w:t>
+            </w:r>
+            <w:proofErr w:type="spellStart"/>
+            <w:r>
+              <w:rPr>
+                <w:sz w:val="24"/>
+                <w:szCs w:val="24"/>
+              </w:rPr>
+              <w:t>Ti</w:t>
+            </w:r>
+            <w:proofErr w:type="spellEnd"/>
+            <w:r>
+              <w:rPr>
+                <w:sz w:val="24"/>
+                <w:szCs w:val="24"/>
+              </w:rPr>
+              <w:t xml:space="preserve"> - 150 000 </w:t>
+            </w:r>
+            <w:proofErr w:type="spellStart"/>
+            <w:r>
+              <w:rPr>
+                <w:sz w:val="24"/>
+                <w:szCs w:val="24"/>
+              </w:rPr>
+              <w:t>руб</w:t>
+            </w:r>
+            <w:proofErr w:type="spellEnd"/>
           </w:p>
           <w:p>
             <w:pPr>
@@ -11716,7 +12137,25 @@
                 <w:szCs w:val="24"/>
                 <w:lang w:eastAsia="ru-RU"/>
               </w:rPr>
-              <w:t>SSD накопители: 2 x 2 ТБ NVMe SSD - 50 000 руб.</w:t>
+              <w:t xml:space="preserve">SSD накопители: 2 x 2 ТБ </w:t>
+            </w:r>
+            <w:proofErr w:type="spellStart"/>
+            <w:r>
+              <w:rPr>
+                <w:sz w:val="24"/>
+                <w:szCs w:val="24"/>
+                <w:lang w:eastAsia="ru-RU"/>
+              </w:rPr>
+              <w:t>NVMe</w:t>
+            </w:r>
+            <w:proofErr w:type="spellEnd"/>
+            <w:r>
+              <w:rPr>
+                <w:sz w:val="24"/>
+                <w:szCs w:val="24"/>
+                <w:lang w:eastAsia="ru-RU"/>
+              </w:rPr>
+              <w:t xml:space="preserve"> SSD - 50 000 руб.</w:t>
             </w:r>
           </w:p>
           <w:p>
@@ -13039,12 +13478,14 @@
               </w:rPr>
               <w:t xml:space="preserve">000 </w:t>
             </w:r>
+            <w:proofErr w:type="spellStart"/>
             <w:r>
               <w:rPr>
                 <w:color w:val="2E2F30"/>
               </w:rPr>
               <w:t>руб</w:t>
             </w:r>
+            <w:proofErr w:type="spellEnd"/>
             <w:r>
               <w:rPr>
                 <w:color w:val="2E2F30"/>
@@ -13128,12 +13569,14 @@
               </w:rPr>
               <w:t xml:space="preserve">000 </w:t>
             </w:r>
+            <w:proofErr w:type="spellStart"/>
             <w:r>
               <w:rPr>
                 <w:color w:val="2E2F30"/>
               </w:rPr>
               <w:t>руб</w:t>
             </w:r>
+            <w:proofErr w:type="spellEnd"/>
           </w:p>
           <w:p>
             <w:pPr>
@@ -13250,11 +13693,19 @@
                 <w:color w:val="2E2F30"/>
               </w:rPr>
             </w:pPr>
+            <w:proofErr w:type="spellStart"/>
             <w:r>
               <w:rPr>
                 <w:color w:val="2E2F30"/>
               </w:rPr>
-              <w:t xml:space="preserve">Mathematica (2 академические лицензии) </w:t>
+              <w:t>Mathematica</w:t>
+            </w:r>
+            <w:proofErr w:type="spellEnd"/>
+            <w:r>
+              <w:rPr>
+                <w:color w:val="2E2F30"/>
+              </w:rPr>
+              <w:t xml:space="preserve"> (2 академические лицензии) </w:t>
             </w:r>
             <w:r>
               <w:rPr>
@@ -13374,12 +13825,14 @@
               </w:rPr>
               <w:t xml:space="preserve">000 </w:t>
             </w:r>
+            <w:proofErr w:type="spellStart"/>
             <w:r>
               <w:rPr>
                 <w:color w:val="2E2F30"/>
               </w:rPr>
               <w:t>руб</w:t>
             </w:r>
+            <w:proofErr w:type="spellEnd"/>
             <w:r>
               <w:rPr>
                 <w:color w:val="2E2F30"/>
@@ -13446,11 +13899,19 @@
                 <w:color w:val="2E2F30"/>
               </w:rPr>
             </w:pPr>
+            <w:proofErr w:type="spellStart"/>
             <w:r>
               <w:rPr>
                 <w:color w:val="2E2F30"/>
               </w:rPr>
-              <w:t>Tableau Desktop (</w:t>
+              <w:t>Tableau</w:t>
+            </w:r>
+            <w:proofErr w:type="spellEnd"/>
+            <w:r>
+              <w:rPr>
+                <w:color w:val="2E2F30"/>
+              </w:rPr>
+              <w:t xml:space="preserve"> Desktop (</w:t>
             </w:r>
             <w:r>
               <w:rPr>
@@ -13544,7 +14005,21 @@
               <w:rPr>
                 <w:color w:val="2E2F30"/>
               </w:rPr>
-              <w:t xml:space="preserve">Google Cloud Platform или Amazon Web Services - кредиты на </w:t>
+              <w:t xml:space="preserve">Google </w:t>
+            </w:r>
+            <w:proofErr w:type="spellStart"/>
+            <w:r>
+              <w:rPr>
+                <w:color w:val="2E2F30"/>
+              </w:rPr>
+              <w:t>Cloud</w:t>
+            </w:r>
+            <w:proofErr w:type="spellEnd"/>
+            <w:r>
+              <w:rPr>
+                <w:color w:val="2E2F30"/>
+              </w:rPr>
+              <w:t xml:space="preserve"> Platform или Amazon Web Services - кредиты на </w:t>
             </w:r>
             <w:r>
               <w:rPr>
@@ -13629,11 +14104,33 @@
                 <w:color w:val="2E2F30"/>
               </w:rPr>
             </w:pPr>
+            <w:proofErr w:type="spellStart"/>
             <w:r>
               <w:rPr>
                 <w:color w:val="2E2F30"/>
               </w:rPr>
-              <w:t>JetBrains DataGrip (</w:t>
+              <w:t>JetBrains</w:t>
+            </w:r>
+            <w:proofErr w:type="spellEnd"/>
+            <w:r>
+              <w:rPr>
+                <w:color w:val="2E2F30"/>
+              </w:rPr>
+              <w:t xml:space="preserve"> </w:t>
+            </w:r>
+            <w:proofErr w:type="spellStart"/>
+            <w:r>
+              <w:rPr>
+                <w:color w:val="2E2F30"/>
+              </w:rPr>
+              <w:t>DataGrip</w:t>
+            </w:r>
+            <w:proofErr w:type="spellEnd"/>
+            <w:r>
+              <w:rPr>
+                <w:color w:val="2E2F30"/>
+              </w:rPr>
+              <w:t xml:space="preserve"> (</w:t>
             </w:r>
             <w:r>
               <w:rPr>
@@ -18840,28 +19337,21 @@
               <w:pStyle w:val="TableParagraph"/>
               <w:spacing w:line="252" w:lineRule="exact"/>
               <w:ind w:left="110"/>
-              <w:rPr>
+            </w:pPr>
+            <w:bookmarkStart w:id="7" w:name="_Hlk197618273"/>
+            <w:r>
+              <w:t>{{</w:t>
+            </w:r>
+            <w:proofErr w:type="spellStart"/>
+            <w:r>
+              <w:rPr>
+                <w:sz w:val="24"/>
                 <w:lang w:val="en-US"/>
               </w:rPr>
-            </w:pPr>
-            <w:bookmarkStart w:id="7" w:name="_Hlk197618273"/>
-            <w:r>
-              <w:rPr>
-                <w:lang w:val="en-US"/>
-              </w:rPr>
-              <w:t>{{</w:t>
-            </w:r>
-            <w:r>
-              <w:rPr>
-                <w:sz w:val="24"/>
-                <w:lang w:val="en-US"/>
-              </w:rPr>
               <w:t>projectSupervisor</w:t>
             </w:r>
-            <w:r>
-              <w:rPr>
-                <w:lang w:val="en-US"/>
-              </w:rPr>
+            <w:proofErr w:type="spellEnd"/>
+            <w:r>
               <w:t>}}</w:t>
             </w:r>
           </w:p>
@@ -18873,7 +19363,6 @@
               <w:ind w:left="110" w:right="8679"/>
               <w:rPr>
                 <w:spacing w:val="1"/>
-                <w:lang w:val="en-US"/>
               </w:rPr>
             </w:pPr>
             <w:r>
@@ -18898,9 +19387,21 @@
             <w:r>
               <w:rPr>
                 <w:spacing w:val="1"/>
+              </w:rPr>
+              <w:t>{{</w:t>
+            </w:r>
+            <w:r>
+              <w:rPr>
+                <w:spacing w:val="1"/>
                 <w:lang w:val="en-US"/>
               </w:rPr>
-              <w:t>{{date}}</w:t>
+              <w:t>date</w:t>
+            </w:r>
+            <w:r>
+              <w:rPr>
+                <w:spacing w:val="1"/>
+              </w:rPr>
+              <w:t>}}</w:t>
             </w:r>
             <w:r>
               <w:rPr>
@@ -32020,7 +32521,6 @@
   <w:style w:type="character" w:default="1" w:styleId="DefaultParagraphFont">
     <w:name w:val="Default Paragraph Font"/>
     <w:uiPriority w:val="1"/>
-    <w:semiHidden/>
     <w:unhideWhenUsed/>
   </w:style>
   <w:style w:type="table" w:default="1" w:styleId="TableNormal">

--- a/protocol/src/main/resources/contest_template.docx
+++ b/protocol/src/main/resources/contest_template.docx
@@ -4,7 +4,7 @@
   <w:body>
     <w:p>
       <w:pPr>
-        <w:pStyle w:val="Heading1"/>
+        <w:pStyle w:val="1"/>
         <w:ind w:left="341" w:right="323"/>
         <w:jc w:val="center"/>
         <w:rPr>
@@ -1496,7 +1496,7 @@
     </w:tbl>
     <w:p>
       <w:pPr>
-        <w:pStyle w:val="BodyText"/>
+        <w:pStyle w:val="a3"/>
         <w:spacing w:before="3"/>
         <w:ind w:left="0"/>
         <w:rPr>
@@ -1520,7 +1520,7 @@
     </w:p>
     <w:p>
       <w:pPr>
-        <w:pStyle w:val="Heading1"/>
+        <w:pStyle w:val="1"/>
         <w:spacing w:before="74"/>
         <w:ind w:left="339" w:right="323"/>
         <w:jc w:val="center"/>
@@ -2516,7 +2516,6 @@
           <w:p>
             <w:pPr>
               <w:pStyle w:val="TableParagraph"/>
-              <w:ind w:left="720"/>
               <w:rPr>
                 <w:i/>
                 <w:sz w:val="23"/>
@@ -2643,14 +2642,6 @@
                 <w:iCs/>
                 <w:lang w:val="en-US"/>
               </w:rPr>
-              <w:t xml:space="preserve">          </w:t>
-            </w:r>
-            <w:r>
-              <w:rPr>
-                <w:i/>
-                <w:iCs/>
-                <w:lang w:val="en-US"/>
-              </w:rPr>
               <w:t>{{</w:t>
             </w:r>
             <w:proofErr w:type="spellStart"/>
@@ -2801,22 +2792,6 @@
                 <w:sz w:val="24"/>
                 <w:lang w:val="en-US"/>
               </w:rPr>
-              <w:t xml:space="preserve">      </w:t>
-            </w:r>
-            <w:r>
-              <w:rPr>
-                <w:i/>
-                <w:sz w:val="24"/>
-                <w:lang w:val="en-US"/>
-              </w:rPr>
-              <w:t xml:space="preserve"> </w:t>
-            </w:r>
-            <w:r>
-              <w:rPr>
-                <w:i/>
-                <w:sz w:val="24"/>
-                <w:lang w:val="en-US"/>
-              </w:rPr>
               <w:t>{{</w:t>
             </w:r>
             <w:proofErr w:type="spellStart"/>
@@ -3018,7 +2993,6 @@
             <w:pPr>
               <w:pStyle w:val="whitespace-normal"/>
               <w:spacing w:before="0" w:beforeAutospacing="0" w:after="0" w:afterAutospacing="0"/>
-              <w:ind w:left="720"/>
               <w:rPr>
                 <w:i/>
                 <w:iCs/>
@@ -3247,7 +3221,6 @@
             <w:pPr>
               <w:pStyle w:val="TableParagraph"/>
               <w:spacing w:line="272" w:lineRule="exact"/>
-              <w:ind w:left="110"/>
               <w:rPr>
                 <w:i/>
                 <w:sz w:val="24"/>
@@ -3373,7 +3346,6 @@
             <w:pPr>
               <w:pStyle w:val="whitespace-normal"/>
               <w:spacing w:before="0" w:beforeAutospacing="0" w:after="120" w:afterAutospacing="0"/>
-              <w:ind w:left="720"/>
             </w:pPr>
             <w:r>
               <w:rPr>
@@ -3738,7 +3710,6 @@
             <w:pPr>
               <w:pStyle w:val="TableParagraph"/>
               <w:spacing w:line="254" w:lineRule="auto"/>
-              <w:ind w:left="720"/>
               <w:rPr>
                 <w:i/>
                 <w:sz w:val="23"/>
@@ -3780,7 +3751,7 @@
     </w:tbl>
     <w:p>
       <w:pPr>
-        <w:pStyle w:val="BodyText"/>
+        <w:pStyle w:val="a3"/>
         <w:spacing w:before="10"/>
         <w:ind w:left="0"/>
         <w:rPr>
@@ -8031,7 +8002,7 @@
     </w:tbl>
     <w:p>
       <w:pPr>
-        <w:pStyle w:val="BodyText"/>
+        <w:pStyle w:val="a3"/>
         <w:spacing w:before="7"/>
         <w:ind w:left="0"/>
         <w:rPr>
@@ -8168,7 +8139,7 @@
     </w:p>
     <w:p>
       <w:pPr>
-        <w:pStyle w:val="BodyText"/>
+        <w:pStyle w:val="a3"/>
         <w:spacing w:before="3"/>
         <w:ind w:left="0"/>
         <w:rPr>
@@ -13365,7 +13336,7 @@
               <w:shd w:val="clear" w:color="auto" w:fill="FFFFFF"/>
               <w:spacing w:before="0" w:beforeAutospacing="0" w:after="0" w:afterAutospacing="0"/>
               <w:rPr>
-                <w:rStyle w:val="Strong"/>
+                <w:rStyle w:val="a9"/>
                 <w:color w:val="2E2F30"/>
               </w:rPr>
             </w:pPr>
@@ -13381,28 +13352,28 @@
             </w:pPr>
             <w:r>
               <w:rPr>
-                <w:rStyle w:val="Strong"/>
+                <w:rStyle w:val="a9"/>
                 <w:color w:val="2E2F30"/>
               </w:rPr>
               <w:t xml:space="preserve"> Среды разработки и инструменты</w:t>
             </w:r>
             <w:r>
               <w:rPr>
-                <w:rStyle w:val="Strong"/>
+                <w:rStyle w:val="a9"/>
                 <w:color w:val="2E2F30"/>
               </w:rPr>
               <w:t xml:space="preserve"> (</w:t>
             </w:r>
             <w:r>
               <w:rPr>
-                <w:rStyle w:val="Strong"/>
+                <w:rStyle w:val="a9"/>
                 <w:color w:val="2E2F30"/>
               </w:rPr>
               <w:t>90</w:t>
             </w:r>
             <w:r>
               <w:rPr>
-                <w:rStyle w:val="Strong"/>
+                <w:rStyle w:val="a9"/>
                 <w:color w:val="2E2F30"/>
               </w:rPr>
               <w:t xml:space="preserve"> 000)</w:t>
@@ -13584,40 +13555,40 @@
               <w:shd w:val="clear" w:color="auto" w:fill="FFFFFF"/>
               <w:spacing w:before="0" w:beforeAutospacing="0" w:after="0" w:afterAutospacing="0"/>
               <w:rPr>
-                <w:rStyle w:val="Strong"/>
-              </w:rPr>
-            </w:pPr>
-            <w:r>
-              <w:rPr>
-                <w:rStyle w:val="Strong"/>
+                <w:rStyle w:val="a9"/>
+              </w:rPr>
+            </w:pPr>
+            <w:r>
+              <w:rPr>
+                <w:rStyle w:val="a9"/>
                 <w:color w:val="2E2F30"/>
               </w:rPr>
               <w:t>Математическое ПО</w:t>
             </w:r>
             <w:r>
               <w:rPr>
-                <w:rStyle w:val="Strong"/>
+                <w:rStyle w:val="a9"/>
                 <w:color w:val="2E2F30"/>
               </w:rPr>
               <w:t xml:space="preserve"> (2</w:t>
             </w:r>
             <w:r>
               <w:rPr>
-                <w:rStyle w:val="Strong"/>
+                <w:rStyle w:val="a9"/>
                 <w:color w:val="2E2F30"/>
               </w:rPr>
               <w:t>4</w:t>
             </w:r>
             <w:r>
               <w:rPr>
-                <w:rStyle w:val="Strong"/>
+                <w:rStyle w:val="a9"/>
                 <w:color w:val="2E2F30"/>
               </w:rPr>
               <w:t>0 000)</w:t>
             </w:r>
             <w:r>
               <w:rPr>
-                <w:rStyle w:val="Strong"/>
+                <w:rStyle w:val="a9"/>
               </w:rPr>
               <w:t>:</w:t>
             </w:r>
@@ -13738,26 +13709,26 @@
               <w:shd w:val="clear" w:color="auto" w:fill="FFFFFF"/>
               <w:spacing w:before="0" w:beforeAutospacing="0" w:after="0" w:afterAutospacing="0"/>
               <w:rPr>
-                <w:rStyle w:val="Strong"/>
-              </w:rPr>
-            </w:pPr>
-            <w:r>
-              <w:rPr>
-                <w:rStyle w:val="Strong"/>
+                <w:rStyle w:val="a9"/>
+              </w:rPr>
+            </w:pPr>
+            <w:r>
+              <w:rPr>
+                <w:rStyle w:val="a9"/>
                 <w:color w:val="2E2F30"/>
               </w:rPr>
               <w:t>Инструменты для анализа производительности и отладки</w:t>
             </w:r>
             <w:r>
               <w:rPr>
-                <w:rStyle w:val="Strong"/>
+                <w:rStyle w:val="a9"/>
                 <w:color w:val="2E2F30"/>
               </w:rPr>
               <w:t xml:space="preserve"> (60 000)</w:t>
             </w:r>
             <w:r>
               <w:rPr>
-                <w:rStyle w:val="Strong"/>
+                <w:rStyle w:val="a9"/>
               </w:rPr>
               <w:t>:</w:t>
             </w:r>
@@ -13847,40 +13818,40 @@
               <w:shd w:val="clear" w:color="auto" w:fill="FFFFFF"/>
               <w:spacing w:before="0" w:beforeAutospacing="0" w:after="0" w:afterAutospacing="0"/>
               <w:rPr>
-                <w:rStyle w:val="Strong"/>
-              </w:rPr>
-            </w:pPr>
-            <w:r>
-              <w:rPr>
-                <w:rStyle w:val="Strong"/>
+                <w:rStyle w:val="a9"/>
+              </w:rPr>
+            </w:pPr>
+            <w:r>
+              <w:rPr>
+                <w:rStyle w:val="a9"/>
                 <w:color w:val="2E2F30"/>
               </w:rPr>
               <w:t>Инструменты для визуализации данных</w:t>
             </w:r>
             <w:r>
               <w:rPr>
-                <w:rStyle w:val="Strong"/>
+                <w:rStyle w:val="a9"/>
                 <w:color w:val="2E2F30"/>
               </w:rPr>
               <w:t xml:space="preserve"> (</w:t>
             </w:r>
             <w:r>
               <w:rPr>
-                <w:rStyle w:val="Strong"/>
+                <w:rStyle w:val="a9"/>
                 <w:color w:val="2E2F30"/>
               </w:rPr>
               <w:t>30</w:t>
             </w:r>
             <w:r>
               <w:rPr>
-                <w:rStyle w:val="Strong"/>
+                <w:rStyle w:val="a9"/>
                 <w:color w:val="2E2F30"/>
               </w:rPr>
               <w:t xml:space="preserve"> 000)</w:t>
             </w:r>
             <w:r>
               <w:rPr>
-                <w:rStyle w:val="Strong"/>
+                <w:rStyle w:val="a9"/>
               </w:rPr>
               <w:t>:</w:t>
             </w:r>
@@ -13962,12 +13933,12 @@
               <w:shd w:val="clear" w:color="auto" w:fill="FFFFFF"/>
               <w:spacing w:before="0" w:beforeAutospacing="0" w:after="0" w:afterAutospacing="0"/>
               <w:rPr>
-                <w:rStyle w:val="Strong"/>
-              </w:rPr>
-            </w:pPr>
-            <w:r>
-              <w:rPr>
-                <w:rStyle w:val="Strong"/>
+                <w:rStyle w:val="a9"/>
+              </w:rPr>
+            </w:pPr>
+            <w:r>
+              <w:rPr>
+                <w:rStyle w:val="a9"/>
                 <w:color w:val="2E2F30"/>
               </w:rPr>
               <w:lastRenderedPageBreak/>
@@ -13975,14 +13946,14 @@
             </w:r>
             <w:r>
               <w:rPr>
-                <w:rStyle w:val="Strong"/>
+                <w:rStyle w:val="a9"/>
                 <w:color w:val="2E2F30"/>
               </w:rPr>
               <w:t xml:space="preserve"> (100 000)</w:t>
             </w:r>
             <w:r>
               <w:rPr>
-                <w:rStyle w:val="Strong"/>
+                <w:rStyle w:val="a9"/>
               </w:rPr>
               <w:t>:</w:t>
             </w:r>
@@ -14052,40 +14023,40 @@
               <w:shd w:val="clear" w:color="auto" w:fill="FFFFFF"/>
               <w:spacing w:before="0" w:beforeAutospacing="0" w:after="0" w:afterAutospacing="0"/>
               <w:rPr>
-                <w:rStyle w:val="Strong"/>
-              </w:rPr>
-            </w:pPr>
-            <w:r>
-              <w:rPr>
-                <w:rStyle w:val="Strong"/>
+                <w:rStyle w:val="a9"/>
+              </w:rPr>
+            </w:pPr>
+            <w:r>
+              <w:rPr>
+                <w:rStyle w:val="a9"/>
                 <w:color w:val="2E2F30"/>
               </w:rPr>
               <w:t>Дополнительное ПО</w:t>
             </w:r>
             <w:r>
               <w:rPr>
-                <w:rStyle w:val="Strong"/>
+                <w:rStyle w:val="a9"/>
                 <w:color w:val="2E2F30"/>
               </w:rPr>
               <w:t xml:space="preserve"> (</w:t>
             </w:r>
             <w:r>
               <w:rPr>
-                <w:rStyle w:val="Strong"/>
+                <w:rStyle w:val="a9"/>
                 <w:color w:val="2E2F30"/>
               </w:rPr>
               <w:t>70</w:t>
             </w:r>
             <w:r>
               <w:rPr>
-                <w:rStyle w:val="Strong"/>
+                <w:rStyle w:val="a9"/>
                 <w:color w:val="2E2F30"/>
               </w:rPr>
               <w:t xml:space="preserve"> 000)</w:t>
             </w:r>
             <w:r>
               <w:rPr>
-                <w:rStyle w:val="Strong"/>
+                <w:rStyle w:val="a9"/>
               </w:rPr>
               <w:t>:</w:t>
             </w:r>
@@ -14231,7 +14202,7 @@
             </w:pPr>
             <w:r>
               <w:rPr>
-                <w:rStyle w:val="Strong"/>
+                <w:rStyle w:val="a9"/>
                 <w:color w:val="2E2F30"/>
               </w:rPr>
               <w:t>Резерв на обновления и непредвиденные расходы</w:t>
@@ -14246,19 +14217,19 @@
             </w:r>
             <w:r>
               <w:rPr>
-                <w:rStyle w:val="Strong"/>
+                <w:rStyle w:val="a9"/>
               </w:rPr>
               <w:t>10</w:t>
             </w:r>
             <w:r>
               <w:rPr>
-                <w:rStyle w:val="Strong"/>
-              </w:rPr>
-              <w:t xml:space="preserve"> </w:t>
-            </w:r>
-            <w:r>
-              <w:rPr>
-                <w:rStyle w:val="Strong"/>
+                <w:rStyle w:val="a9"/>
+              </w:rPr>
+              <w:t xml:space="preserve"> </w:t>
+            </w:r>
+            <w:r>
+              <w:rPr>
+                <w:rStyle w:val="a9"/>
               </w:rPr>
               <w:t>000 руб.</w:t>
             </w:r>
@@ -19457,7 +19428,7 @@
 <w:ftr xmlns:wpc="http://schemas.microsoft.com/office/word/2010/wordprocessingCanvas" xmlns:cx="http://schemas.microsoft.com/office/drawing/2014/chartex" xmlns:cx1="http://schemas.microsoft.com/office/drawing/2015/9/8/chartex" xmlns:cx2="http://schemas.microsoft.com/office/drawing/2015/10/21/chartex" xmlns:cx3="http://schemas.microsoft.com/office/drawing/2016/5/9/chartex" xmlns:cx4="http://schemas.microsoft.com/office/drawing/2016/5/10/chartex" xmlns:cx5="http://schemas.microsoft.com/office/drawing/2016/5/11/chartex" xmlns:cx6="http://schemas.microsoft.com/office/drawing/2016/5/12/chartex" xmlns:cx7="http://schemas.microsoft.com/office/drawing/2016/5/13/chartex" xmlns:cx8="http://schemas.microsoft.com/office/drawing/2016/5/14/chartex" xmlns:mc="http://schemas.openxmlformats.org/markup-compatibility/2006" xmlns:aink="http://schemas.microsoft.com/office/drawing/2016/ink" xmlns:am3d="http://schemas.microsoft.com/office/drawing/2017/model3d" xmlns:o="urn:schemas-microsoft-com:office:office" xmlns:oel="http://schemas.microsoft.com/office/2019/extlst" xmlns:r="http://schemas.openxmlformats.org/officeDocument/2006/relationships" xmlns:m="http://schemas.openxmlformats.org/officeDocument/2006/math" xmlns:v="urn:schemas-microsoft-com:vml" xmlns:wp14="http://schemas.microsoft.com/office/word/2010/wordprocessingDrawing" xmlns:wp="http://schemas.openxmlformats.org/drawingml/2006/wordprocessingDrawing" xmlns:w10="urn:schemas-microsoft-com:office:word" xmlns:w="http://schemas.openxmlformats.org/wordprocessingml/2006/main" xmlns:w14="http://schemas.microsoft.com/office/word/2010/wordml" xmlns:w15="http://schemas.microsoft.com/office/word/2012/wordml" xmlns:w16cex="http://schemas.microsoft.com/office/word/2018/wordml/cex" xmlns:w16cid="http://schemas.microsoft.com/office/word/2016/wordml/cid" xmlns:w16="http://schemas.microsoft.com/office/word/2018/wordml" xmlns:w16sdtdh="http://schemas.microsoft.com/office/word/2020/wordml/sdtdatahash" xmlns:w16se="http://schemas.microsoft.com/office/word/2015/wordml/symex" xmlns:wpg="http://schemas.microsoft.com/office/word/2010/wordprocessingGroup" xmlns:wpi="http://schemas.microsoft.com/office/word/2010/wordprocessingInk" xmlns:wne="http://schemas.microsoft.com/office/word/2006/wordml" xmlns:wps="http://schemas.microsoft.com/office/word/2010/wordprocessingShape" mc:Ignorable="w14 w15 w16se w16cid w16 w16cex w16sdtdh wp14">
   <w:p>
     <w:pPr>
-      <w:pStyle w:val="BodyText"/>
+      <w:pStyle w:val="a3"/>
       <w:spacing w:line="14" w:lineRule="auto"/>
       <w:ind w:left="0"/>
       <w:rPr>
@@ -19619,7 +19590,7 @@
     <w:sdtContent>
       <w:p>
         <w:pPr>
-          <w:pStyle w:val="Footer"/>
+          <w:pStyle w:val="a7"/>
           <w:jc w:val="center"/>
         </w:pPr>
         <w:r>
@@ -19642,7 +19613,7 @@
   </w:sdt>
   <w:p>
     <w:pPr>
-      <w:pStyle w:val="BodyText"/>
+      <w:pStyle w:val="a3"/>
       <w:spacing w:line="14" w:lineRule="auto"/>
       <w:ind w:left="0"/>
       <w:rPr>
@@ -32465,7 +32436,7 @@
     <w:lsdException w:name="Unresolved Mention" w:semiHidden="1" w:unhideWhenUsed="1"/>
     <w:lsdException w:name="Smart Link" w:semiHidden="1" w:unhideWhenUsed="1"/>
   </w:latentStyles>
-  <w:style w:type="paragraph" w:default="1" w:styleId="Normal">
+  <w:style w:type="paragraph" w:default="1" w:styleId="a">
     <w:name w:val="Normal"/>
     <w:qFormat/>
     <w:rPr>
@@ -32473,9 +32444,9 @@
       <w:lang w:val="ru-RU"/>
     </w:rPr>
   </w:style>
-  <w:style w:type="paragraph" w:styleId="Heading1">
+  <w:style w:type="paragraph" w:styleId="1">
     <w:name w:val="heading 1"/>
-    <w:basedOn w:val="Normal"/>
+    <w:basedOn w:val="a"/>
     <w:uiPriority w:val="9"/>
     <w:qFormat/>
     <w:pPr>
@@ -32490,11 +32461,11 @@
       <w:szCs w:val="28"/>
     </w:rPr>
   </w:style>
-  <w:style w:type="paragraph" w:styleId="Heading4">
+  <w:style w:type="paragraph" w:styleId="4">
     <w:name w:val="heading 4"/>
-    <w:basedOn w:val="Normal"/>
-    <w:next w:val="Normal"/>
-    <w:link w:val="Heading4Char"/>
+    <w:basedOn w:val="a"/>
+    <w:next w:val="a"/>
+    <w:link w:val="40"/>
     <w:uiPriority w:val="9"/>
     <w:semiHidden/>
     <w:unhideWhenUsed/>
@@ -32518,12 +32489,13 @@
       <w14:ligatures w14:val="standardContextual"/>
     </w:rPr>
   </w:style>
-  <w:style w:type="character" w:default="1" w:styleId="DefaultParagraphFont">
+  <w:style w:type="character" w:default="1" w:styleId="a0">
     <w:name w:val="Default Paragraph Font"/>
     <w:uiPriority w:val="1"/>
+    <w:semiHidden/>
     <w:unhideWhenUsed/>
   </w:style>
-  <w:style w:type="table" w:default="1" w:styleId="TableNormal">
+  <w:style w:type="table" w:default="1" w:styleId="a1">
     <w:name w:val="Normal Table"/>
     <w:uiPriority w:val="99"/>
     <w:semiHidden/>
@@ -32538,7 +32510,7 @@
       </w:tblCellMar>
     </w:tblPr>
   </w:style>
-  <w:style w:type="numbering" w:default="1" w:styleId="NoList">
+  <w:style w:type="numbering" w:default="1" w:styleId="a2">
     <w:name w:val="No List"/>
     <w:uiPriority w:val="99"/>
     <w:semiHidden/>
@@ -32560,9 +32532,9 @@
       </w:tblCellMar>
     </w:tblPr>
   </w:style>
-  <w:style w:type="paragraph" w:styleId="BodyText">
+  <w:style w:type="paragraph" w:styleId="a3">
     <w:name w:val="Body Text"/>
-    <w:basedOn w:val="Normal"/>
+    <w:basedOn w:val="a"/>
     <w:uiPriority w:val="1"/>
     <w:qFormat/>
     <w:pPr>
@@ -32573,9 +32545,9 @@
       <w:szCs w:val="28"/>
     </w:rPr>
   </w:style>
-  <w:style w:type="paragraph" w:styleId="ListParagraph">
+  <w:style w:type="paragraph" w:styleId="a4">
     <w:name w:val="List Paragraph"/>
-    <w:basedOn w:val="Normal"/>
+    <w:basedOn w:val="a"/>
     <w:uiPriority w:val="1"/>
     <w:qFormat/>
     <w:pPr>
@@ -32585,13 +32557,13 @@
   </w:style>
   <w:style w:type="paragraph" w:customStyle="1" w:styleId="TableParagraph">
     <w:name w:val="Table Paragraph"/>
-    <w:basedOn w:val="Normal"/>
+    <w:basedOn w:val="a"/>
     <w:uiPriority w:val="1"/>
     <w:qFormat/>
   </w:style>
   <w:style w:type="paragraph" w:customStyle="1" w:styleId="whitespace-pre-wrap">
     <w:name w:val="whitespace-pre-wrap"/>
-    <w:basedOn w:val="Normal"/>
+    <w:basedOn w:val="a"/>
     <w:rsid w:val="00F02C5C"/>
     <w:pPr>
       <w:widowControl/>
@@ -32607,7 +32579,7 @@
   </w:style>
   <w:style w:type="paragraph" w:customStyle="1" w:styleId="whitespace-normal">
     <w:name w:val="whitespace-normal"/>
-    <w:basedOn w:val="Normal"/>
+    <w:basedOn w:val="a"/>
     <w:rsid w:val="00F02C5C"/>
     <w:pPr>
       <w:widowControl/>
@@ -32621,10 +32593,10 @@
       <w:lang w:eastAsia="ru-RU"/>
     </w:rPr>
   </w:style>
-  <w:style w:type="paragraph" w:styleId="Header">
+  <w:style w:type="paragraph" w:styleId="a5">
     <w:name w:val="header"/>
-    <w:basedOn w:val="Normal"/>
-    <w:link w:val="HeaderChar"/>
+    <w:basedOn w:val="a"/>
+    <w:link w:val="a6"/>
     <w:uiPriority w:val="99"/>
     <w:unhideWhenUsed/>
     <w:rsid w:val="00C71B10"/>
@@ -32635,10 +32607,10 @@
       </w:tabs>
     </w:pPr>
   </w:style>
-  <w:style w:type="character" w:customStyle="1" w:styleId="HeaderChar">
-    <w:name w:val="Header Char"/>
-    <w:basedOn w:val="DefaultParagraphFont"/>
-    <w:link w:val="Header"/>
+  <w:style w:type="character" w:customStyle="1" w:styleId="a6">
+    <w:name w:val="Верхний колонтитул Знак"/>
+    <w:basedOn w:val="a0"/>
+    <w:link w:val="a5"/>
     <w:uiPriority w:val="99"/>
     <w:rsid w:val="00C71B10"/>
     <w:rPr>
@@ -32646,10 +32618,10 @@
       <w:lang w:val="ru-RU"/>
     </w:rPr>
   </w:style>
-  <w:style w:type="paragraph" w:styleId="Footer">
+  <w:style w:type="paragraph" w:styleId="a7">
     <w:name w:val="footer"/>
-    <w:basedOn w:val="Normal"/>
-    <w:link w:val="FooterChar"/>
+    <w:basedOn w:val="a"/>
+    <w:link w:val="a8"/>
     <w:uiPriority w:val="99"/>
     <w:unhideWhenUsed/>
     <w:rsid w:val="00C71B10"/>
@@ -32660,10 +32632,10 @@
       </w:tabs>
     </w:pPr>
   </w:style>
-  <w:style w:type="character" w:customStyle="1" w:styleId="FooterChar">
-    <w:name w:val="Footer Char"/>
-    <w:basedOn w:val="DefaultParagraphFont"/>
-    <w:link w:val="Footer"/>
+  <w:style w:type="character" w:customStyle="1" w:styleId="a8">
+    <w:name w:val="Нижний колонтитул Знак"/>
+    <w:basedOn w:val="a0"/>
+    <w:link w:val="a7"/>
     <w:uiPriority w:val="99"/>
     <w:rsid w:val="00C71B10"/>
     <w:rPr>
@@ -32671,10 +32643,10 @@
       <w:lang w:val="ru-RU"/>
     </w:rPr>
   </w:style>
-  <w:style w:type="character" w:customStyle="1" w:styleId="Heading4Char">
-    <w:name w:val="Heading 4 Char"/>
-    <w:basedOn w:val="DefaultParagraphFont"/>
-    <w:link w:val="Heading4"/>
+  <w:style w:type="character" w:customStyle="1" w:styleId="40">
+    <w:name w:val="Заголовок 4 Знак"/>
+    <w:basedOn w:val="a0"/>
+    <w:link w:val="4"/>
     <w:uiPriority w:val="9"/>
     <w:semiHidden/>
     <w:rsid w:val="00EE4F76"/>
@@ -32690,7 +32662,7 @@
   </w:style>
   <w:style w:type="paragraph" w:customStyle="1" w:styleId="answerparserlistitemxqlov">
     <w:name w:val="answerparser_listitem__xqlov"/>
-    <w:basedOn w:val="Normal"/>
+    <w:basedOn w:val="a"/>
     <w:rsid w:val="00EE4F76"/>
     <w:pPr>
       <w:widowControl/>
@@ -32706,12 +32678,12 @@
   </w:style>
   <w:style w:type="character" w:customStyle="1" w:styleId="answerparsertextcontainerziiv">
     <w:name w:val="answerparser_textcontainer__z_iiv"/>
-    <w:basedOn w:val="DefaultParagraphFont"/>
+    <w:basedOn w:val="a0"/>
     <w:rsid w:val="00EE4F76"/>
   </w:style>
-  <w:style w:type="character" w:styleId="Strong">
+  <w:style w:type="character" w:styleId="a9">
     <w:name w:val="Strong"/>
-    <w:basedOn w:val="DefaultParagraphFont"/>
+    <w:basedOn w:val="a0"/>
     <w:uiPriority w:val="22"/>
     <w:qFormat/>
     <w:rsid w:val="00EE4F76"/>
@@ -32720,9 +32692,9 @@
       <w:bCs/>
     </w:rPr>
   </w:style>
-  <w:style w:type="character" w:styleId="Hyperlink">
+  <w:style w:type="character" w:styleId="aa">
     <w:name w:val="Hyperlink"/>
-    <w:basedOn w:val="DefaultParagraphFont"/>
+    <w:basedOn w:val="a0"/>
     <w:uiPriority w:val="99"/>
     <w:unhideWhenUsed/>
     <w:rsid w:val="001C0E24"/>
@@ -32731,9 +32703,9 @@
       <w:u w:val="single"/>
     </w:rPr>
   </w:style>
-  <w:style w:type="character" w:styleId="UnresolvedMention">
+  <w:style w:type="character" w:styleId="ab">
     <w:name w:val="Unresolved Mention"/>
-    <w:basedOn w:val="DefaultParagraphFont"/>
+    <w:basedOn w:val="a0"/>
     <w:uiPriority w:val="99"/>
     <w:semiHidden/>
     <w:unhideWhenUsed/>
@@ -32745,13 +32717,13 @@
   </w:style>
   <w:style w:type="character" w:customStyle="1" w:styleId="wmi-callto">
     <w:name w:val="wmi-callto"/>
-    <w:basedOn w:val="DefaultParagraphFont"/>
+    <w:basedOn w:val="a0"/>
     <w:rsid w:val="00C34B3E"/>
   </w:style>
-  <w:style w:type="paragraph" w:styleId="HTMLPreformatted">
+  <w:style w:type="paragraph" w:styleId="HTML">
     <w:name w:val="HTML Preformatted"/>
-    <w:basedOn w:val="Normal"/>
-    <w:link w:val="HTMLPreformattedChar"/>
+    <w:basedOn w:val="a"/>
+    <w:link w:val="HTML0"/>
     <w:uiPriority w:val="99"/>
     <w:semiHidden/>
     <w:unhideWhenUsed/>
@@ -32762,10 +32734,10 @@
       <w:szCs w:val="20"/>
     </w:rPr>
   </w:style>
-  <w:style w:type="character" w:customStyle="1" w:styleId="HTMLPreformattedChar">
-    <w:name w:val="HTML Preformatted Char"/>
-    <w:basedOn w:val="DefaultParagraphFont"/>
-    <w:link w:val="HTMLPreformatted"/>
+  <w:style w:type="character" w:customStyle="1" w:styleId="HTML0">
+    <w:name w:val="Стандартный HTML Знак"/>
+    <w:basedOn w:val="a0"/>
+    <w:link w:val="HTML"/>
     <w:uiPriority w:val="99"/>
     <w:semiHidden/>
     <w:rsid w:val="00AB163B"/>
